--- a/Rapport_Projet_Retention_Churn.docx
+++ b/Rapport_Projet_Retention_Churn.docx
@@ -4,52 +4,178 @@
   <w:body>
     <w:p>
       <w:pPr>
-        <w:spacing w:before="400" w:after="80"/>
-        <w:jc w:val="center"/>
-        <w:rPr>
-          <w:lang w:val="it-IT"/>
-        </w:rPr>
-      </w:pPr>
-      <w:r>
-        <w:rPr>
-          <w:i/>
-          <w:iCs/>
-          <w:color w:val="808080"/>
-          <w:lang w:val="it-IT"/>
-        </w:rPr>
-        <w:t>[ Logo EFREI ]</w:t>
-      </w:r>
-    </w:p>
-    <w:p>
-      <w:pPr>
         <w:spacing w:before="200" w:after="60"/>
         <w:jc w:val="center"/>
-        <w:rPr>
-          <w:lang w:val="it-IT"/>
-        </w:rPr>
-      </w:pPr>
-      <w:r>
         <w:rPr>
           <w:color w:val="1F4E79"/>
           <w:sz w:val="24"/>
           <w:szCs w:val="24"/>
           <w:lang w:val="it-IT"/>
         </w:rPr>
-        <w:t>EFREI — Mastère Data Engineering &amp; IA</w:t>
+      </w:pPr>
+      <w:r>
+        <w:rPr>
+          <w:noProof/>
+        </w:rPr>
+        <w:drawing>
+          <wp:anchor distT="0" distB="0" distL="114300" distR="114300" simplePos="0" relativeHeight="251658240" behindDoc="0" locked="0" layoutInCell="1" allowOverlap="1" wp14:anchorId="4D90D738" wp14:editId="347137F8">
+            <wp:simplePos x="0" y="0"/>
+            <wp:positionH relativeFrom="column">
+              <wp:posOffset>1364673</wp:posOffset>
+            </wp:positionH>
+            <wp:positionV relativeFrom="paragraph">
+              <wp:posOffset>48260</wp:posOffset>
+            </wp:positionV>
+            <wp:extent cx="3158490" cy="1025525"/>
+            <wp:effectExtent l="0" t="0" r="3810" b="3175"/>
+            <wp:wrapSquare wrapText="bothSides"/>
+            <wp:docPr id="886694166" name="Image 1" descr="Une image contenant Police, logo, conception&#10;&#10;Le contenu généré par l’IA peut être incorrect."/>
+            <wp:cNvGraphicFramePr>
+              <a:graphicFrameLocks xmlns:a="http://schemas.openxmlformats.org/drawingml/2006/main" noChangeAspect="1"/>
+            </wp:cNvGraphicFramePr>
+            <a:graphic xmlns:a="http://schemas.openxmlformats.org/drawingml/2006/main">
+              <a:graphicData uri="http://schemas.openxmlformats.org/drawingml/2006/picture">
+                <pic:pic xmlns:pic="http://schemas.openxmlformats.org/drawingml/2006/picture">
+                  <pic:nvPicPr>
+                    <pic:cNvPr id="886694166" name="Image 1" descr="Une image contenant Police, logo, conception&#10;&#10;Le contenu généré par l’IA peut être incorrect."/>
+                    <pic:cNvPicPr>
+                      <a:picLocks noChangeAspect="1" noChangeArrowheads="1"/>
+                    </pic:cNvPicPr>
+                  </pic:nvPicPr>
+                  <pic:blipFill>
+                    <a:blip r:embed="rId7">
+                      <a:extLst>
+                        <a:ext uri="{28A0092B-C50C-407E-A947-70E740481C1C}">
+                          <a14:useLocalDpi xmlns:a14="http://schemas.microsoft.com/office/drawing/2010/main" val="0"/>
+                        </a:ext>
+                      </a:extLst>
+                    </a:blip>
+                    <a:srcRect/>
+                    <a:stretch>
+                      <a:fillRect/>
+                    </a:stretch>
+                  </pic:blipFill>
+                  <pic:spPr bwMode="auto">
+                    <a:xfrm>
+                      <a:off x="0" y="0"/>
+                      <a:ext cx="3158490" cy="1025525"/>
+                    </a:xfrm>
+                    <a:prstGeom prst="rect">
+                      <a:avLst/>
+                    </a:prstGeom>
+                    <a:noFill/>
+                    <a:ln>
+                      <a:noFill/>
+                    </a:ln>
+                  </pic:spPr>
+                </pic:pic>
+              </a:graphicData>
+            </a:graphic>
+            <wp14:sizeRelH relativeFrom="margin">
+              <wp14:pctWidth>0</wp14:pctWidth>
+            </wp14:sizeRelH>
+            <wp14:sizeRelV relativeFrom="margin">
+              <wp14:pctHeight>0</wp14:pctHeight>
+            </wp14:sizeRelV>
+          </wp:anchor>
+        </w:drawing>
+      </w:r>
+    </w:p>
+    <w:p>
+      <w:pPr>
+        <w:spacing w:before="200" w:after="60"/>
+        <w:jc w:val="center"/>
+        <w:rPr>
+          <w:color w:val="1F4E79"/>
+          <w:sz w:val="24"/>
+          <w:szCs w:val="24"/>
+        </w:rPr>
+      </w:pPr>
+    </w:p>
+    <w:p>
+      <w:pPr>
+        <w:spacing w:before="200" w:after="60"/>
+        <w:jc w:val="center"/>
+        <w:rPr>
+          <w:color w:val="1F4E79"/>
+          <w:sz w:val="24"/>
+          <w:szCs w:val="24"/>
+        </w:rPr>
+      </w:pPr>
+    </w:p>
+    <w:p>
+      <w:pPr>
+        <w:spacing w:before="200" w:after="60"/>
+        <w:jc w:val="center"/>
+        <w:rPr>
+          <w:color w:val="1F4E79"/>
+          <w:sz w:val="24"/>
+          <w:szCs w:val="24"/>
+        </w:rPr>
+      </w:pPr>
+    </w:p>
+    <w:p>
+      <w:pPr>
+        <w:spacing w:before="200" w:after="60"/>
+        <w:jc w:val="center"/>
+        <w:rPr>
+          <w:lang w:val="it-IT"/>
+        </w:rPr>
+      </w:pPr>
+      <w:r>
+        <w:rPr>
+          <w:color w:val="1F4E79"/>
+          <w:sz w:val="24"/>
+          <w:szCs w:val="24"/>
+        </w:rPr>
+        <w:t xml:space="preserve">EFREI </w:t>
+      </w:r>
+      <w:r>
+        <w:rPr>
+          <w:color w:val="1F4E79"/>
+          <w:sz w:val="24"/>
+          <w:szCs w:val="24"/>
+        </w:rPr>
+        <w:t>-</w:t>
+      </w:r>
+      <w:r>
+        <w:rPr>
+          <w:color w:val="1F4E79"/>
+          <w:sz w:val="24"/>
+          <w:szCs w:val="24"/>
+        </w:rPr>
+        <w:t xml:space="preserve"> Mastère Data Engineering &amp; IA</w:t>
       </w:r>
     </w:p>
     <w:p>
       <w:pPr>
         <w:spacing w:before="600" w:after="120"/>
         <w:jc w:val="center"/>
-      </w:pPr>
-      <w:r>
         <w:rPr>
           <w:b/>
           <w:bCs/>
           <w:color w:val="1F4E79"/>
-          <w:sz w:val="40"/>
-          <w:szCs w:val="40"/>
+          <w:sz w:val="56"/>
+          <w:szCs w:val="56"/>
+        </w:rPr>
+      </w:pPr>
+    </w:p>
+    <w:p>
+      <w:pPr>
+        <w:spacing w:before="600" w:after="120"/>
+        <w:jc w:val="center"/>
+        <w:rPr>
+          <w:sz w:val="36"/>
+          <w:szCs w:val="36"/>
+        </w:rPr>
+      </w:pPr>
+      <w:r>
+        <w:rPr>
+          <w:b/>
+          <w:bCs/>
+          <w:color w:val="1F4E79"/>
+          <w:sz w:val="56"/>
+          <w:szCs w:val="56"/>
         </w:rPr>
         <w:t>Système Intelligent Multi-Modèles pour la Rétention Client</w:t>
       </w:r>
@@ -58,44 +184,186 @@
       <w:pPr>
         <w:spacing w:after="400"/>
         <w:jc w:val="center"/>
-      </w:pPr>
-      <w:r>
+        <w:rPr>
+          <w:sz w:val="32"/>
+          <w:szCs w:val="32"/>
+        </w:rPr>
+      </w:pPr>
+      <w:r>
+        <w:rPr>
+          <w:sz w:val="32"/>
+          <w:szCs w:val="32"/>
+        </w:rPr>
+        <w:t>Prédiction du churn et évaluation du risque de revenus</w:t>
+      </w:r>
+    </w:p>
+    <w:p>
+      <w:pPr>
+        <w:spacing w:after="400"/>
+        <w:jc w:val="center"/>
+        <w:rPr>
+          <w:sz w:val="24"/>
+          <w:szCs w:val="24"/>
+        </w:rPr>
+      </w:pPr>
+      <w:r>
+        <w:rPr>
+          <w:b/>
+          <w:bCs/>
+        </w:rPr>
+        <w:t>Projet certifiant RNCP40875 - Expert en Ingénierie de Données</w:t>
+      </w:r>
+      <w:r>
+        <w:rPr>
+          <w:sz w:val="24"/>
+          <w:szCs w:val="24"/>
+        </w:rPr>
+        <w:br/>
+      </w:r>
+      <w:r>
+        <w:t>Bloc 2 : Piloter et implémenter des solutions d'IA</w:t>
+      </w:r>
+    </w:p>
+    <w:p>
+      <w:pPr>
+        <w:spacing w:after="400"/>
+        <w:jc w:val="center"/>
+      </w:pPr>
+    </w:p>
+    <w:p>
+      <w:pPr>
+        <w:spacing w:after="400"/>
+        <w:jc w:val="center"/>
+      </w:pPr>
+    </w:p>
+    <w:p>
+      <w:pPr>
+        <w:spacing w:after="400"/>
+        <w:jc w:val="center"/>
+      </w:pPr>
+    </w:p>
+    <w:p>
+      <w:pPr>
+        <w:spacing w:after="40"/>
+        <w:jc w:val="center"/>
         <w:rPr>
           <w:sz w:val="28"/>
           <w:szCs w:val="28"/>
         </w:rPr>
-        <w:t>Prédiction du churn et évaluation du risque de revenus</w:t>
-      </w:r>
-    </w:p>
-    <w:p>
-      <w:pPr>
-        <w:spacing w:before="200" w:after="60"/>
-        <w:jc w:val="center"/>
-      </w:pPr>
-      <w:r>
-        <w:rPr>
-          <w:i/>
-          <w:iCs/>
-          <w:sz w:val="26"/>
-          <w:szCs w:val="26"/>
-        </w:rPr>
-        <w:t>Rapport de projet Data Science</w:t>
+      </w:pPr>
+      <w:r>
+        <w:rPr>
+          <w:b/>
+          <w:bCs/>
+          <w:sz w:val="28"/>
+          <w:szCs w:val="28"/>
+        </w:rPr>
+        <w:t>Auteur</w:t>
+      </w:r>
+      <w:r>
+        <w:rPr>
+          <w:b/>
+          <w:bCs/>
+          <w:sz w:val="28"/>
+          <w:szCs w:val="28"/>
+        </w:rPr>
+        <w:t>s</w:t>
+      </w:r>
+      <w:r>
+        <w:rPr>
+          <w:b/>
+          <w:bCs/>
+          <w:sz w:val="28"/>
+          <w:szCs w:val="28"/>
+        </w:rPr>
+        <w:t xml:space="preserve"> : </w:t>
+      </w:r>
+      <w:r>
+        <w:rPr>
+          <w:sz w:val="28"/>
+          <w:szCs w:val="28"/>
+        </w:rPr>
+        <w:t>Khanh Vy TA</w:t>
+      </w:r>
+      <w:r>
+        <w:rPr>
+          <w:sz w:val="28"/>
+          <w:szCs w:val="28"/>
+        </w:rPr>
+        <w:t>, Alice</w:t>
+      </w:r>
+      <w:r>
+        <w:rPr>
+          <w:sz w:val="28"/>
+          <w:szCs w:val="28"/>
+        </w:rPr>
+        <w:t xml:space="preserve"> Colomb</w:t>
+      </w:r>
+      <w:r>
+        <w:rPr>
+          <w:sz w:val="28"/>
+          <w:szCs w:val="28"/>
+        </w:rPr>
+        <w:t>e</w:t>
+      </w:r>
+      <w:r>
+        <w:rPr>
+          <w:sz w:val="28"/>
+          <w:szCs w:val="28"/>
+        </w:rPr>
+        <w:t xml:space="preserve"> </w:t>
+      </w:r>
+      <w:r>
+        <w:rPr>
+          <w:sz w:val="28"/>
+          <w:szCs w:val="28"/>
+        </w:rPr>
+        <w:t>MADOUNGOU MOUNDOUBI</w:t>
       </w:r>
     </w:p>
     <w:p>
       <w:pPr>
         <w:spacing w:after="40"/>
         <w:jc w:val="center"/>
+        <w:rPr>
+          <w:sz w:val="28"/>
+          <w:szCs w:val="28"/>
+          <w:lang w:val="en-US"/>
+        </w:rPr>
       </w:pPr>
       <w:r>
         <w:rPr>
           <w:b/>
           <w:bCs/>
-        </w:rPr>
-        <w:t xml:space="preserve">Auteur(s) / binôme : </w:t>
-      </w:r>
-      <w:r>
-        <w:t>[ Vos noms — Prénom NOM ]</w:t>
+          <w:sz w:val="28"/>
+          <w:szCs w:val="28"/>
+          <w:lang w:val="en-US"/>
+        </w:rPr>
+        <w:t xml:space="preserve">Promotion : </w:t>
+      </w:r>
+      <w:r>
+        <w:rPr>
+          <w:sz w:val="28"/>
+          <w:szCs w:val="28"/>
+          <w:lang w:val="en-US"/>
+        </w:rPr>
+        <w:t xml:space="preserve">Mastère Data Engineering &amp; IA </w:t>
+      </w:r>
+      <w:r>
+        <w:rPr>
+          <w:sz w:val="28"/>
+          <w:szCs w:val="28"/>
+          <w:lang w:val="en-US"/>
+        </w:rPr>
+        <w:t>-</w:t>
+      </w:r>
+      <w:r>
+        <w:rPr>
+          <w:sz w:val="28"/>
+          <w:szCs w:val="28"/>
+          <w:lang w:val="en-US"/>
+        </w:rPr>
+        <w:t xml:space="preserve"> 2025-2026</w:t>
       </w:r>
     </w:p>
     <w:p>
@@ -103,116 +371,98 @@
         <w:spacing w:after="40"/>
         <w:jc w:val="center"/>
         <w:rPr>
-          <w:lang w:val="en-US"/>
+          <w:sz w:val="28"/>
+          <w:szCs w:val="28"/>
         </w:rPr>
       </w:pPr>
       <w:r>
         <w:rPr>
           <w:b/>
           <w:bCs/>
-          <w:lang w:val="en-US"/>
-        </w:rPr>
-        <w:t xml:space="preserve">Promotion : </w:t>
-      </w:r>
-      <w:r>
-        <w:rPr>
-          <w:lang w:val="en-US"/>
-        </w:rPr>
-        <w:t>Mastère Data Engineering &amp; IA — 2025-2026</w:t>
+          <w:sz w:val="28"/>
+          <w:szCs w:val="28"/>
+        </w:rPr>
+        <w:t xml:space="preserve">Tuteur / tutrice : </w:t>
+      </w:r>
+      <w:r>
+        <w:rPr>
+          <w:sz w:val="28"/>
+          <w:szCs w:val="28"/>
+        </w:rPr>
+        <w:t>Sarah Malaeb</w:t>
       </w:r>
     </w:p>
     <w:p>
       <w:pPr>
         <w:spacing w:after="40"/>
         <w:jc w:val="center"/>
+        <w:rPr>
+          <w:sz w:val="28"/>
+          <w:szCs w:val="28"/>
+        </w:rPr>
       </w:pPr>
       <w:r>
         <w:rPr>
           <w:b/>
           <w:bCs/>
-        </w:rPr>
-        <w:t xml:space="preserve">Tuteur / tutrice : </w:t>
-      </w:r>
-      <w:r>
-        <w:t>[ Nom du tuteur ]</w:t>
+          <w:sz w:val="28"/>
+          <w:szCs w:val="28"/>
+        </w:rPr>
+        <w:t xml:space="preserve">Formateur / formatrice : </w:t>
+      </w:r>
+      <w:r>
+        <w:rPr>
+          <w:sz w:val="28"/>
+          <w:szCs w:val="28"/>
+        </w:rPr>
+        <w:t>Sarah Malaeb</w:t>
       </w:r>
     </w:p>
     <w:p>
       <w:pPr>
         <w:spacing w:after="40"/>
         <w:jc w:val="center"/>
+        <w:rPr>
+          <w:sz w:val="28"/>
+          <w:szCs w:val="28"/>
+        </w:rPr>
       </w:pPr>
       <w:r>
         <w:rPr>
           <w:b/>
           <w:bCs/>
-        </w:rPr>
-        <w:t xml:space="preserve">Formateur / formatrice : </w:t>
-      </w:r>
-      <w:r>
-        <w:t>Sarah Malaeb</w:t>
-      </w:r>
-    </w:p>
-    <w:p>
-      <w:pPr>
-        <w:spacing w:after="40"/>
-        <w:jc w:val="center"/>
-      </w:pPr>
-      <w:r>
-        <w:rPr>
-          <w:b/>
-          <w:bCs/>
+          <w:sz w:val="28"/>
+          <w:szCs w:val="28"/>
         </w:rPr>
         <w:t xml:space="preserve">Date du rapport : </w:t>
       </w:r>
       <w:r>
-        <w:t>[ jj/mm/2026 ]</w:t>
-      </w:r>
-    </w:p>
-    <w:p>
-      <w:pPr>
-        <w:spacing w:after="40"/>
-        <w:jc w:val="center"/>
-      </w:pPr>
-      <w:r>
-        <w:rPr>
-          <w:b/>
-          <w:bCs/>
-        </w:rPr>
-        <w:t xml:space="preserve">Dépôt GitHub : </w:t>
-      </w:r>
-      <w:r>
-        <w:t>github.com/takhanhvy/Systeme-Intelligent-Multi-Modeles...</w:t>
-      </w:r>
-    </w:p>
-    <w:p>
-      <w:pPr>
-        <w:pBdr>
-          <w:top w:val="single" w:sz="6" w:space="6" w:color="1F4E79"/>
-        </w:pBdr>
-        <w:spacing w:before="500"/>
-        <w:jc w:val="center"/>
-      </w:pPr>
-      <w:r>
-        <w:rPr>
-          <w:b/>
-          <w:bCs/>
-          <w:sz w:val="20"/>
-          <w:szCs w:val="20"/>
-        </w:rPr>
-        <w:t>Projet certifiant RNCP40875 — Expert en Ingénierie de Données</w:t>
-      </w:r>
-    </w:p>
-    <w:p>
-      <w:pPr>
-        <w:jc w:val="center"/>
-      </w:pPr>
-      <w:r>
-        <w:rPr>
-          <w:sz w:val="20"/>
-          <w:szCs w:val="20"/>
-        </w:rPr>
-        <w:t>Bloc 2 : Piloter et implémenter des solutions d'IA</w:t>
+        <w:rPr>
+          <w:sz w:val="28"/>
+          <w:szCs w:val="28"/>
+        </w:rPr>
+        <w:t>30</w:t>
+      </w:r>
+      <w:r>
+        <w:rPr>
+          <w:sz w:val="28"/>
+          <w:szCs w:val="28"/>
+        </w:rPr>
+        <w:t>/</w:t>
+      </w:r>
+      <w:r>
+        <w:rPr>
+          <w:sz w:val="28"/>
+          <w:szCs w:val="28"/>
+        </w:rPr>
+        <w:t>06</w:t>
+      </w:r>
+      <w:r>
+        <w:rPr>
+          <w:sz w:val="28"/>
+          <w:szCs w:val="28"/>
+        </w:rPr>
+        <w:t>/2026</w:t>
       </w:r>
     </w:p>
     <w:p>
@@ -224,7 +474,7 @@
       <w:pPr>
         <w:pStyle w:val="Titre1"/>
       </w:pPr>
-      <w:bookmarkStart w:id="0" w:name="_Toc233331154"/>
+      <w:bookmarkStart w:id="0" w:name="_Toc233363385"/>
       <w:r>
         <w:lastRenderedPageBreak/>
         <w:t>Sommaire</w:t>
@@ -234,7 +484,7 @@
     <w:sdt>
       <w:sdtPr>
         <w:alias w:val="Sommaire"/>
-        <w:id w:val="1849057103"/>
+        <w:id w:val="-805540941"/>
       </w:sdtPr>
       <w:sdtContent>
         <w:p>
@@ -256,7 +506,7 @@
           <w:r>
             <w:fldChar w:fldCharType="separate"/>
           </w:r>
-          <w:hyperlink w:anchor="_Toc233331154" w:history="1">
+          <w:hyperlink w:anchor="_Toc233363385" w:history="1">
             <w:r>
               <w:rPr>
                 <w:rStyle w:val="Lienhypertexte"/>
@@ -280,7 +530,7 @@
               <w:rPr>
                 <w:noProof/>
               </w:rPr>
-              <w:instrText xml:space="preserve"> PAGEREF _Toc233331154 \h </w:instrText>
+              <w:instrText xml:space="preserve"> PAGEREF _Toc233363385 \h </w:instrText>
             </w:r>
             <w:r>
               <w:rPr>
@@ -297,7 +547,7 @@
               <w:rPr>
                 <w:noProof/>
               </w:rPr>
-              <w:t>1</w:t>
+              <w:t>2</w:t>
             </w:r>
             <w:r>
               <w:rPr>
@@ -317,7 +567,7 @@
               <w:noProof/>
             </w:rPr>
           </w:pPr>
-          <w:hyperlink w:anchor="_Toc233331155" w:history="1">
+          <w:hyperlink w:anchor="_Toc233363386" w:history="1">
             <w:r>
               <w:rPr>
                 <w:rStyle w:val="Lienhypertexte"/>
@@ -341,7 +591,7 @@
               <w:rPr>
                 <w:noProof/>
               </w:rPr>
-              <w:instrText xml:space="preserve"> PAGEREF _Toc233331155 \h </w:instrText>
+              <w:instrText xml:space="preserve"> PAGEREF _Toc233363386 \h </w:instrText>
             </w:r>
             <w:r>
               <w:rPr>
@@ -358,7 +608,7 @@
               <w:rPr>
                 <w:noProof/>
               </w:rPr>
-              <w:t>1</w:t>
+              <w:t>4</w:t>
             </w:r>
             <w:r>
               <w:rPr>
@@ -378,7 +628,7 @@
               <w:noProof/>
             </w:rPr>
           </w:pPr>
-          <w:hyperlink w:anchor="_Toc233331156" w:history="1">
+          <w:hyperlink w:anchor="_Toc233363387" w:history="1">
             <w:r>
               <w:rPr>
                 <w:rStyle w:val="Lienhypertexte"/>
@@ -402,7 +652,7 @@
               <w:rPr>
                 <w:noProof/>
               </w:rPr>
-              <w:instrText xml:space="preserve"> PAGEREF _Toc233331156 \h </w:instrText>
+              <w:instrText xml:space="preserve"> PAGEREF _Toc233363387 \h </w:instrText>
             </w:r>
             <w:r>
               <w:rPr>
@@ -419,7 +669,7 @@
               <w:rPr>
                 <w:noProof/>
               </w:rPr>
-              <w:t>1</w:t>
+              <w:t>5</w:t>
             </w:r>
             <w:r>
               <w:rPr>
@@ -439,7 +689,7 @@
               <w:noProof/>
             </w:rPr>
           </w:pPr>
-          <w:hyperlink w:anchor="_Toc233331157" w:history="1">
+          <w:hyperlink w:anchor="_Toc233363388" w:history="1">
             <w:r>
               <w:rPr>
                 <w:rStyle w:val="Lienhypertexte"/>
@@ -463,7 +713,7 @@
               <w:rPr>
                 <w:noProof/>
               </w:rPr>
-              <w:instrText xml:space="preserve"> PAGEREF _Toc233331157 \h </w:instrText>
+              <w:instrText xml:space="preserve"> PAGEREF _Toc233363388 \h </w:instrText>
             </w:r>
             <w:r>
               <w:rPr>
@@ -480,7 +730,7 @@
               <w:rPr>
                 <w:noProof/>
               </w:rPr>
-              <w:t>1</w:t>
+              <w:t>5</w:t>
             </w:r>
             <w:r>
               <w:rPr>
@@ -500,7 +750,7 @@
               <w:noProof/>
             </w:rPr>
           </w:pPr>
-          <w:hyperlink w:anchor="_Toc233331158" w:history="1">
+          <w:hyperlink w:anchor="_Toc233363389" w:history="1">
             <w:r>
               <w:rPr>
                 <w:rStyle w:val="Lienhypertexte"/>
@@ -524,7 +774,7 @@
               <w:rPr>
                 <w:noProof/>
               </w:rPr>
-              <w:instrText xml:space="preserve"> PAGEREF _Toc233331158 \h </w:instrText>
+              <w:instrText xml:space="preserve"> PAGEREF _Toc233363389 \h </w:instrText>
             </w:r>
             <w:r>
               <w:rPr>
@@ -541,7 +791,7 @@
               <w:rPr>
                 <w:noProof/>
               </w:rPr>
-              <w:t>1</w:t>
+              <w:t>6</w:t>
             </w:r>
             <w:r>
               <w:rPr>
@@ -561,7 +811,7 @@
               <w:noProof/>
             </w:rPr>
           </w:pPr>
-          <w:hyperlink w:anchor="_Toc233331159" w:history="1">
+          <w:hyperlink w:anchor="_Toc233363390" w:history="1">
             <w:r>
               <w:rPr>
                 <w:rStyle w:val="Lienhypertexte"/>
@@ -585,7 +835,7 @@
               <w:rPr>
                 <w:noProof/>
               </w:rPr>
-              <w:instrText xml:space="preserve"> PAGEREF _Toc233331159 \h </w:instrText>
+              <w:instrText xml:space="preserve"> PAGEREF _Toc233363390 \h </w:instrText>
             </w:r>
             <w:r>
               <w:rPr>
@@ -602,7 +852,7 @@
               <w:rPr>
                 <w:noProof/>
               </w:rPr>
-              <w:t>1</w:t>
+              <w:t>6</w:t>
             </w:r>
             <w:r>
               <w:rPr>
@@ -622,7 +872,7 @@
               <w:noProof/>
             </w:rPr>
           </w:pPr>
-          <w:hyperlink w:anchor="_Toc233331160" w:history="1">
+          <w:hyperlink w:anchor="_Toc233363391" w:history="1">
             <w:r>
               <w:rPr>
                 <w:rStyle w:val="Lienhypertexte"/>
@@ -646,7 +896,7 @@
               <w:rPr>
                 <w:noProof/>
               </w:rPr>
-              <w:instrText xml:space="preserve"> PAGEREF _Toc233331160 \h </w:instrText>
+              <w:instrText xml:space="preserve"> PAGEREF _Toc233363391 \h </w:instrText>
             </w:r>
             <w:r>
               <w:rPr>
@@ -663,7 +913,7 @@
               <w:rPr>
                 <w:noProof/>
               </w:rPr>
-              <w:t>1</w:t>
+              <w:t>6</w:t>
             </w:r>
             <w:r>
               <w:rPr>
@@ -683,7 +933,7 @@
               <w:noProof/>
             </w:rPr>
           </w:pPr>
-          <w:hyperlink w:anchor="_Toc233331161" w:history="1">
+          <w:hyperlink w:anchor="_Toc233363392" w:history="1">
             <w:r>
               <w:rPr>
                 <w:rStyle w:val="Lienhypertexte"/>
@@ -707,7 +957,7 @@
               <w:rPr>
                 <w:noProof/>
               </w:rPr>
-              <w:instrText xml:space="preserve"> PAGEREF _Toc233331161 \h </w:instrText>
+              <w:instrText xml:space="preserve"> PAGEREF _Toc233363392 \h </w:instrText>
             </w:r>
             <w:r>
               <w:rPr>
@@ -724,7 +974,7 @@
               <w:rPr>
                 <w:noProof/>
               </w:rPr>
-              <w:t>1</w:t>
+              <w:t>7</w:t>
             </w:r>
             <w:r>
               <w:rPr>
@@ -744,7 +994,7 @@
               <w:noProof/>
             </w:rPr>
           </w:pPr>
-          <w:hyperlink w:anchor="_Toc233331162" w:history="1">
+          <w:hyperlink w:anchor="_Toc233363393" w:history="1">
             <w:r>
               <w:rPr>
                 <w:rStyle w:val="Lienhypertexte"/>
@@ -768,7 +1018,7 @@
               <w:rPr>
                 <w:noProof/>
               </w:rPr>
-              <w:instrText xml:space="preserve"> PAGEREF _Toc233331162 \h </w:instrText>
+              <w:instrText xml:space="preserve"> PAGEREF _Toc233363393 \h </w:instrText>
             </w:r>
             <w:r>
               <w:rPr>
@@ -785,7 +1035,7 @@
               <w:rPr>
                 <w:noProof/>
               </w:rPr>
-              <w:t>1</w:t>
+              <w:t>7</w:t>
             </w:r>
             <w:r>
               <w:rPr>
@@ -805,7 +1055,7 @@
               <w:noProof/>
             </w:rPr>
           </w:pPr>
-          <w:hyperlink w:anchor="_Toc233331163" w:history="1">
+          <w:hyperlink w:anchor="_Toc233363394" w:history="1">
             <w:r>
               <w:rPr>
                 <w:rStyle w:val="Lienhypertexte"/>
@@ -829,7 +1079,7 @@
               <w:rPr>
                 <w:noProof/>
               </w:rPr>
-              <w:instrText xml:space="preserve"> PAGEREF _Toc233331163 \h </w:instrText>
+              <w:instrText xml:space="preserve"> PAGEREF _Toc233363394 \h </w:instrText>
             </w:r>
             <w:r>
               <w:rPr>
@@ -846,7 +1096,7 @@
               <w:rPr>
                 <w:noProof/>
               </w:rPr>
-              <w:t>1</w:t>
+              <w:t>7</w:t>
             </w:r>
             <w:r>
               <w:rPr>
@@ -866,7 +1116,7 @@
               <w:noProof/>
             </w:rPr>
           </w:pPr>
-          <w:hyperlink w:anchor="_Toc233331164" w:history="1">
+          <w:hyperlink w:anchor="_Toc233363395" w:history="1">
             <w:r>
               <w:rPr>
                 <w:rStyle w:val="Lienhypertexte"/>
@@ -890,7 +1140,7 @@
               <w:rPr>
                 <w:noProof/>
               </w:rPr>
-              <w:instrText xml:space="preserve"> PAGEREF _Toc233331164 \h </w:instrText>
+              <w:instrText xml:space="preserve"> PAGEREF _Toc233363395 \h </w:instrText>
             </w:r>
             <w:r>
               <w:rPr>
@@ -907,7 +1157,7 @@
               <w:rPr>
                 <w:noProof/>
               </w:rPr>
-              <w:t>1</w:t>
+              <w:t>8</w:t>
             </w:r>
             <w:r>
               <w:rPr>
@@ -927,7 +1177,7 @@
               <w:noProof/>
             </w:rPr>
           </w:pPr>
-          <w:hyperlink w:anchor="_Toc233331165" w:history="1">
+          <w:hyperlink w:anchor="_Toc233363396" w:history="1">
             <w:r>
               <w:rPr>
                 <w:rStyle w:val="Lienhypertexte"/>
@@ -951,7 +1201,7 @@
               <w:rPr>
                 <w:noProof/>
               </w:rPr>
-              <w:instrText xml:space="preserve"> PAGEREF _Toc233331165 \h </w:instrText>
+              <w:instrText xml:space="preserve"> PAGEREF _Toc233363396 \h </w:instrText>
             </w:r>
             <w:r>
               <w:rPr>
@@ -968,7 +1218,7 @@
               <w:rPr>
                 <w:noProof/>
               </w:rPr>
-              <w:t>1</w:t>
+              <w:t>9</w:t>
             </w:r>
             <w:r>
               <w:rPr>
@@ -988,7 +1238,7 @@
               <w:noProof/>
             </w:rPr>
           </w:pPr>
-          <w:hyperlink w:anchor="_Toc233331166" w:history="1">
+          <w:hyperlink w:anchor="_Toc233363397" w:history="1">
             <w:r>
               <w:rPr>
                 <w:rStyle w:val="Lienhypertexte"/>
@@ -1012,7 +1262,7 @@
               <w:rPr>
                 <w:noProof/>
               </w:rPr>
-              <w:instrText xml:space="preserve"> PAGEREF _Toc233331166 \h </w:instrText>
+              <w:instrText xml:space="preserve"> PAGEREF _Toc233363397 \h </w:instrText>
             </w:r>
             <w:r>
               <w:rPr>
@@ -1029,7 +1279,7 @@
               <w:rPr>
                 <w:noProof/>
               </w:rPr>
-              <w:t>1</w:t>
+              <w:t>10</w:t>
             </w:r>
             <w:r>
               <w:rPr>
@@ -1049,7 +1299,7 @@
               <w:noProof/>
             </w:rPr>
           </w:pPr>
-          <w:hyperlink w:anchor="_Toc233331167" w:history="1">
+          <w:hyperlink w:anchor="_Toc233363398" w:history="1">
             <w:r>
               <w:rPr>
                 <w:rStyle w:val="Lienhypertexte"/>
@@ -1073,7 +1323,7 @@
               <w:rPr>
                 <w:noProof/>
               </w:rPr>
-              <w:instrText xml:space="preserve"> PAGEREF _Toc233331167 \h </w:instrText>
+              <w:instrText xml:space="preserve"> PAGEREF _Toc233363398 \h </w:instrText>
             </w:r>
             <w:r>
               <w:rPr>
@@ -1090,7 +1340,7 @@
               <w:rPr>
                 <w:noProof/>
               </w:rPr>
-              <w:t>1</w:t>
+              <w:t>11</w:t>
             </w:r>
             <w:r>
               <w:rPr>
@@ -1110,7 +1360,7 @@
               <w:noProof/>
             </w:rPr>
           </w:pPr>
-          <w:hyperlink w:anchor="_Toc233331168" w:history="1">
+          <w:hyperlink w:anchor="_Toc233363399" w:history="1">
             <w:r>
               <w:rPr>
                 <w:rStyle w:val="Lienhypertexte"/>
@@ -1134,7 +1384,7 @@
               <w:rPr>
                 <w:noProof/>
               </w:rPr>
-              <w:instrText xml:space="preserve"> PAGEREF _Toc233331168 \h </w:instrText>
+              <w:instrText xml:space="preserve"> PAGEREF _Toc233363399 \h </w:instrText>
             </w:r>
             <w:r>
               <w:rPr>
@@ -1151,7 +1401,7 @@
               <w:rPr>
                 <w:noProof/>
               </w:rPr>
-              <w:t>1</w:t>
+              <w:t>11</w:t>
             </w:r>
             <w:r>
               <w:rPr>
@@ -1171,7 +1421,7 @@
               <w:noProof/>
             </w:rPr>
           </w:pPr>
-          <w:hyperlink w:anchor="_Toc233331169" w:history="1">
+          <w:hyperlink w:anchor="_Toc233363400" w:history="1">
             <w:r>
               <w:rPr>
                 <w:rStyle w:val="Lienhypertexte"/>
@@ -1195,7 +1445,7 @@
               <w:rPr>
                 <w:noProof/>
               </w:rPr>
-              <w:instrText xml:space="preserve"> PAGEREF _Toc233331169 \h </w:instrText>
+              <w:instrText xml:space="preserve"> PAGEREF _Toc233363400 \h </w:instrText>
             </w:r>
             <w:r>
               <w:rPr>
@@ -1212,7 +1462,7 @@
               <w:rPr>
                 <w:noProof/>
               </w:rPr>
-              <w:t>1</w:t>
+              <w:t>11</w:t>
             </w:r>
             <w:r>
               <w:rPr>
@@ -1232,7 +1482,7 @@
               <w:noProof/>
             </w:rPr>
           </w:pPr>
-          <w:hyperlink w:anchor="_Toc233331170" w:history="1">
+          <w:hyperlink w:anchor="_Toc233363401" w:history="1">
             <w:r>
               <w:rPr>
                 <w:rStyle w:val="Lienhypertexte"/>
@@ -1256,7 +1506,7 @@
               <w:rPr>
                 <w:noProof/>
               </w:rPr>
-              <w:instrText xml:space="preserve"> PAGEREF _Toc233331170 \h </w:instrText>
+              <w:instrText xml:space="preserve"> PAGEREF _Toc233363401 \h </w:instrText>
             </w:r>
             <w:r>
               <w:rPr>
@@ -1273,7 +1523,7 @@
               <w:rPr>
                 <w:noProof/>
               </w:rPr>
-              <w:t>1</w:t>
+              <w:t>11</w:t>
             </w:r>
             <w:r>
               <w:rPr>
@@ -1293,7 +1543,7 @@
               <w:noProof/>
             </w:rPr>
           </w:pPr>
-          <w:hyperlink w:anchor="_Toc233331171" w:history="1">
+          <w:hyperlink w:anchor="_Toc233363402" w:history="1">
             <w:r>
               <w:rPr>
                 <w:rStyle w:val="Lienhypertexte"/>
@@ -1317,7 +1567,7 @@
               <w:rPr>
                 <w:noProof/>
               </w:rPr>
-              <w:instrText xml:space="preserve"> PAGEREF _Toc233331171 \h </w:instrText>
+              <w:instrText xml:space="preserve"> PAGEREF _Toc233363402 \h </w:instrText>
             </w:r>
             <w:r>
               <w:rPr>
@@ -1334,7 +1584,7 @@
               <w:rPr>
                 <w:noProof/>
               </w:rPr>
-              <w:t>1</w:t>
+              <w:t>12</w:t>
             </w:r>
             <w:r>
               <w:rPr>
@@ -1354,7 +1604,7 @@
               <w:noProof/>
             </w:rPr>
           </w:pPr>
-          <w:hyperlink w:anchor="_Toc233331172" w:history="1">
+          <w:hyperlink w:anchor="_Toc233363403" w:history="1">
             <w:r>
               <w:rPr>
                 <w:rStyle w:val="Lienhypertexte"/>
@@ -1378,7 +1628,7 @@
               <w:rPr>
                 <w:noProof/>
               </w:rPr>
-              <w:instrText xml:space="preserve"> PAGEREF _Toc233331172 \h </w:instrText>
+              <w:instrText xml:space="preserve"> PAGEREF _Toc233363403 \h </w:instrText>
             </w:r>
             <w:r>
               <w:rPr>
@@ -1395,7 +1645,7 @@
               <w:rPr>
                 <w:noProof/>
               </w:rPr>
-              <w:t>1</w:t>
+              <w:t>12</w:t>
             </w:r>
             <w:r>
               <w:rPr>
@@ -1415,7 +1665,7 @@
               <w:noProof/>
             </w:rPr>
           </w:pPr>
-          <w:hyperlink w:anchor="_Toc233331173" w:history="1">
+          <w:hyperlink w:anchor="_Toc233363404" w:history="1">
             <w:r>
               <w:rPr>
                 <w:rStyle w:val="Lienhypertexte"/>
@@ -1439,7 +1689,7 @@
               <w:rPr>
                 <w:noProof/>
               </w:rPr>
-              <w:instrText xml:space="preserve"> PAGEREF _Toc233331173 \h </w:instrText>
+              <w:instrText xml:space="preserve"> PAGEREF _Toc233363404 \h </w:instrText>
             </w:r>
             <w:r>
               <w:rPr>
@@ -1456,7 +1706,7 @@
               <w:rPr>
                 <w:noProof/>
               </w:rPr>
-              <w:t>1</w:t>
+              <w:t>12</w:t>
             </w:r>
             <w:r>
               <w:rPr>
@@ -1476,7 +1726,7 @@
               <w:noProof/>
             </w:rPr>
           </w:pPr>
-          <w:hyperlink w:anchor="_Toc233331174" w:history="1">
+          <w:hyperlink w:anchor="_Toc233363405" w:history="1">
             <w:r>
               <w:rPr>
                 <w:rStyle w:val="Lienhypertexte"/>
@@ -1500,7 +1750,7 @@
               <w:rPr>
                 <w:noProof/>
               </w:rPr>
-              <w:instrText xml:space="preserve"> PAGEREF _Toc233331174 \h </w:instrText>
+              <w:instrText xml:space="preserve"> PAGEREF _Toc233363405 \h </w:instrText>
             </w:r>
             <w:r>
               <w:rPr>
@@ -1517,7 +1767,7 @@
               <w:rPr>
                 <w:noProof/>
               </w:rPr>
-              <w:t>1</w:t>
+              <w:t>12</w:t>
             </w:r>
             <w:r>
               <w:rPr>
@@ -1537,7 +1787,7 @@
               <w:noProof/>
             </w:rPr>
           </w:pPr>
-          <w:hyperlink w:anchor="_Toc233331175" w:history="1">
+          <w:hyperlink w:anchor="_Toc233363406" w:history="1">
             <w:r>
               <w:rPr>
                 <w:rStyle w:val="Lienhypertexte"/>
@@ -1561,7 +1811,7 @@
               <w:rPr>
                 <w:noProof/>
               </w:rPr>
-              <w:instrText xml:space="preserve"> PAGEREF _Toc233331175 \h </w:instrText>
+              <w:instrText xml:space="preserve"> PAGEREF _Toc233363406 \h </w:instrText>
             </w:r>
             <w:r>
               <w:rPr>
@@ -1578,7 +1828,7 @@
               <w:rPr>
                 <w:noProof/>
               </w:rPr>
-              <w:t>1</w:t>
+              <w:t>13</w:t>
             </w:r>
             <w:r>
               <w:rPr>
@@ -1598,7 +1848,7 @@
               <w:noProof/>
             </w:rPr>
           </w:pPr>
-          <w:hyperlink w:anchor="_Toc233331176" w:history="1">
+          <w:hyperlink w:anchor="_Toc233363407" w:history="1">
             <w:r>
               <w:rPr>
                 <w:rStyle w:val="Lienhypertexte"/>
@@ -1622,7 +1872,7 @@
               <w:rPr>
                 <w:noProof/>
               </w:rPr>
-              <w:instrText xml:space="preserve"> PAGEREF _Toc233331176 \h </w:instrText>
+              <w:instrText xml:space="preserve"> PAGEREF _Toc233363407 \h </w:instrText>
             </w:r>
             <w:r>
               <w:rPr>
@@ -1639,7 +1889,7 @@
               <w:rPr>
                 <w:noProof/>
               </w:rPr>
-              <w:t>1</w:t>
+              <w:t>14</w:t>
             </w:r>
             <w:r>
               <w:rPr>
@@ -1659,7 +1909,7 @@
               <w:noProof/>
             </w:rPr>
           </w:pPr>
-          <w:hyperlink w:anchor="_Toc233331177" w:history="1">
+          <w:hyperlink w:anchor="_Toc233363408" w:history="1">
             <w:r>
               <w:rPr>
                 <w:rStyle w:val="Lienhypertexte"/>
@@ -1683,7 +1933,7 @@
               <w:rPr>
                 <w:noProof/>
               </w:rPr>
-              <w:instrText xml:space="preserve"> PAGEREF _Toc233331177 \h </w:instrText>
+              <w:instrText xml:space="preserve"> PAGEREF _Toc233363408 \h </w:instrText>
             </w:r>
             <w:r>
               <w:rPr>
@@ -1700,7 +1950,7 @@
               <w:rPr>
                 <w:noProof/>
               </w:rPr>
-              <w:t>1</w:t>
+              <w:t>15</w:t>
             </w:r>
             <w:r>
               <w:rPr>
@@ -1720,7 +1970,7 @@
               <w:noProof/>
             </w:rPr>
           </w:pPr>
-          <w:hyperlink w:anchor="_Toc233331178" w:history="1">
+          <w:hyperlink w:anchor="_Toc233363409" w:history="1">
             <w:r>
               <w:rPr>
                 <w:rStyle w:val="Lienhypertexte"/>
@@ -1744,7 +1994,7 @@
               <w:rPr>
                 <w:noProof/>
               </w:rPr>
-              <w:instrText xml:space="preserve"> PAGEREF _Toc233331178 \h </w:instrText>
+              <w:instrText xml:space="preserve"> PAGEREF _Toc233363409 \h </w:instrText>
             </w:r>
             <w:r>
               <w:rPr>
@@ -1761,7 +2011,7 @@
               <w:rPr>
                 <w:noProof/>
               </w:rPr>
-              <w:t>1</w:t>
+              <w:t>15</w:t>
             </w:r>
             <w:r>
               <w:rPr>
@@ -1781,7 +2031,7 @@
               <w:noProof/>
             </w:rPr>
           </w:pPr>
-          <w:hyperlink w:anchor="_Toc233331179" w:history="1">
+          <w:hyperlink w:anchor="_Toc233363410" w:history="1">
             <w:r>
               <w:rPr>
                 <w:rStyle w:val="Lienhypertexte"/>
@@ -1805,7 +2055,7 @@
               <w:rPr>
                 <w:noProof/>
               </w:rPr>
-              <w:instrText xml:space="preserve"> PAGEREF _Toc233331179 \h </w:instrText>
+              <w:instrText xml:space="preserve"> PAGEREF _Toc233363410 \h </w:instrText>
             </w:r>
             <w:r>
               <w:rPr>
@@ -1822,7 +2072,7 @@
               <w:rPr>
                 <w:noProof/>
               </w:rPr>
-              <w:t>1</w:t>
+              <w:t>16</w:t>
             </w:r>
             <w:r>
               <w:rPr>
@@ -1842,7 +2092,7 @@
               <w:noProof/>
             </w:rPr>
           </w:pPr>
-          <w:hyperlink w:anchor="_Toc233331180" w:history="1">
+          <w:hyperlink w:anchor="_Toc233363411" w:history="1">
             <w:r>
               <w:rPr>
                 <w:rStyle w:val="Lienhypertexte"/>
@@ -1866,7 +2116,7 @@
               <w:rPr>
                 <w:noProof/>
               </w:rPr>
-              <w:instrText xml:space="preserve"> PAGEREF _Toc233331180 \h </w:instrText>
+              <w:instrText xml:space="preserve"> PAGEREF _Toc233363411 \h </w:instrText>
             </w:r>
             <w:r>
               <w:rPr>
@@ -1883,7 +2133,7 @@
               <w:rPr>
                 <w:noProof/>
               </w:rPr>
-              <w:t>1</w:t>
+              <w:t>16</w:t>
             </w:r>
             <w:r>
               <w:rPr>
@@ -1903,7 +2153,7 @@
               <w:noProof/>
             </w:rPr>
           </w:pPr>
-          <w:hyperlink w:anchor="_Toc233331181" w:history="1">
+          <w:hyperlink w:anchor="_Toc233363412" w:history="1">
             <w:r>
               <w:rPr>
                 <w:rStyle w:val="Lienhypertexte"/>
@@ -1927,7 +2177,7 @@
               <w:rPr>
                 <w:noProof/>
               </w:rPr>
-              <w:instrText xml:space="preserve"> PAGEREF _Toc233331181 \h </w:instrText>
+              <w:instrText xml:space="preserve"> PAGEREF _Toc233363412 \h </w:instrText>
             </w:r>
             <w:r>
               <w:rPr>
@@ -1944,7 +2194,7 @@
               <w:rPr>
                 <w:noProof/>
               </w:rPr>
-              <w:t>1</w:t>
+              <w:t>18</w:t>
             </w:r>
             <w:r>
               <w:rPr>
@@ -1964,7 +2214,7 @@
               <w:noProof/>
             </w:rPr>
           </w:pPr>
-          <w:hyperlink w:anchor="_Toc233331182" w:history="1">
+          <w:hyperlink w:anchor="_Toc233363413" w:history="1">
             <w:r>
               <w:rPr>
                 <w:rStyle w:val="Lienhypertexte"/>
@@ -1988,7 +2238,7 @@
               <w:rPr>
                 <w:noProof/>
               </w:rPr>
-              <w:instrText xml:space="preserve"> PAGEREF _Toc233331182 \h </w:instrText>
+              <w:instrText xml:space="preserve"> PAGEREF _Toc233363413 \h </w:instrText>
             </w:r>
             <w:r>
               <w:rPr>
@@ -2005,7 +2255,7 @@
               <w:rPr>
                 <w:noProof/>
               </w:rPr>
-              <w:t>1</w:t>
+              <w:t>20</w:t>
             </w:r>
             <w:r>
               <w:rPr>
@@ -2025,7 +2275,7 @@
               <w:noProof/>
             </w:rPr>
           </w:pPr>
-          <w:hyperlink w:anchor="_Toc233331183" w:history="1">
+          <w:hyperlink w:anchor="_Toc233363414" w:history="1">
             <w:r>
               <w:rPr>
                 <w:rStyle w:val="Lienhypertexte"/>
@@ -2049,7 +2299,7 @@
               <w:rPr>
                 <w:noProof/>
               </w:rPr>
-              <w:instrText xml:space="preserve"> PAGEREF _Toc233331183 \h </w:instrText>
+              <w:instrText xml:space="preserve"> PAGEREF _Toc233363414 \h </w:instrText>
             </w:r>
             <w:r>
               <w:rPr>
@@ -2066,7 +2316,7 @@
               <w:rPr>
                 <w:noProof/>
               </w:rPr>
-              <w:t>1</w:t>
+              <w:t>22</w:t>
             </w:r>
             <w:r>
               <w:rPr>
@@ -2086,7 +2336,7 @@
               <w:noProof/>
             </w:rPr>
           </w:pPr>
-          <w:hyperlink w:anchor="_Toc233331184" w:history="1">
+          <w:hyperlink w:anchor="_Toc233363415" w:history="1">
             <w:r>
               <w:rPr>
                 <w:rStyle w:val="Lienhypertexte"/>
@@ -2110,7 +2360,7 @@
               <w:rPr>
                 <w:noProof/>
               </w:rPr>
-              <w:instrText xml:space="preserve"> PAGEREF _Toc233331184 \h </w:instrText>
+              <w:instrText xml:space="preserve"> PAGEREF _Toc233363415 \h </w:instrText>
             </w:r>
             <w:r>
               <w:rPr>
@@ -2127,7 +2377,7 @@
               <w:rPr>
                 <w:noProof/>
               </w:rPr>
-              <w:t>1</w:t>
+              <w:t>22</w:t>
             </w:r>
             <w:r>
               <w:rPr>
@@ -2147,7 +2397,7 @@
               <w:noProof/>
             </w:rPr>
           </w:pPr>
-          <w:hyperlink w:anchor="_Toc233331185" w:history="1">
+          <w:hyperlink w:anchor="_Toc233363416" w:history="1">
             <w:r>
               <w:rPr>
                 <w:rStyle w:val="Lienhypertexte"/>
@@ -2171,7 +2421,7 @@
               <w:rPr>
                 <w:noProof/>
               </w:rPr>
-              <w:instrText xml:space="preserve"> PAGEREF _Toc233331185 \h </w:instrText>
+              <w:instrText xml:space="preserve"> PAGEREF _Toc233363416 \h </w:instrText>
             </w:r>
             <w:r>
               <w:rPr>
@@ -2188,7 +2438,7 @@
               <w:rPr>
                 <w:noProof/>
               </w:rPr>
-              <w:t>1</w:t>
+              <w:t>23</w:t>
             </w:r>
             <w:r>
               <w:rPr>
@@ -2208,7 +2458,7 @@
               <w:noProof/>
             </w:rPr>
           </w:pPr>
-          <w:hyperlink w:anchor="_Toc233331186" w:history="1">
+          <w:hyperlink w:anchor="_Toc233363417" w:history="1">
             <w:r>
               <w:rPr>
                 <w:rStyle w:val="Lienhypertexte"/>
@@ -2232,7 +2482,7 @@
               <w:rPr>
                 <w:noProof/>
               </w:rPr>
-              <w:instrText xml:space="preserve"> PAGEREF _Toc233331186 \h </w:instrText>
+              <w:instrText xml:space="preserve"> PAGEREF _Toc233363417 \h </w:instrText>
             </w:r>
             <w:r>
               <w:rPr>
@@ -2249,7 +2499,7 @@
               <w:rPr>
                 <w:noProof/>
               </w:rPr>
-              <w:t>1</w:t>
+              <w:t>23</w:t>
             </w:r>
             <w:r>
               <w:rPr>
@@ -2269,7 +2519,7 @@
               <w:noProof/>
             </w:rPr>
           </w:pPr>
-          <w:hyperlink w:anchor="_Toc233331187" w:history="1">
+          <w:hyperlink w:anchor="_Toc233363418" w:history="1">
             <w:r>
               <w:rPr>
                 <w:rStyle w:val="Lienhypertexte"/>
@@ -2293,7 +2543,7 @@
               <w:rPr>
                 <w:noProof/>
               </w:rPr>
-              <w:instrText xml:space="preserve"> PAGEREF _Toc233331187 \h </w:instrText>
+              <w:instrText xml:space="preserve"> PAGEREF _Toc233363418 \h </w:instrText>
             </w:r>
             <w:r>
               <w:rPr>
@@ -2310,7 +2560,7 @@
               <w:rPr>
                 <w:noProof/>
               </w:rPr>
-              <w:t>1</w:t>
+              <w:t>23</w:t>
             </w:r>
             <w:r>
               <w:rPr>
@@ -2330,7 +2580,7 @@
               <w:noProof/>
             </w:rPr>
           </w:pPr>
-          <w:hyperlink w:anchor="_Toc233331188" w:history="1">
+          <w:hyperlink w:anchor="_Toc233363419" w:history="1">
             <w:r>
               <w:rPr>
                 <w:rStyle w:val="Lienhypertexte"/>
@@ -2354,7 +2604,7 @@
               <w:rPr>
                 <w:noProof/>
               </w:rPr>
-              <w:instrText xml:space="preserve"> PAGEREF _Toc233331188 \h </w:instrText>
+              <w:instrText xml:space="preserve"> PAGEREF _Toc233363419 \h </w:instrText>
             </w:r>
             <w:r>
               <w:rPr>
@@ -2371,7 +2621,7 @@
               <w:rPr>
                 <w:noProof/>
               </w:rPr>
-              <w:t>1</w:t>
+              <w:t>24</w:t>
             </w:r>
             <w:r>
               <w:rPr>
@@ -2391,7 +2641,7 @@
               <w:noProof/>
             </w:rPr>
           </w:pPr>
-          <w:hyperlink w:anchor="_Toc233331189" w:history="1">
+          <w:hyperlink w:anchor="_Toc233363420" w:history="1">
             <w:r>
               <w:rPr>
                 <w:rStyle w:val="Lienhypertexte"/>
@@ -2415,7 +2665,7 @@
               <w:rPr>
                 <w:noProof/>
               </w:rPr>
-              <w:instrText xml:space="preserve"> PAGEREF _Toc233331189 \h </w:instrText>
+              <w:instrText xml:space="preserve"> PAGEREF _Toc233363420 \h </w:instrText>
             </w:r>
             <w:r>
               <w:rPr>
@@ -2432,7 +2682,7 @@
               <w:rPr>
                 <w:noProof/>
               </w:rPr>
-              <w:t>1</w:t>
+              <w:t>25</w:t>
             </w:r>
             <w:r>
               <w:rPr>
@@ -2452,7 +2702,7 @@
               <w:noProof/>
             </w:rPr>
           </w:pPr>
-          <w:hyperlink w:anchor="_Toc233331190" w:history="1">
+          <w:hyperlink w:anchor="_Toc233363421" w:history="1">
             <w:r>
               <w:rPr>
                 <w:rStyle w:val="Lienhypertexte"/>
@@ -2476,7 +2726,7 @@
               <w:rPr>
                 <w:noProof/>
               </w:rPr>
-              <w:instrText xml:space="preserve"> PAGEREF _Toc233331190 \h </w:instrText>
+              <w:instrText xml:space="preserve"> PAGEREF _Toc233363421 \h </w:instrText>
             </w:r>
             <w:r>
               <w:rPr>
@@ -2493,7 +2743,7 @@
               <w:rPr>
                 <w:noProof/>
               </w:rPr>
-              <w:t>1</w:t>
+              <w:t>25</w:t>
             </w:r>
             <w:r>
               <w:rPr>
@@ -2513,7 +2763,7 @@
               <w:noProof/>
             </w:rPr>
           </w:pPr>
-          <w:hyperlink w:anchor="_Toc233331191" w:history="1">
+          <w:hyperlink w:anchor="_Toc233363422" w:history="1">
             <w:r>
               <w:rPr>
                 <w:rStyle w:val="Lienhypertexte"/>
@@ -2537,7 +2787,7 @@
               <w:rPr>
                 <w:noProof/>
               </w:rPr>
-              <w:instrText xml:space="preserve"> PAGEREF _Toc233331191 \h </w:instrText>
+              <w:instrText xml:space="preserve"> PAGEREF _Toc233363422 \h </w:instrText>
             </w:r>
             <w:r>
               <w:rPr>
@@ -2554,7 +2804,7 @@
               <w:rPr>
                 <w:noProof/>
               </w:rPr>
-              <w:t>1</w:t>
+              <w:t>26</w:t>
             </w:r>
             <w:r>
               <w:rPr>
@@ -2574,7 +2824,7 @@
               <w:noProof/>
             </w:rPr>
           </w:pPr>
-          <w:hyperlink w:anchor="_Toc233331192" w:history="1">
+          <w:hyperlink w:anchor="_Toc233363423" w:history="1">
             <w:r>
               <w:rPr>
                 <w:rStyle w:val="Lienhypertexte"/>
@@ -2598,7 +2848,7 @@
               <w:rPr>
                 <w:noProof/>
               </w:rPr>
-              <w:instrText xml:space="preserve"> PAGEREF _Toc233331192 \h </w:instrText>
+              <w:instrText xml:space="preserve"> PAGEREF _Toc233363423 \h </w:instrText>
             </w:r>
             <w:r>
               <w:rPr>
@@ -2615,7 +2865,7 @@
               <w:rPr>
                 <w:noProof/>
               </w:rPr>
-              <w:t>1</w:t>
+              <w:t>26</w:t>
             </w:r>
             <w:r>
               <w:rPr>
@@ -2635,7 +2885,7 @@
               <w:noProof/>
             </w:rPr>
           </w:pPr>
-          <w:hyperlink w:anchor="_Toc233331193" w:history="1">
+          <w:hyperlink w:anchor="_Toc233363424" w:history="1">
             <w:r>
               <w:rPr>
                 <w:rStyle w:val="Lienhypertexte"/>
@@ -2659,7 +2909,7 @@
               <w:rPr>
                 <w:noProof/>
               </w:rPr>
-              <w:instrText xml:space="preserve"> PAGEREF _Toc233331193 \h </w:instrText>
+              <w:instrText xml:space="preserve"> PAGEREF _Toc233363424 \h </w:instrText>
             </w:r>
             <w:r>
               <w:rPr>
@@ -2676,7 +2926,7 @@
               <w:rPr>
                 <w:noProof/>
               </w:rPr>
-              <w:t>1</w:t>
+              <w:t>26</w:t>
             </w:r>
             <w:r>
               <w:rPr>
@@ -2696,7 +2946,7 @@
               <w:noProof/>
             </w:rPr>
           </w:pPr>
-          <w:hyperlink w:anchor="_Toc233331194" w:history="1">
+          <w:hyperlink w:anchor="_Toc233363425" w:history="1">
             <w:r>
               <w:rPr>
                 <w:rStyle w:val="Lienhypertexte"/>
@@ -2720,7 +2970,7 @@
               <w:rPr>
                 <w:noProof/>
               </w:rPr>
-              <w:instrText xml:space="preserve"> PAGEREF _Toc233331194 \h </w:instrText>
+              <w:instrText xml:space="preserve"> PAGEREF _Toc233363425 \h </w:instrText>
             </w:r>
             <w:r>
               <w:rPr>
@@ -2737,7 +2987,7 @@
               <w:rPr>
                 <w:noProof/>
               </w:rPr>
-              <w:t>1</w:t>
+              <w:t>26</w:t>
             </w:r>
             <w:r>
               <w:rPr>
@@ -2757,7 +3007,7 @@
               <w:noProof/>
             </w:rPr>
           </w:pPr>
-          <w:hyperlink w:anchor="_Toc233331195" w:history="1">
+          <w:hyperlink w:anchor="_Toc233363426" w:history="1">
             <w:r>
               <w:rPr>
                 <w:rStyle w:val="Lienhypertexte"/>
@@ -2781,7 +3031,7 @@
               <w:rPr>
                 <w:noProof/>
               </w:rPr>
-              <w:instrText xml:space="preserve"> PAGEREF _Toc233331195 \h </w:instrText>
+              <w:instrText xml:space="preserve"> PAGEREF _Toc233363426 \h </w:instrText>
             </w:r>
             <w:r>
               <w:rPr>
@@ -2798,7 +3048,7 @@
               <w:rPr>
                 <w:noProof/>
               </w:rPr>
-              <w:t>1</w:t>
+              <w:t>26</w:t>
             </w:r>
             <w:r>
               <w:rPr>
@@ -2816,21 +3066,6 @@
       </w:sdtContent>
     </w:sdt>
     <w:p>
-      <w:pPr>
-        <w:spacing w:after="60"/>
-      </w:pPr>
-      <w:r>
-        <w:rPr>
-          <w:i/>
-          <w:iCs/>
-          <w:color w:val="808080"/>
-          <w:sz w:val="18"/>
-          <w:szCs w:val="18"/>
-        </w:rPr>
-        <w:t>(Dans Word : clic droit sur le sommaire puis « Mettre à jour les champs » pour générer la pagination.)</w:t>
-      </w:r>
-    </w:p>
-    <w:p>
       <w:r>
         <w:br w:type="page"/>
       </w:r>
@@ -2839,7 +3074,7 @@
       <w:pPr>
         <w:pStyle w:val="Titre1"/>
       </w:pPr>
-      <w:bookmarkStart w:id="1" w:name="_Toc233331155"/>
+      <w:bookmarkStart w:id="1" w:name="_Toc233363386"/>
       <w:r>
         <w:lastRenderedPageBreak/>
         <w:t>1. Résumé exécutif</w:t>
@@ -2900,7 +3135,19 @@
         <w:t xml:space="preserve">Démarche. </w:t>
       </w:r>
       <w:r>
-        <w:t>Analyse exploratoire approfondie, préparation des données par un pipeline anti-fuite (ColumnTransformer scikit-learn), entraînement et comparaison rigoureuse de quatre modèles — régression logistique (référence), Random Forest, XGBoost et un réseau de neurones MLP (Deep Learning) — avec validation croisée et ajustement du seuil de décision.</w:t>
+        <w:t xml:space="preserve">Analyse exploratoire approfondie, préparation des données par un pipeline anti-fuite (ColumnTransformer scikit-learn), entraînement et comparaison rigoureuse de quatre modèles </w:t>
+      </w:r>
+      <w:r>
+        <w:t>-</w:t>
+      </w:r>
+      <w:r>
+        <w:t xml:space="preserve"> régression logistique (référence), Random Forest, XGBoost et un réseau de neurones MLP (Deep Learning) </w:t>
+      </w:r>
+      <w:r>
+        <w:t>-</w:t>
+      </w:r>
+      <w:r>
+        <w:t xml:space="preserve"> avec validation croisée et ajustement du seuil de décision.</w:t>
       </w:r>
     </w:p>
     <w:p>
@@ -2983,7 +3230,7 @@
       <w:pPr>
         <w:pStyle w:val="Titre1"/>
       </w:pPr>
-      <w:bookmarkStart w:id="2" w:name="_Toc233331156"/>
+      <w:bookmarkStart w:id="2" w:name="_Toc233363387"/>
       <w:r>
         <w:lastRenderedPageBreak/>
         <w:t>2. Introduction et contexte</w:t>
@@ -3023,14 +3270,26 @@
         <w:jc w:val="both"/>
       </w:pPr>
       <w:r>
-        <w:t>Le périmètre a été volontairement resserré sur une seule tâche prédictive — la prédiction du churn — afin de construire une solution complète et rigoureuse plutôt que plusieurs tâches superficielles. Le « revenu à risque » est traité comme un indicateur métier dérivé (probabilité de churn multipliée par le revenu du client), calculé dans le tableau de bord.</w:t>
+        <w:t xml:space="preserve">Le périmètre a été volontairement resserré sur une seule tâche prédictive </w:t>
+      </w:r>
+      <w:r>
+        <w:t>-</w:t>
+      </w:r>
+      <w:r>
+        <w:t xml:space="preserve"> la prédiction du churn </w:t>
+      </w:r>
+      <w:r>
+        <w:t>-</w:t>
+      </w:r>
+      <w:r>
+        <w:t xml:space="preserve"> afin de construire une solution complète et rigoureuse plutôt que plusieurs tâches superficielles. Le « revenu à risque » est traité comme un indicateur métier dérivé (probabilité de churn multipliée par le revenu du client), calculé dans le tableau de bord.</w:t>
       </w:r>
     </w:p>
     <w:p>
       <w:pPr>
         <w:pStyle w:val="Titre1"/>
       </w:pPr>
-      <w:bookmarkStart w:id="3" w:name="_Toc233331157"/>
+      <w:bookmarkStart w:id="3" w:name="_Toc233363388"/>
       <w:r>
         <w:t>3. Analyse du besoin utilisateur</w:t>
       </w:r>
@@ -3166,7 +3425,7 @@
       <w:pPr>
         <w:pStyle w:val="Titre1"/>
       </w:pPr>
-      <w:bookmarkStart w:id="4" w:name="_Toc233331158"/>
+      <w:bookmarkStart w:id="4" w:name="_Toc233363389"/>
       <w:r>
         <w:t>4. Méthodologie de travail et gestion de projet</w:t>
       </w:r>
@@ -3185,7 +3444,7 @@
       <w:pPr>
         <w:pStyle w:val="Titre2"/>
       </w:pPr>
-      <w:bookmarkStart w:id="5" w:name="_Toc233331159"/>
+      <w:bookmarkStart w:id="5" w:name="_Toc233363390"/>
       <w:r>
         <w:t>4.1 Étapes du projet</w:t>
       </w:r>
@@ -4031,7 +4290,7 @@
       <w:pPr>
         <w:pStyle w:val="Titre2"/>
       </w:pPr>
-      <w:bookmarkStart w:id="6" w:name="_Toc233331160"/>
+      <w:bookmarkStart w:id="6" w:name="_Toc233363391"/>
       <w:r>
         <w:t>4.2 Gestion des risques</w:t>
       </w:r>
@@ -4621,7 +4880,7 @@
       <w:pPr>
         <w:pStyle w:val="Titre1"/>
       </w:pPr>
-      <w:bookmarkStart w:id="7" w:name="_Toc233331161"/>
+      <w:bookmarkStart w:id="7" w:name="_Toc233363392"/>
       <w:r>
         <w:lastRenderedPageBreak/>
         <w:t>5. Référentiel de données</w:t>
@@ -4770,7 +5029,7 @@
       <w:pPr>
         <w:pStyle w:val="Titre1"/>
       </w:pPr>
-      <w:bookmarkStart w:id="8" w:name="_Toc233331162"/>
+      <w:bookmarkStart w:id="8" w:name="_Toc233363393"/>
       <w:r>
         <w:t>6. Analyse exploratoire des données (EDA)</w:t>
       </w:r>
@@ -4789,7 +5048,7 @@
       <w:pPr>
         <w:pStyle w:val="Titre2"/>
       </w:pPr>
-      <w:bookmarkStart w:id="9" w:name="_Toc233331163"/>
+      <w:bookmarkStart w:id="9" w:name="_Toc233363394"/>
       <w:r>
         <w:t>6.1 Distribution de la cible</w:t>
       </w:r>
@@ -4815,94 +5074,10 @@
         </w:rPr>
         <w:lastRenderedPageBreak/>
         <w:drawing>
-          <wp:inline distT="0" distB="0" distL="0" distR="0" wp14:anchorId="6CC9EFCF" wp14:editId="1A01B783">
+          <wp:inline distT="0" distB="0" distL="0" distR="0" wp14:anchorId="0B3C4B5A" wp14:editId="23238547">
             <wp:extent cx="3143250" cy="2514600"/>
             <wp:effectExtent l="0" t="0" r="0" b="0"/>
             <wp:docPr id="1" name="01_churn_balance" descr="01_churn_balance" title="01_churn_balance"/>
-            <wp:cNvGraphicFramePr>
-              <a:graphicFrameLocks xmlns:a="http://schemas.openxmlformats.org/drawingml/2006/main" noChangeAspect="1"/>
-            </wp:cNvGraphicFramePr>
-            <a:graphic xmlns:a="http://schemas.openxmlformats.org/drawingml/2006/main">
-              <a:graphicData uri="http://schemas.openxmlformats.org/drawingml/2006/picture">
-                <pic:pic xmlns:pic="http://schemas.openxmlformats.org/drawingml/2006/picture">
-                  <pic:nvPicPr>
-                    <pic:cNvPr id="0" name=""/>
-                    <pic:cNvPicPr>
-                      <a:picLocks noChangeAspect="1" noChangeArrowheads="1"/>
-                    </pic:cNvPicPr>
-                  </pic:nvPicPr>
-                  <pic:blipFill>
-                    <a:blip r:embed="rId7"/>
-                    <a:srcRect/>
-                    <a:stretch>
-                      <a:fillRect/>
-                    </a:stretch>
-                  </pic:blipFill>
-                  <pic:spPr bwMode="auto">
-                    <a:xfrm>
-                      <a:off x="0" y="0"/>
-                      <a:ext cx="3143250" cy="2514600"/>
-                    </a:xfrm>
-                    <a:prstGeom prst="rect">
-                      <a:avLst/>
-                    </a:prstGeom>
-                  </pic:spPr>
-                </pic:pic>
-              </a:graphicData>
-            </a:graphic>
-          </wp:inline>
-        </w:drawing>
-      </w:r>
-    </w:p>
-    <w:p>
-      <w:pPr>
-        <w:spacing w:after="160"/>
-        <w:jc w:val="center"/>
-      </w:pPr>
-      <w:r>
-        <w:rPr>
-          <w:i/>
-          <w:iCs/>
-          <w:color w:val="595959"/>
-          <w:sz w:val="18"/>
-          <w:szCs w:val="18"/>
-        </w:rPr>
-        <w:t>Figure 1 — Distribution de la variable cible : ~10 % de churn (classe minoritaire).</w:t>
-      </w:r>
-    </w:p>
-    <w:p>
-      <w:pPr>
-        <w:pStyle w:val="Titre2"/>
-      </w:pPr>
-      <w:bookmarkStart w:id="10" w:name="_Toc233331164"/>
-      <w:r>
-        <w:t>6.2 Distributions et valeurs manquantes</w:t>
-      </w:r>
-      <w:bookmarkEnd w:id="10"/>
-    </w:p>
-    <w:p>
-      <w:pPr>
-        <w:spacing w:after="120" w:line="276" w:lineRule="auto"/>
-        <w:jc w:val="both"/>
-      </w:pPr>
-      <w:r>
-        <w:t>Les variables numériques présentent des distributions globalement cohérentes. Seule complaint_type comporte des valeurs manquantes (~20 %), interprétées comme une absence de plainte et imputées en conséquence. Aucun doublon problématique n'a été identifié.</w:t>
-      </w:r>
-    </w:p>
-    <w:p>
-      <w:pPr>
-        <w:spacing w:before="80" w:after="40"/>
-        <w:jc w:val="center"/>
-      </w:pPr>
-      <w:r>
-        <w:rPr>
-          <w:noProof/>
-        </w:rPr>
-        <w:drawing>
-          <wp:inline distT="0" distB="0" distL="0" distR="0" wp14:anchorId="4EE9D1DD" wp14:editId="7B24EABE">
-            <wp:extent cx="4762500" cy="4838700"/>
-            <wp:effectExtent l="0" t="0" r="0" b="0"/>
-            <wp:docPr id="1506221821" name="02_numeric_distributions" descr="02_numeric_distributions" title="02_numeric_distributions"/>
             <wp:cNvGraphicFramePr>
               <a:graphicFrameLocks xmlns:a="http://schemas.openxmlformats.org/drawingml/2006/main" noChangeAspect="1"/>
             </wp:cNvGraphicFramePr>
@@ -4925,7 +5100,7 @@
                   <pic:spPr bwMode="auto">
                     <a:xfrm>
                       <a:off x="0" y="0"/>
-                      <a:ext cx="4762500" cy="4838700"/>
+                      <a:ext cx="3143250" cy="2514600"/>
                     </a:xfrm>
                     <a:prstGeom prst="rect">
                       <a:avLst/>
@@ -4951,19 +5126,38 @@
           <w:sz w:val="18"/>
           <w:szCs w:val="18"/>
         </w:rPr>
-        <w:t>Figure 2 — Distributions des variables numériques.</w:t>
+        <w:t xml:space="preserve">Figure 1 </w:t>
+      </w:r>
+      <w:r>
+        <w:rPr>
+          <w:i/>
+          <w:iCs/>
+          <w:color w:val="595959"/>
+          <w:sz w:val="18"/>
+          <w:szCs w:val="18"/>
+        </w:rPr>
+        <w:t>-</w:t>
+      </w:r>
+      <w:r>
+        <w:rPr>
+          <w:i/>
+          <w:iCs/>
+          <w:color w:val="595959"/>
+          <w:sz w:val="18"/>
+          <w:szCs w:val="18"/>
+        </w:rPr>
+        <w:t xml:space="preserve"> Distribution de la variable cible : ~10 % de churn (classe minoritaire).</w:t>
       </w:r>
     </w:p>
     <w:p>
       <w:pPr>
         <w:pStyle w:val="Titre2"/>
       </w:pPr>
-      <w:bookmarkStart w:id="11" w:name="_Toc233331165"/>
-      <w:r>
-        <w:lastRenderedPageBreak/>
-        <w:t>6.3 Corrélations et relations avec la cible</w:t>
-      </w:r>
-      <w:bookmarkEnd w:id="11"/>
+      <w:bookmarkStart w:id="10" w:name="_Toc233363395"/>
+      <w:r>
+        <w:t>6.2 Distributions et valeurs manquantes</w:t>
+      </w:r>
+      <w:bookmarkEnd w:id="10"/>
     </w:p>
     <w:p>
       <w:pPr>
@@ -4971,7 +5165,7 @@
         <w:jc w:val="both"/>
       </w:pPr>
       <w:r>
-        <w:t>La matrice de corrélation révèle une redondance notable entre monthly_fee et total_revenue (corrélation ~0,71), à garder en tête pour l'interprétation. Les corrélations linéaires avec la cible restent faibles (|r| &lt; 0,16) : les plus marquées sont le CSAT (négative), l'ancienneté (négative), les échecs de paiement (positive) et le nombre de connexions (négative).</w:t>
+        <w:t>Les variables numériques présentent des distributions globalement cohérentes. Seule complaint_type comporte des valeurs manquantes (~20 %), interprétées comme une absence de plainte et imputées en conséquence. Aucun doublon problématique n'a été identifié.</w:t>
       </w:r>
     </w:p>
     <w:p>
@@ -4984,10 +5178,10 @@
           <w:noProof/>
         </w:rPr>
         <w:drawing>
-          <wp:inline distT="0" distB="0" distL="0" distR="0" wp14:anchorId="524E6499" wp14:editId="247618E0">
-            <wp:extent cx="4762500" cy="3971925"/>
+          <wp:inline distT="0" distB="0" distL="0" distR="0" wp14:anchorId="24BCB682" wp14:editId="76B2582A">
+            <wp:extent cx="4762500" cy="4838700"/>
             <wp:effectExtent l="0" t="0" r="0" b="0"/>
-            <wp:docPr id="1239513203" name="03_correlation_matrix" descr="03_correlation_matrix" title="03_correlation_matrix"/>
+            <wp:docPr id="1908731761" name="02_numeric_distributions" descr="02_numeric_distributions" title="02_numeric_distributions"/>
             <wp:cNvGraphicFramePr>
               <a:graphicFrameLocks xmlns:a="http://schemas.openxmlformats.org/drawingml/2006/main" noChangeAspect="1"/>
             </wp:cNvGraphicFramePr>
@@ -5010,7 +5204,7 @@
                   <pic:spPr bwMode="auto">
                     <a:xfrm>
                       <a:off x="0" y="0"/>
-                      <a:ext cx="4762500" cy="3971925"/>
+                      <a:ext cx="4762500" cy="4838700"/>
                     </a:xfrm>
                     <a:prstGeom prst="rect">
                       <a:avLst/>
@@ -5036,7 +5230,47 @@
           <w:sz w:val="18"/>
           <w:szCs w:val="18"/>
         </w:rPr>
-        <w:t>Figure 3 — Matrice de corrélation (variables numériques).</w:t>
+        <w:t xml:space="preserve">Figure 2 </w:t>
+      </w:r>
+      <w:r>
+        <w:rPr>
+          <w:i/>
+          <w:iCs/>
+          <w:color w:val="595959"/>
+          <w:sz w:val="18"/>
+          <w:szCs w:val="18"/>
+        </w:rPr>
+        <w:t>-</w:t>
+      </w:r>
+      <w:r>
+        <w:rPr>
+          <w:i/>
+          <w:iCs/>
+          <w:color w:val="595959"/>
+          <w:sz w:val="18"/>
+          <w:szCs w:val="18"/>
+        </w:rPr>
+        <w:t xml:space="preserve"> Distributions des variables numériques.</w:t>
+      </w:r>
+    </w:p>
+    <w:p>
+      <w:pPr>
+        <w:pStyle w:val="Titre2"/>
+      </w:pPr>
+      <w:bookmarkStart w:id="11" w:name="_Toc233363396"/>
+      <w:r>
+        <w:lastRenderedPageBreak/>
+        <w:t>6.3 Corrélations et relations avec la cible</w:t>
+      </w:r>
+      <w:bookmarkEnd w:id="11"/>
+    </w:p>
+    <w:p>
+      <w:pPr>
+        <w:spacing w:after="120" w:line="276" w:lineRule="auto"/>
+        <w:jc w:val="both"/>
+      </w:pPr>
+      <w:r>
+        <w:t>La matrice de corrélation révèle une redondance notable entre monthly_fee et total_revenue (corrélation ~0,71), à garder en tête pour l'interprétation. Les corrélations linéaires avec la cible restent faibles (|r| &lt; 0,16) : les plus marquées sont le CSAT (négative), l'ancienneté (négative), les échecs de paiement (positive) et le nombre de connexions (négative).</w:t>
       </w:r>
     </w:p>
     <w:p>
@@ -5049,10 +5283,10 @@
           <w:noProof/>
         </w:rPr>
         <w:drawing>
-          <wp:inline distT="0" distB="0" distL="0" distR="0" wp14:anchorId="61A5144D" wp14:editId="1508C064">
-            <wp:extent cx="4000500" cy="3429000"/>
+          <wp:inline distT="0" distB="0" distL="0" distR="0" wp14:anchorId="32ED3347" wp14:editId="50D4F38C">
+            <wp:extent cx="4762500" cy="3971925"/>
             <wp:effectExtent l="0" t="0" r="0" b="0"/>
-            <wp:docPr id="1203518107" name="04_corr_with_target" descr="04_corr_with_target" title="04_corr_with_target"/>
+            <wp:docPr id="1802997649" name="03_correlation_matrix" descr="03_correlation_matrix" title="03_correlation_matrix"/>
             <wp:cNvGraphicFramePr>
               <a:graphicFrameLocks xmlns:a="http://schemas.openxmlformats.org/drawingml/2006/main" noChangeAspect="1"/>
             </wp:cNvGraphicFramePr>
@@ -5075,7 +5309,7 @@
                   <pic:spPr bwMode="auto">
                     <a:xfrm>
                       <a:off x="0" y="0"/>
-                      <a:ext cx="4000500" cy="3429000"/>
+                      <a:ext cx="4762500" cy="3971925"/>
                     </a:xfrm>
                     <a:prstGeom prst="rect">
                       <a:avLst/>
@@ -5101,66 +5335,27 @@
           <w:sz w:val="18"/>
           <w:szCs w:val="18"/>
         </w:rPr>
-        <w:lastRenderedPageBreak/>
-        <w:t>Figure 4 — Corrélation linéaire de chaque variable avec le churn.</w:t>
-      </w:r>
-    </w:p>
-    <w:p>
-      <w:pPr>
-        <w:pStyle w:val="Titre2"/>
-      </w:pPr>
-      <w:bookmarkStart w:id="12" w:name="_Toc233331166"/>
-      <w:r>
-        <w:t>6.4 Le vrai signal : des relations non linéaires à effet de seuil</w:t>
-      </w:r>
-      <w:bookmarkEnd w:id="12"/>
-    </w:p>
-    <w:p>
-      <w:pPr>
-        <w:spacing w:after="120" w:line="276" w:lineRule="auto"/>
-        <w:jc w:val="both"/>
-      </w:pPr>
-      <w:r>
-        <w:t>La faiblesse des corrélations linéaires ne signifie pas l'absence de signal. En analysant le taux de churn par tranches, des relations fortes apparaissent — mais non linéaires :</w:t>
-      </w:r>
-    </w:p>
-    <w:p>
-      <w:pPr>
-        <w:pStyle w:val="Paragraphedeliste"/>
-        <w:numPr>
-          <w:ilvl w:val="0"/>
-          <w:numId w:val="2"/>
-        </w:numPr>
-        <w:spacing w:after="60" w:line="276" w:lineRule="auto"/>
-      </w:pPr>
-      <w:r>
-        <w:t>Ancienneté : ~28 % de churn pour les clients de moins de 6 mois, contre ~8 % ensuite (churn précoce marqué).</w:t>
-      </w:r>
-    </w:p>
-    <w:p>
-      <w:pPr>
-        <w:pStyle w:val="Paragraphedeliste"/>
-        <w:numPr>
-          <w:ilvl w:val="0"/>
-          <w:numId w:val="2"/>
-        </w:numPr>
-        <w:spacing w:after="60" w:line="276" w:lineRule="auto"/>
-      </w:pPr>
-      <w:r>
-        <w:t>Satisfaction : ~25 % de churn pour un CSAT ≤ 2, contre ~7 % au-delà.</w:t>
-      </w:r>
-    </w:p>
-    <w:p>
-      <w:pPr>
-        <w:pStyle w:val="Paragraphedeliste"/>
-        <w:numPr>
-          <w:ilvl w:val="0"/>
-          <w:numId w:val="2"/>
-        </w:numPr>
-        <w:spacing w:after="60" w:line="276" w:lineRule="auto"/>
-      </w:pPr>
-      <w:r>
-        <w:t>Paiement : de 21 % à 33 % de churn dès 2 échecs de paiement, contre ~9 % pour 0 ou 1.</w:t>
+        <w:t xml:space="preserve">Figure 3 </w:t>
+      </w:r>
+      <w:r>
+        <w:rPr>
+          <w:i/>
+          <w:iCs/>
+          <w:color w:val="595959"/>
+          <w:sz w:val="18"/>
+          <w:szCs w:val="18"/>
+        </w:rPr>
+        <w:t>-</w:t>
+      </w:r>
+      <w:r>
+        <w:rPr>
+          <w:i/>
+          <w:iCs/>
+          <w:color w:val="595959"/>
+          <w:sz w:val="18"/>
+          <w:szCs w:val="18"/>
+        </w:rPr>
+        <w:t xml:space="preserve"> Matrice de corrélation (variables numériques).</w:t>
       </w:r>
     </w:p>
     <w:p>
@@ -5173,10 +5368,10 @@
           <w:noProof/>
         </w:rPr>
         <w:drawing>
-          <wp:inline distT="0" distB="0" distL="0" distR="0" wp14:anchorId="0BC97DD2" wp14:editId="4BEC8B53">
-            <wp:extent cx="5619750" cy="1495425"/>
+          <wp:inline distT="0" distB="0" distL="0" distR="0" wp14:anchorId="14902A03" wp14:editId="79A87AFF">
+            <wp:extent cx="4000500" cy="3429000"/>
             <wp:effectExtent l="0" t="0" r="0" b="0"/>
-            <wp:docPr id="18755546" name="07_nonlinear_drivers" descr="07_nonlinear_drivers" title="07_nonlinear_drivers"/>
+            <wp:docPr id="1437401550" name="04_corr_with_target" descr="04_corr_with_target" title="04_corr_with_target"/>
             <wp:cNvGraphicFramePr>
               <a:graphicFrameLocks xmlns:a="http://schemas.openxmlformats.org/drawingml/2006/main" noChangeAspect="1"/>
             </wp:cNvGraphicFramePr>
@@ -5199,7 +5394,7 @@
                   <pic:spPr bwMode="auto">
                     <a:xfrm>
                       <a:off x="0" y="0"/>
-                      <a:ext cx="5619750" cy="1495425"/>
+                      <a:ext cx="4000500" cy="3429000"/>
                     </a:xfrm>
                     <a:prstGeom prst="rect">
                       <a:avLst/>
@@ -5225,8 +5420,39 @@
           <w:sz w:val="18"/>
           <w:szCs w:val="18"/>
         </w:rPr>
-        <w:t>Figure 5 — Drivers à effet de seuil (ligne pointillée = taux de churn global).</w:t>
-      </w:r>
+        <w:lastRenderedPageBreak/>
+        <w:t xml:space="preserve">Figure 4 </w:t>
+      </w:r>
+      <w:r>
+        <w:rPr>
+          <w:i/>
+          <w:iCs/>
+          <w:color w:val="595959"/>
+          <w:sz w:val="18"/>
+          <w:szCs w:val="18"/>
+        </w:rPr>
+        <w:t>-</w:t>
+      </w:r>
+      <w:r>
+        <w:rPr>
+          <w:i/>
+          <w:iCs/>
+          <w:color w:val="595959"/>
+          <w:sz w:val="18"/>
+          <w:szCs w:val="18"/>
+        </w:rPr>
+        <w:t xml:space="preserve"> Corrélation linéaire de chaque variable avec le churn.</w:t>
+      </w:r>
+    </w:p>
+    <w:p>
+      <w:pPr>
+        <w:pStyle w:val="Titre2"/>
+      </w:pPr>
+      <w:bookmarkStart w:id="12" w:name="_Toc233363397"/>
+      <w:r>
+        <w:t>6.4 Le vrai signal : des relations non linéaires à effet de seuil</w:t>
+      </w:r>
+      <w:bookmarkEnd w:id="12"/>
     </w:p>
     <w:p>
       <w:pPr>
@@ -5234,7 +5460,52 @@
         <w:jc w:val="both"/>
       </w:pPr>
       <w:r>
-        <w:t>Hypothèse métier centrale : le churn obéit à des seuils comportementaux plutôt qu'à des tendances linéaires. Cela laisse anticiper un avantage des modèles non linéaires (arbres, boosting, réseaux de neurones) sur la régression logistique — hypothèse confirmée en section 10.</w:t>
+        <w:t xml:space="preserve">La faiblesse des corrélations linéaires ne signifie pas l'absence de signal. En analysant le taux de churn par tranches, des relations fortes apparaissent </w:t>
+      </w:r>
+      <w:r>
+        <w:t>-</w:t>
+      </w:r>
+      <w:r>
+        <w:t xml:space="preserve"> mais non linéaires :</w:t>
+      </w:r>
+    </w:p>
+    <w:p>
+      <w:pPr>
+        <w:pStyle w:val="Paragraphedeliste"/>
+        <w:numPr>
+          <w:ilvl w:val="0"/>
+          <w:numId w:val="2"/>
+        </w:numPr>
+        <w:spacing w:after="60" w:line="276" w:lineRule="auto"/>
+      </w:pPr>
+      <w:r>
+        <w:t>Ancienneté : ~28 % de churn pour les clients de moins de 6 mois, contre ~8 % ensuite (churn précoce marqué).</w:t>
+      </w:r>
+    </w:p>
+    <w:p>
+      <w:pPr>
+        <w:pStyle w:val="Paragraphedeliste"/>
+        <w:numPr>
+          <w:ilvl w:val="0"/>
+          <w:numId w:val="2"/>
+        </w:numPr>
+        <w:spacing w:after="60" w:line="276" w:lineRule="auto"/>
+      </w:pPr>
+      <w:r>
+        <w:t>Satisfaction : ~25 % de churn pour un CSAT ≤ 2, contre ~7 % au-delà.</w:t>
+      </w:r>
+    </w:p>
+    <w:p>
+      <w:pPr>
+        <w:pStyle w:val="Paragraphedeliste"/>
+        <w:numPr>
+          <w:ilvl w:val="0"/>
+          <w:numId w:val="2"/>
+        </w:numPr>
+        <w:spacing w:after="60" w:line="276" w:lineRule="auto"/>
+      </w:pPr>
+      <w:r>
+        <w:t>Paiement : de 21 % à 33 % de churn dès 2 échecs de paiement, contre ~9 % pour 0 ou 1.</w:t>
       </w:r>
     </w:p>
     <w:p>
@@ -5247,10 +5518,10 @@
           <w:noProof/>
         </w:rPr>
         <w:drawing>
-          <wp:inline distT="0" distB="0" distL="0" distR="0" wp14:anchorId="4CA9C52B" wp14:editId="27FDF08B">
-            <wp:extent cx="5619750" cy="3514725"/>
+          <wp:inline distT="0" distB="0" distL="0" distR="0" wp14:anchorId="4F837488" wp14:editId="011A74D4">
+            <wp:extent cx="5619750" cy="1495425"/>
             <wp:effectExtent l="0" t="0" r="0" b="0"/>
-            <wp:docPr id="1218904788" name="05_churn_rate_by_category" descr="05_churn_rate_by_category" title="05_churn_rate_by_category"/>
+            <wp:docPr id="1071926129" name="07_nonlinear_drivers" descr="07_nonlinear_drivers" title="07_nonlinear_drivers"/>
             <wp:cNvGraphicFramePr>
               <a:graphicFrameLocks xmlns:a="http://schemas.openxmlformats.org/drawingml/2006/main" noChangeAspect="1"/>
             </wp:cNvGraphicFramePr>
@@ -5273,7 +5544,7 @@
                   <pic:spPr bwMode="auto">
                     <a:xfrm>
                       <a:off x="0" y="0"/>
-                      <a:ext cx="5619750" cy="3514725"/>
+                      <a:ext cx="5619750" cy="1495425"/>
                     </a:xfrm>
                     <a:prstGeom prst="rect">
                       <a:avLst/>
@@ -5299,7 +5570,42 @@
           <w:sz w:val="18"/>
           <w:szCs w:val="18"/>
         </w:rPr>
-        <w:t>Figure 6 — Taux de churn par modalité catégorielle (faible pouvoir discriminant).</w:t>
+        <w:t xml:space="preserve">Figure 5 </w:t>
+      </w:r>
+      <w:r>
+        <w:rPr>
+          <w:i/>
+          <w:iCs/>
+          <w:color w:val="595959"/>
+          <w:sz w:val="18"/>
+          <w:szCs w:val="18"/>
+        </w:rPr>
+        <w:t>-</w:t>
+      </w:r>
+      <w:r>
+        <w:rPr>
+          <w:i/>
+          <w:iCs/>
+          <w:color w:val="595959"/>
+          <w:sz w:val="18"/>
+          <w:szCs w:val="18"/>
+        </w:rPr>
+        <w:t xml:space="preserve"> Drivers à effet de seuil (ligne pointillée = taux de churn global).</w:t>
+      </w:r>
+    </w:p>
+    <w:p>
+      <w:pPr>
+        <w:spacing w:after="120" w:line="276" w:lineRule="auto"/>
+        <w:jc w:val="both"/>
+      </w:pPr>
+      <w:r>
+        <w:t xml:space="preserve">Hypothèse métier centrale : le churn obéit à des seuils comportementaux plutôt qu'à des tendances linéaires. Cela laisse anticiper un avantage des modèles non linéaires (arbres, boosting, réseaux de neurones) sur la régression logistique </w:t>
+      </w:r>
+      <w:r>
+        <w:t>-</w:t>
+      </w:r>
+      <w:r>
+        <w:t xml:space="preserve"> hypothèse confirmée en section 10.</w:t>
       </w:r>
     </w:p>
     <w:p>
@@ -5311,12 +5617,11 @@
         <w:rPr>
           <w:noProof/>
         </w:rPr>
-        <w:lastRenderedPageBreak/>
         <w:drawing>
-          <wp:inline distT="0" distB="0" distL="0" distR="0" wp14:anchorId="5401C9E1" wp14:editId="63AA9E38">
-            <wp:extent cx="5619750" cy="2809875"/>
+          <wp:inline distT="0" distB="0" distL="0" distR="0" wp14:anchorId="6F00A04F" wp14:editId="0612F8DB">
+            <wp:extent cx="5619750" cy="3514725"/>
             <wp:effectExtent l="0" t="0" r="0" b="0"/>
-            <wp:docPr id="2045489290" name="06_keyvars_by_churn" descr="06_keyvars_by_churn" title="06_keyvars_by_churn"/>
+            <wp:docPr id="957660537" name="05_churn_rate_by_category" descr="05_churn_rate_by_category" title="05_churn_rate_by_category"/>
             <wp:cNvGraphicFramePr>
               <a:graphicFrameLocks xmlns:a="http://schemas.openxmlformats.org/drawingml/2006/main" noChangeAspect="1"/>
             </wp:cNvGraphicFramePr>
@@ -5339,7 +5644,7 @@
                   <pic:spPr bwMode="auto">
                     <a:xfrm>
                       <a:off x="0" y="0"/>
-                      <a:ext cx="5619750" cy="2809875"/>
+                      <a:ext cx="5619750" cy="3514725"/>
                     </a:xfrm>
                     <a:prstGeom prst="rect">
                       <a:avLst/>
@@ -5365,142 +5670,27 @@
           <w:sz w:val="18"/>
           <w:szCs w:val="18"/>
         </w:rPr>
-        <w:t>Figure 7 — Variables clés selon le churn (comparaison des distributions).</w:t>
-      </w:r>
-    </w:p>
-    <w:p>
-      <w:pPr>
-        <w:pStyle w:val="Titre1"/>
-      </w:pPr>
-      <w:bookmarkStart w:id="13" w:name="_Toc233331167"/>
-      <w:r>
-        <w:t>7. Préparation et transformation des données</w:t>
-      </w:r>
-      <w:bookmarkEnd w:id="13"/>
-    </w:p>
-    <w:p>
-      <w:pPr>
-        <w:spacing w:after="120" w:line="276" w:lineRule="auto"/>
-        <w:jc w:val="both"/>
-      </w:pPr>
-      <w:r>
-        <w:t>Toutes les transformations sont encapsulées dans un pipeline scikit-learn (ColumnTransformer + Pipeline), garantissant qu'elles sont ajustées uniquement sur les données d'entraînement puis appliquées au test : c'est la garantie anti-fuite (anti data leakage) exigée par une démarche rigoureuse.</w:t>
-      </w:r>
-    </w:p>
-    <w:p>
-      <w:pPr>
-        <w:pStyle w:val="Titre2"/>
-      </w:pPr>
-      <w:bookmarkStart w:id="14" w:name="_Toc233331168"/>
-      <w:r>
-        <w:t>7.1 Opérations de préparation</w:t>
-      </w:r>
-      <w:bookmarkEnd w:id="14"/>
-    </w:p>
-    <w:p>
-      <w:pPr>
-        <w:pStyle w:val="Paragraphedeliste"/>
-        <w:numPr>
-          <w:ilvl w:val="0"/>
-          <w:numId w:val="2"/>
-        </w:numPr>
-        <w:spacing w:after="60" w:line="276" w:lineRule="auto"/>
-      </w:pPr>
-      <w:r>
-        <w:t>Suppression de l'identifiant customer_id, non prédictif.</w:t>
-      </w:r>
-    </w:p>
-    <w:p>
-      <w:pPr>
-        <w:pStyle w:val="Paragraphedeliste"/>
-        <w:numPr>
-          <w:ilvl w:val="0"/>
-          <w:numId w:val="2"/>
-        </w:numPr>
-        <w:spacing w:after="60" w:line="276" w:lineRule="auto"/>
-      </w:pPr>
-      <w:r>
-        <w:t>Variables numériques : imputation par la médiane puis standardisation (StandardScaler).</w:t>
-      </w:r>
-    </w:p>
-    <w:p>
-      <w:pPr>
-        <w:pStyle w:val="Paragraphedeliste"/>
-        <w:numPr>
-          <w:ilvl w:val="0"/>
-          <w:numId w:val="2"/>
-        </w:numPr>
-        <w:spacing w:after="60" w:line="276" w:lineRule="auto"/>
-      </w:pPr>
-      <w:r>
-        <w:t>Variables catégorielles : imputation par une modalité « None » (notamment pour complaint_type) puis encodage One-Hot (handle_unknown = ignore pour la robustesse en production).</w:t>
-      </w:r>
-    </w:p>
-    <w:p>
-      <w:pPr>
-        <w:spacing w:after="120" w:line="276" w:lineRule="auto"/>
-        <w:jc w:val="both"/>
-      </w:pPr>
-      <w:r>
-        <w:t>La standardisation est importante pour les modèles sensibles à l'échelle (régression logistique, MLP) ; elle est neutre pour les modèles à base d'arbres (Random Forest, XGBoost), mais son intégration au pipeline commun simplifie et sécurise le traitement.</w:t>
-      </w:r>
-    </w:p>
-    <w:p>
-      <w:pPr>
-        <w:pStyle w:val="Titre2"/>
-      </w:pPr>
-      <w:bookmarkStart w:id="15" w:name="_Toc233331169"/>
-      <w:r>
-        <w:t>7.2 Découpage et validation</w:t>
-      </w:r>
-      <w:bookmarkEnd w:id="15"/>
-    </w:p>
-    <w:p>
-      <w:pPr>
-        <w:spacing w:after="120" w:line="276" w:lineRule="auto"/>
-        <w:jc w:val="both"/>
-      </w:pPr>
-      <w:r>
-        <w:t>Le jeu est divisé en train (80 %) et test (20 %) par un découpage stratifié sur la cible, préservant la proportion de churn dans les deux ensembles. Une validation croisée stratifiée (StratifiedKFold) est utilisée pour estimer la performance et la stabilité de chaque modèle, indépendamment d'un découpage unique favorable.</w:t>
-      </w:r>
-    </w:p>
-    <w:p>
-      <w:pPr>
-        <w:pStyle w:val="Titre2"/>
-      </w:pPr>
-      <w:bookmarkStart w:id="16" w:name="_Toc233331170"/>
-      <w:r>
-        <w:t>7.3 Gestion du déséquilibre</w:t>
-      </w:r>
-      <w:bookmarkEnd w:id="16"/>
-    </w:p>
-    <w:p>
-      <w:pPr>
-        <w:spacing w:after="120" w:line="276" w:lineRule="auto"/>
-        <w:jc w:val="both"/>
-      </w:pPr>
-      <w:r>
-        <w:t>Trois leviers complémentaires sont mobilisés : la pondération des classes (class_weight = balanced pour la régression logistique et le Random Forest ; scale_pos_weight pour XGBoost), le découpage stratifié, et surtout l'ajustement du seuil de décision. Plutôt que le seuil par défaut de 0,5, un seuil optimisant le F1 est déterminé sur des probabilités out-of-fold du train, puis appliqué au test — sans fuite vers les données de test.</w:t>
-      </w:r>
-    </w:p>
-    <w:p>
-      <w:pPr>
-        <w:pStyle w:val="Titre1"/>
-      </w:pPr>
-      <w:bookmarkStart w:id="17" w:name="_Toc233331171"/>
-      <w:r>
-        <w:lastRenderedPageBreak/>
-        <w:t>8. Pipeline IA et architecture</w:t>
-      </w:r>
-      <w:bookmarkEnd w:id="17"/>
-    </w:p>
-    <w:p>
-      <w:pPr>
-        <w:spacing w:after="120" w:line="276" w:lineRule="auto"/>
-        <w:jc w:val="both"/>
-      </w:pPr>
-      <w:r>
-        <w:t>Le schéma ci-dessous représente la chaîne de bout en bout réellement implémentée, de la donnée brute jusqu'à l'utilisateur métier. Il illustre l'architecture Front / API / Modèle : le tableau de bord n'embarque pas le modèle mais interroge l'API, qui charge le pipeline sérialisé.</w:t>
+        <w:t xml:space="preserve">Figure 6 </w:t>
+      </w:r>
+      <w:r>
+        <w:rPr>
+          <w:i/>
+          <w:iCs/>
+          <w:color w:val="595959"/>
+          <w:sz w:val="18"/>
+          <w:szCs w:val="18"/>
+        </w:rPr>
+        <w:t>-</w:t>
+      </w:r>
+      <w:r>
+        <w:rPr>
+          <w:i/>
+          <w:iCs/>
+          <w:color w:val="595959"/>
+          <w:sz w:val="18"/>
+          <w:szCs w:val="18"/>
+        </w:rPr>
+        <w:t xml:space="preserve"> Taux de churn par modalité catégorielle (faible pouvoir discriminant).</w:t>
       </w:r>
     </w:p>
     <w:p>
@@ -5512,11 +5702,12 @@
         <w:rPr>
           <w:noProof/>
         </w:rPr>
+        <w:lastRenderedPageBreak/>
         <w:drawing>
-          <wp:inline distT="0" distB="0" distL="0" distR="0" wp14:anchorId="2384B040" wp14:editId="346A3BED">
-            <wp:extent cx="5619750" cy="3257550"/>
+          <wp:inline distT="0" distB="0" distL="0" distR="0" wp14:anchorId="20E195D8" wp14:editId="093E405C">
+            <wp:extent cx="5619750" cy="2809875"/>
             <wp:effectExtent l="0" t="0" r="0" b="0"/>
-            <wp:docPr id="1444815765" name="00_pipeline_architecture" descr="00_pipeline_architecture" title="00_pipeline_architecture"/>
+            <wp:docPr id="956158159" name="06_keyvars_by_churn" descr="06_keyvars_by_churn" title="06_keyvars_by_churn"/>
             <wp:cNvGraphicFramePr>
               <a:graphicFrameLocks xmlns:a="http://schemas.openxmlformats.org/drawingml/2006/main" noChangeAspect="1"/>
             </wp:cNvGraphicFramePr>
@@ -5539,6 +5730,232 @@
                   <pic:spPr bwMode="auto">
                     <a:xfrm>
                       <a:off x="0" y="0"/>
+                      <a:ext cx="5619750" cy="2809875"/>
+                    </a:xfrm>
+                    <a:prstGeom prst="rect">
+                      <a:avLst/>
+                    </a:prstGeom>
+                  </pic:spPr>
+                </pic:pic>
+              </a:graphicData>
+            </a:graphic>
+          </wp:inline>
+        </w:drawing>
+      </w:r>
+    </w:p>
+    <w:p>
+      <w:pPr>
+        <w:spacing w:after="160"/>
+        <w:jc w:val="center"/>
+      </w:pPr>
+      <w:r>
+        <w:rPr>
+          <w:i/>
+          <w:iCs/>
+          <w:color w:val="595959"/>
+          <w:sz w:val="18"/>
+          <w:szCs w:val="18"/>
+        </w:rPr>
+        <w:t xml:space="preserve">Figure 7 </w:t>
+      </w:r>
+      <w:r>
+        <w:rPr>
+          <w:i/>
+          <w:iCs/>
+          <w:color w:val="595959"/>
+          <w:sz w:val="18"/>
+          <w:szCs w:val="18"/>
+        </w:rPr>
+        <w:t>-</w:t>
+      </w:r>
+      <w:r>
+        <w:rPr>
+          <w:i/>
+          <w:iCs/>
+          <w:color w:val="595959"/>
+          <w:sz w:val="18"/>
+          <w:szCs w:val="18"/>
+        </w:rPr>
+        <w:t xml:space="preserve"> Variables clés selon le churn (comparaison des distributions).</w:t>
+      </w:r>
+    </w:p>
+    <w:p>
+      <w:pPr>
+        <w:pStyle w:val="Titre1"/>
+      </w:pPr>
+      <w:bookmarkStart w:id="13" w:name="_Toc233363398"/>
+      <w:r>
+        <w:t>7. Préparation et transformation des données</w:t>
+      </w:r>
+      <w:bookmarkEnd w:id="13"/>
+    </w:p>
+    <w:p>
+      <w:pPr>
+        <w:spacing w:after="120" w:line="276" w:lineRule="auto"/>
+        <w:jc w:val="both"/>
+      </w:pPr>
+      <w:r>
+        <w:t>Toutes les transformations sont encapsulées dans un pipeline scikit-learn (ColumnTransformer + Pipeline), garantissant qu'elles sont ajustées uniquement sur les données d'entraînement puis appliquées au test : c'est la garantie anti-fuite (anti data leakage) exigée par une démarche rigoureuse.</w:t>
+      </w:r>
+    </w:p>
+    <w:p>
+      <w:pPr>
+        <w:pStyle w:val="Titre2"/>
+      </w:pPr>
+      <w:bookmarkStart w:id="14" w:name="_Toc233363399"/>
+      <w:r>
+        <w:t>7.1 Opérations de préparation</w:t>
+      </w:r>
+      <w:bookmarkEnd w:id="14"/>
+    </w:p>
+    <w:p>
+      <w:pPr>
+        <w:pStyle w:val="Paragraphedeliste"/>
+        <w:numPr>
+          <w:ilvl w:val="0"/>
+          <w:numId w:val="2"/>
+        </w:numPr>
+        <w:spacing w:after="60" w:line="276" w:lineRule="auto"/>
+      </w:pPr>
+      <w:r>
+        <w:t>Suppression de l'identifiant customer_id, non prédictif.</w:t>
+      </w:r>
+    </w:p>
+    <w:p>
+      <w:pPr>
+        <w:pStyle w:val="Paragraphedeliste"/>
+        <w:numPr>
+          <w:ilvl w:val="0"/>
+          <w:numId w:val="2"/>
+        </w:numPr>
+        <w:spacing w:after="60" w:line="276" w:lineRule="auto"/>
+      </w:pPr>
+      <w:r>
+        <w:t>Variables numériques : imputation par la médiane puis standardisation (StandardScaler).</w:t>
+      </w:r>
+    </w:p>
+    <w:p>
+      <w:pPr>
+        <w:pStyle w:val="Paragraphedeliste"/>
+        <w:numPr>
+          <w:ilvl w:val="0"/>
+          <w:numId w:val="2"/>
+        </w:numPr>
+        <w:spacing w:after="60" w:line="276" w:lineRule="auto"/>
+      </w:pPr>
+      <w:r>
+        <w:t>Variables catégorielles : imputation par une modalité « None » (notamment pour complaint_type) puis encodage One-Hot (handle_unknown = ignore pour la robustesse en production).</w:t>
+      </w:r>
+    </w:p>
+    <w:p>
+      <w:pPr>
+        <w:spacing w:after="120" w:line="276" w:lineRule="auto"/>
+        <w:jc w:val="both"/>
+      </w:pPr>
+      <w:r>
+        <w:t>La standardisation est importante pour les modèles sensibles à l'échelle (régression logistique, MLP) ; elle est neutre pour les modèles à base d'arbres (Random Forest, XGBoost), mais son intégration au pipeline commun simplifie et sécurise le traitement.</w:t>
+      </w:r>
+    </w:p>
+    <w:p>
+      <w:pPr>
+        <w:pStyle w:val="Titre2"/>
+      </w:pPr>
+      <w:bookmarkStart w:id="15" w:name="_Toc233363400"/>
+      <w:r>
+        <w:t>7.2 Découpage et validation</w:t>
+      </w:r>
+      <w:bookmarkEnd w:id="15"/>
+    </w:p>
+    <w:p>
+      <w:pPr>
+        <w:spacing w:after="120" w:line="276" w:lineRule="auto"/>
+        <w:jc w:val="both"/>
+      </w:pPr>
+      <w:r>
+        <w:t>Le jeu est divisé en train (80 %) et test (20 %) par un découpage stratifié sur la cible, préservant la proportion de churn dans les deux ensembles. Une validation croisée stratifiée (StratifiedKFold) est utilisée pour estimer la performance et la stabilité de chaque modèle, indépendamment d'un découpage unique favorable.</w:t>
+      </w:r>
+    </w:p>
+    <w:p>
+      <w:pPr>
+        <w:pStyle w:val="Titre2"/>
+      </w:pPr>
+      <w:bookmarkStart w:id="16" w:name="_Toc233363401"/>
+      <w:r>
+        <w:t>7.3 Gestion du déséquilibre</w:t>
+      </w:r>
+      <w:bookmarkEnd w:id="16"/>
+    </w:p>
+    <w:p>
+      <w:pPr>
+        <w:spacing w:after="120" w:line="276" w:lineRule="auto"/>
+        <w:jc w:val="both"/>
+      </w:pPr>
+      <w:r>
+        <w:t xml:space="preserve">Trois leviers complémentaires sont mobilisés : la pondération des classes (class_weight = balanced pour la régression logistique et le Random Forest ; scale_pos_weight pour XGBoost), le découpage stratifié, et surtout l'ajustement du seuil de décision. Plutôt que le seuil par défaut de 0,5, un seuil optimisant le F1 est déterminé sur des probabilités out-of-fold du train, puis appliqué au test </w:t>
+      </w:r>
+      <w:r>
+        <w:t>-</w:t>
+      </w:r>
+      <w:r>
+        <w:t xml:space="preserve"> sans fuite vers les données de test.</w:t>
+      </w:r>
+    </w:p>
+    <w:p>
+      <w:pPr>
+        <w:pStyle w:val="Titre1"/>
+      </w:pPr>
+      <w:bookmarkStart w:id="17" w:name="_Toc233363402"/>
+      <w:r>
+        <w:lastRenderedPageBreak/>
+        <w:t>8. Pipeline IA et architecture</w:t>
+      </w:r>
+      <w:bookmarkEnd w:id="17"/>
+    </w:p>
+    <w:p>
+      <w:pPr>
+        <w:spacing w:after="120" w:line="276" w:lineRule="auto"/>
+        <w:jc w:val="both"/>
+      </w:pPr>
+      <w:r>
+        <w:t>Le schéma ci-dessous représente la chaîne de bout en bout réellement implémentée, de la donnée brute jusqu'à l'utilisateur métier. Il illustre l'architecture Front / API / Modèle : le tableau de bord n'embarque pas le modèle mais interroge l'API, qui charge le pipeline sérialisé.</w:t>
+      </w:r>
+    </w:p>
+    <w:p>
+      <w:pPr>
+        <w:spacing w:before="80" w:after="40"/>
+        <w:jc w:val="center"/>
+      </w:pPr>
+      <w:r>
+        <w:rPr>
+          <w:noProof/>
+        </w:rPr>
+        <w:drawing>
+          <wp:inline distT="0" distB="0" distL="0" distR="0" wp14:anchorId="3437C870" wp14:editId="5B11414F">
+            <wp:extent cx="5619750" cy="3257550"/>
+            <wp:effectExtent l="0" t="0" r="0" b="0"/>
+            <wp:docPr id="314082162" name="00_pipeline_architecture" descr="00_pipeline_architecture" title="00_pipeline_architecture"/>
+            <wp:cNvGraphicFramePr>
+              <a:graphicFrameLocks xmlns:a="http://schemas.openxmlformats.org/drawingml/2006/main" noChangeAspect="1"/>
+            </wp:cNvGraphicFramePr>
+            <a:graphic xmlns:a="http://schemas.openxmlformats.org/drawingml/2006/main">
+              <a:graphicData uri="http://schemas.openxmlformats.org/drawingml/2006/picture">
+                <pic:pic xmlns:pic="http://schemas.openxmlformats.org/drawingml/2006/picture">
+                  <pic:nvPicPr>
+                    <pic:cNvPr id="0" name=""/>
+                    <pic:cNvPicPr>
+                      <a:picLocks noChangeAspect="1" noChangeArrowheads="1"/>
+                    </pic:cNvPicPr>
+                  </pic:nvPicPr>
+                  <pic:blipFill>
+                    <a:blip r:embed="rId15"/>
+                    <a:srcRect/>
+                    <a:stretch>
+                      <a:fillRect/>
+                    </a:stretch>
+                  </pic:blipFill>
+                  <pic:spPr bwMode="auto">
+                    <a:xfrm>
+                      <a:off x="0" y="0"/>
                       <a:ext cx="5619750" cy="3257550"/>
                     </a:xfrm>
                     <a:prstGeom prst="rect">
@@ -5565,7 +5982,27 @@
           <w:sz w:val="18"/>
           <w:szCs w:val="18"/>
         </w:rPr>
-        <w:t>Figure 8 — Pipeline Data Science complet (architecture de bout en bout).</w:t>
+        <w:t xml:space="preserve">Figure 8 </w:t>
+      </w:r>
+      <w:r>
+        <w:rPr>
+          <w:i/>
+          <w:iCs/>
+          <w:color w:val="595959"/>
+          <w:sz w:val="18"/>
+          <w:szCs w:val="18"/>
+        </w:rPr>
+        <w:t>-</w:t>
+      </w:r>
+      <w:r>
+        <w:rPr>
+          <w:i/>
+          <w:iCs/>
+          <w:color w:val="595959"/>
+          <w:sz w:val="18"/>
+          <w:szCs w:val="18"/>
+        </w:rPr>
+        <w:t xml:space="preserve"> Pipeline Data Science complet (architecture de bout en bout).</w:t>
       </w:r>
     </w:p>
     <w:p>
@@ -5581,7 +6018,7 @@
       <w:pPr>
         <w:pStyle w:val="Titre1"/>
       </w:pPr>
-      <w:bookmarkStart w:id="18" w:name="_Toc233331172"/>
+      <w:bookmarkStart w:id="18" w:name="_Toc233363403"/>
       <w:r>
         <w:t>9. Implémentation technique</w:t>
       </w:r>
@@ -5610,7 +6047,7 @@
           <w:lang w:val="en-US"/>
         </w:rPr>
       </w:pPr>
-      <w:bookmarkStart w:id="19" w:name="_Toc233331173"/>
+      <w:bookmarkStart w:id="19" w:name="_Toc233363404"/>
       <w:r>
         <w:rPr>
           <w:lang w:val="en-US"/>
@@ -5722,7 +6159,7 @@
       <w:pPr>
         <w:pStyle w:val="Titre2"/>
       </w:pPr>
-      <w:bookmarkStart w:id="20" w:name="_Toc233331174"/>
+      <w:bookmarkStart w:id="20" w:name="_Toc233363405"/>
       <w:r>
         <w:t>9.2 Modèles et hyperparamètres principaux</w:t>
       </w:r>
@@ -5801,7 +6238,7 @@
       <w:pPr>
         <w:pStyle w:val="Titre2"/>
       </w:pPr>
-      <w:bookmarkStart w:id="21" w:name="_Toc233331175"/>
+      <w:bookmarkStart w:id="21" w:name="_Toc233363406"/>
       <w:r>
         <w:t>9.3 Sérialisation</w:t>
       </w:r>
@@ -5825,7 +6262,7 @@
       <w:pPr>
         <w:pStyle w:val="Titre1"/>
       </w:pPr>
-      <w:bookmarkStart w:id="22" w:name="_Toc233331176"/>
+      <w:bookmarkStart w:id="22" w:name="_Toc233363407"/>
       <w:r>
         <w:lastRenderedPageBreak/>
         <w:t>10. Évaluation comparative des modèles</w:t>
@@ -6994,63 +7431,8 @@
           <w:sz w:val="18"/>
           <w:szCs w:val="18"/>
         </w:rPr>
-        <w:t>Tableau 1 — Comparaison des modèles sur le jeu de test (seuil optimisé). En surbrillance : les deux meilleurs.</w:t>
-      </w:r>
-    </w:p>
-    <w:p>
-      <w:pPr>
-        <w:spacing w:before="80" w:after="40"/>
-        <w:jc w:val="center"/>
-      </w:pPr>
-      <w:r>
-        <w:rPr>
-          <w:noProof/>
-        </w:rPr>
-        <w:drawing>
-          <wp:inline distT="0" distB="0" distL="0" distR="0" wp14:anchorId="6A89C12C" wp14:editId="41C4992A">
-            <wp:extent cx="5334000" cy="2667000"/>
-            <wp:effectExtent l="0" t="0" r="0" b="0"/>
-            <wp:docPr id="1780925203" name="12_metrics_comparison" descr="12_metrics_comparison" title="12_metrics_comparison"/>
-            <wp:cNvGraphicFramePr>
-              <a:graphicFrameLocks xmlns:a="http://schemas.openxmlformats.org/drawingml/2006/main" noChangeAspect="1"/>
-            </wp:cNvGraphicFramePr>
-            <a:graphic xmlns:a="http://schemas.openxmlformats.org/drawingml/2006/main">
-              <a:graphicData uri="http://schemas.openxmlformats.org/drawingml/2006/picture">
-                <pic:pic xmlns:pic="http://schemas.openxmlformats.org/drawingml/2006/picture">
-                  <pic:nvPicPr>
-                    <pic:cNvPr id="0" name=""/>
-                    <pic:cNvPicPr>
-                      <a:picLocks noChangeAspect="1" noChangeArrowheads="1"/>
-                    </pic:cNvPicPr>
-                  </pic:nvPicPr>
-                  <pic:blipFill>
-                    <a:blip r:embed="rId15"/>
-                    <a:srcRect/>
-                    <a:stretch>
-                      <a:fillRect/>
-                    </a:stretch>
-                  </pic:blipFill>
-                  <pic:spPr bwMode="auto">
-                    <a:xfrm>
-                      <a:off x="0" y="0"/>
-                      <a:ext cx="5334000" cy="2667000"/>
-                    </a:xfrm>
-                    <a:prstGeom prst="rect">
-                      <a:avLst/>
-                    </a:prstGeom>
-                  </pic:spPr>
-                </pic:pic>
-              </a:graphicData>
-            </a:graphic>
-          </wp:inline>
-        </w:drawing>
-      </w:r>
-    </w:p>
-    <w:p>
-      <w:pPr>
-        <w:spacing w:after="160"/>
-        <w:jc w:val="center"/>
-      </w:pPr>
+        <w:t xml:space="preserve">Tableau 1 </w:t>
+      </w:r>
       <w:r>
         <w:rPr>
           <w:i/>
@@ -7059,7 +7441,17 @@
           <w:sz w:val="18"/>
           <w:szCs w:val="18"/>
         </w:rPr>
-        <w:t>Figure 9 — Comparaison visuelle des métriques clés.</w:t>
+        <w:t>-</w:t>
+      </w:r>
+      <w:r>
+        <w:rPr>
+          <w:i/>
+          <w:iCs/>
+          <w:color w:val="595959"/>
+          <w:sz w:val="18"/>
+          <w:szCs w:val="18"/>
+        </w:rPr>
+        <w:t xml:space="preserve"> Comparaison des modèles sur le jeu de test (seuil optimisé). En surbrillance : les deux meilleurs.</w:t>
       </w:r>
     </w:p>
     <w:p>
@@ -7072,10 +7464,10 @@
           <w:noProof/>
         </w:rPr>
         <w:drawing>
-          <wp:inline distT="0" distB="0" distL="0" distR="0" wp14:anchorId="2E34B47B" wp14:editId="36FC8C74">
-            <wp:extent cx="3810000" cy="3267075"/>
+          <wp:inline distT="0" distB="0" distL="0" distR="0" wp14:anchorId="40035E9F" wp14:editId="5C51DB51">
+            <wp:extent cx="5334000" cy="2667000"/>
             <wp:effectExtent l="0" t="0" r="0" b="0"/>
-            <wp:docPr id="459284564" name="10_roc_curves" descr="10_roc_curves" title="10_roc_curves"/>
+            <wp:docPr id="177385827" name="12_metrics_comparison" descr="12_metrics_comparison" title="12_metrics_comparison"/>
             <wp:cNvGraphicFramePr>
               <a:graphicFrameLocks xmlns:a="http://schemas.openxmlformats.org/drawingml/2006/main" noChangeAspect="1"/>
             </wp:cNvGraphicFramePr>
@@ -7098,7 +7490,7 @@
                   <pic:spPr bwMode="auto">
                     <a:xfrm>
                       <a:off x="0" y="0"/>
-                      <a:ext cx="3810000" cy="3267075"/>
+                      <a:ext cx="5334000" cy="2667000"/>
                     </a:xfrm>
                     <a:prstGeom prst="rect">
                       <a:avLst/>
@@ -7124,7 +7516,27 @@
           <w:sz w:val="18"/>
           <w:szCs w:val="18"/>
         </w:rPr>
-        <w:t>Figure 10 — Courbes ROC des quatre modèles.</w:t>
+        <w:t xml:space="preserve">Figure 9 </w:t>
+      </w:r>
+      <w:r>
+        <w:rPr>
+          <w:i/>
+          <w:iCs/>
+          <w:color w:val="595959"/>
+          <w:sz w:val="18"/>
+          <w:szCs w:val="18"/>
+        </w:rPr>
+        <w:t>-</w:t>
+      </w:r>
+      <w:r>
+        <w:rPr>
+          <w:i/>
+          <w:iCs/>
+          <w:color w:val="595959"/>
+          <w:sz w:val="18"/>
+          <w:szCs w:val="18"/>
+        </w:rPr>
+        <w:t xml:space="preserve"> Comparaison visuelle des métriques clés.</w:t>
       </w:r>
     </w:p>
     <w:p>
@@ -7136,12 +7548,11 @@
         <w:rPr>
           <w:noProof/>
         </w:rPr>
-        <w:lastRenderedPageBreak/>
         <w:drawing>
-          <wp:inline distT="0" distB="0" distL="0" distR="0" wp14:anchorId="11A519B5" wp14:editId="05D7E6E3">
+          <wp:inline distT="0" distB="0" distL="0" distR="0" wp14:anchorId="4B579F4C" wp14:editId="7B86FD86">
             <wp:extent cx="3810000" cy="3267075"/>
             <wp:effectExtent l="0" t="0" r="0" b="0"/>
-            <wp:docPr id="258465492" name="11_pr_curves" descr="11_pr_curves" title="11_pr_curves"/>
+            <wp:docPr id="1062158912" name="10_roc_curves" descr="10_roc_curves" title="10_roc_curves"/>
             <wp:cNvGraphicFramePr>
               <a:graphicFrameLocks xmlns:a="http://schemas.openxmlformats.org/drawingml/2006/main" noChangeAspect="1"/>
             </wp:cNvGraphicFramePr>
@@ -7190,75 +7601,27 @@
           <w:sz w:val="18"/>
           <w:szCs w:val="18"/>
         </w:rPr>
-        <w:t>Figure 11 — Courbes Precision-Recall (référence = taux de churn).</w:t>
-      </w:r>
-    </w:p>
-    <w:p>
-      <w:pPr>
-        <w:pStyle w:val="Titre2"/>
-      </w:pPr>
-      <w:bookmarkStart w:id="23" w:name="_Toc233331177"/>
-      <w:r>
-        <w:t>10.1 Lecture des résultats</w:t>
-      </w:r>
-      <w:bookmarkEnd w:id="23"/>
-    </w:p>
-    <w:p>
-      <w:pPr>
-        <w:pStyle w:val="Paragraphedeliste"/>
-        <w:numPr>
-          <w:ilvl w:val="0"/>
-          <w:numId w:val="2"/>
-        </w:numPr>
-        <w:spacing w:after="60" w:line="276" w:lineRule="auto"/>
-      </w:pPr>
-      <w:r>
-        <w:t>XGBoost et Random Forest dominent : F1 ~0,38, Recall ~0,82-0,85, ROC-AUC ~0,79 et PR-AUC ~0,28 (près de 3 fois le hasard à ~0,10).</w:t>
-      </w:r>
-    </w:p>
-    <w:p>
-      <w:pPr>
-        <w:pStyle w:val="Paragraphedeliste"/>
-        <w:numPr>
-          <w:ilvl w:val="0"/>
-          <w:numId w:val="2"/>
-        </w:numPr>
-        <w:spacing w:after="60" w:line="276" w:lineRule="auto"/>
-      </w:pPr>
-      <w:r>
-        <w:t>La régression logistique sous-performe nettement (F1 ~0,29) : son hypothèse linéaire capte mal les effets de seuil mis en évidence en EDA.</w:t>
-      </w:r>
-    </w:p>
-    <w:p>
-      <w:pPr>
-        <w:pStyle w:val="Paragraphedeliste"/>
-        <w:numPr>
-          <w:ilvl w:val="0"/>
-          <w:numId w:val="2"/>
-        </w:numPr>
-        <w:spacing w:after="60" w:line="276" w:lineRule="auto"/>
-      </w:pPr>
-      <w:r>
-        <w:t>Le MLP est le plus faible et surtout le plus instable (écart-type de la ROC-AUC en validation croisée de ~0,14, contre ~0,015 pour les arbres).</w:t>
-      </w:r>
-    </w:p>
-    <w:p>
-      <w:pPr>
-        <w:pStyle w:val="Titre2"/>
-      </w:pPr>
-      <w:bookmarkStart w:id="24" w:name="_Toc233331178"/>
-      <w:r>
-        <w:t>10.2 Choix du modèle candidat final</w:t>
-      </w:r>
-      <w:bookmarkEnd w:id="24"/>
-    </w:p>
-    <w:p>
-      <w:pPr>
-        <w:spacing w:after="120" w:line="276" w:lineRule="auto"/>
-        <w:jc w:val="both"/>
-      </w:pPr>
-      <w:r>
-        <w:t>XGBoost est retenu comme modèle candidat sur le critère du F1, mais Random Forest est à égalité de fait (F1 quasi identique, ROC-AUC et PR-AUC même légèrement supérieurs, et stabilité comparable). Le choix final ne repose donc pas seulement sur le score : il intègre la stabilité, l'interprétabilité, le coût de calcul et la facilité de déploiement. Les deux modèles constituent des candidats également défendables ; la proximité de leurs performances est en soi un enseignement, et un déploiement réel justifierait un suivi comparatif des deux.</w:t>
+        <w:t xml:space="preserve">Figure 10 </w:t>
+      </w:r>
+      <w:r>
+        <w:rPr>
+          <w:i/>
+          <w:iCs/>
+          <w:color w:val="595959"/>
+          <w:sz w:val="18"/>
+          <w:szCs w:val="18"/>
+        </w:rPr>
+        <w:t>-</w:t>
+      </w:r>
+      <w:r>
+        <w:rPr>
+          <w:i/>
+          <w:iCs/>
+          <w:color w:val="595959"/>
+          <w:sz w:val="18"/>
+          <w:szCs w:val="18"/>
+        </w:rPr>
+        <w:t xml:space="preserve"> Courbes ROC des quatre modèles.</w:t>
       </w:r>
     </w:p>
     <w:p>
@@ -7272,10 +7635,10 @@
         </w:rPr>
         <w:lastRenderedPageBreak/>
         <w:drawing>
-          <wp:inline distT="0" distB="0" distL="0" distR="0" wp14:anchorId="46C1336F" wp14:editId="7CDF002A">
-            <wp:extent cx="3333750" cy="2962275"/>
+          <wp:inline distT="0" distB="0" distL="0" distR="0" wp14:anchorId="04B8F27F" wp14:editId="463BAC81">
+            <wp:extent cx="3810000" cy="3267075"/>
             <wp:effectExtent l="0" t="0" r="0" b="0"/>
-            <wp:docPr id="2053173525" name="13_confusion_best" descr="13_confusion_best" title="13_confusion_best"/>
+            <wp:docPr id="455105882" name="11_pr_curves" descr="11_pr_curves" title="11_pr_curves"/>
             <wp:cNvGraphicFramePr>
               <a:graphicFrameLocks xmlns:a="http://schemas.openxmlformats.org/drawingml/2006/main" noChangeAspect="1"/>
             </wp:cNvGraphicFramePr>
@@ -7298,7 +7661,7 @@
                   <pic:spPr bwMode="auto">
                     <a:xfrm>
                       <a:off x="0" y="0"/>
-                      <a:ext cx="3333750" cy="2962275"/>
+                      <a:ext cx="3810000" cy="3267075"/>
                     </a:xfrm>
                     <a:prstGeom prst="rect">
                       <a:avLst/>
@@ -7324,8 +7687,87 @@
           <w:sz w:val="18"/>
           <w:szCs w:val="18"/>
         </w:rPr>
-        <w:t>Figure 12 — Matrice de confusion du modèle candidat (au seuil optimisé).</w:t>
-      </w:r>
+        <w:t xml:space="preserve">Figure 11 </w:t>
+      </w:r>
+      <w:r>
+        <w:rPr>
+          <w:i/>
+          <w:iCs/>
+          <w:color w:val="595959"/>
+          <w:sz w:val="18"/>
+          <w:szCs w:val="18"/>
+        </w:rPr>
+        <w:t>-</w:t>
+      </w:r>
+      <w:r>
+        <w:rPr>
+          <w:i/>
+          <w:iCs/>
+          <w:color w:val="595959"/>
+          <w:sz w:val="18"/>
+          <w:szCs w:val="18"/>
+        </w:rPr>
+        <w:t xml:space="preserve"> Courbes Precision-Recall (référence = taux de churn).</w:t>
+      </w:r>
+    </w:p>
+    <w:p>
+      <w:pPr>
+        <w:pStyle w:val="Titre2"/>
+      </w:pPr>
+      <w:bookmarkStart w:id="23" w:name="_Toc233363408"/>
+      <w:r>
+        <w:t>10.1 Lecture des résultats</w:t>
+      </w:r>
+      <w:bookmarkEnd w:id="23"/>
+    </w:p>
+    <w:p>
+      <w:pPr>
+        <w:pStyle w:val="Paragraphedeliste"/>
+        <w:numPr>
+          <w:ilvl w:val="0"/>
+          <w:numId w:val="2"/>
+        </w:numPr>
+        <w:spacing w:after="60" w:line="276" w:lineRule="auto"/>
+      </w:pPr>
+      <w:r>
+        <w:t>XGBoost et Random Forest dominent : F1 ~0,38, Recall ~0,82-0,85, ROC-AUC ~0,79 et PR-AUC ~0,28 (près de 3 fois le hasard à ~0,10).</w:t>
+      </w:r>
+    </w:p>
+    <w:p>
+      <w:pPr>
+        <w:pStyle w:val="Paragraphedeliste"/>
+        <w:numPr>
+          <w:ilvl w:val="0"/>
+          <w:numId w:val="2"/>
+        </w:numPr>
+        <w:spacing w:after="60" w:line="276" w:lineRule="auto"/>
+      </w:pPr>
+      <w:r>
+        <w:t>La régression logistique sous-performe nettement (F1 ~0,29) : son hypothèse linéaire capte mal les effets de seuil mis en évidence en EDA.</w:t>
+      </w:r>
+    </w:p>
+    <w:p>
+      <w:pPr>
+        <w:pStyle w:val="Paragraphedeliste"/>
+        <w:numPr>
+          <w:ilvl w:val="0"/>
+          <w:numId w:val="2"/>
+        </w:numPr>
+        <w:spacing w:after="60" w:line="276" w:lineRule="auto"/>
+      </w:pPr>
+      <w:r>
+        <w:t>Le MLP est le plus faible et surtout le plus instable (écart-type de la ROC-AUC en validation croisée de ~0,14, contre ~0,015 pour les arbres).</w:t>
+      </w:r>
+    </w:p>
+    <w:p>
+      <w:pPr>
+        <w:pStyle w:val="Titre2"/>
+      </w:pPr>
+      <w:bookmarkStart w:id="24" w:name="_Toc233363409"/>
+      <w:r>
+        <w:t>10.2 Choix du modèle candidat final</w:t>
+      </w:r>
+      <w:bookmarkEnd w:id="24"/>
     </w:p>
     <w:p>
       <w:pPr>
@@ -7333,45 +7775,7 @@
         <w:jc w:val="both"/>
       </w:pPr>
       <w:r>
-        <w:t>La matrice de confusion illustre le compromis assumé : un Recall élevé (la majorité des churners sont détectés) au prix d'une précision modérée (des faux positifs). Dans une logique de rétention, mieux vaut contacter quelques clients fidèles à tort que manquer un client réellement sur le départ.</w:t>
-      </w:r>
-    </w:p>
-    <w:p>
-      <w:pPr>
-        <w:pStyle w:val="Titre1"/>
-      </w:pPr>
-      <w:bookmarkStart w:id="25" w:name="_Toc233331179"/>
-      <w:r>
-        <w:t>11. Interprétabilité et analyse métier des résultats</w:t>
-      </w:r>
-      <w:bookmarkEnd w:id="25"/>
-    </w:p>
-    <w:p>
-      <w:pPr>
-        <w:spacing w:after="120" w:line="276" w:lineRule="auto"/>
-        <w:jc w:val="both"/>
-      </w:pPr>
-      <w:r>
-        <w:t>Un modèle performant mais opaque a une valeur limitée en entreprise. Deux niveaux d'explicabilité sont mis en œuvre : la permutation importance (globale, agnostique au modèle) et SHAP (global et local, pour expliquer une prédiction individuelle).</w:t>
-      </w:r>
-    </w:p>
-    <w:p>
-      <w:pPr>
-        <w:pStyle w:val="Titre2"/>
-      </w:pPr>
-      <w:bookmarkStart w:id="26" w:name="_Toc233331180"/>
-      <w:r>
-        <w:t>11.1 Importance globale des variables</w:t>
-      </w:r>
-      <w:bookmarkEnd w:id="26"/>
-    </w:p>
-    <w:p>
-      <w:pPr>
-        <w:spacing w:after="120" w:line="276" w:lineRule="auto"/>
-        <w:jc w:val="both"/>
-      </w:pPr>
-      <w:r>
-        <w:t>La permutation importance mesure la chute de performance lorsqu'une variable est aléatoirement permutée. Les variables les plus déterminantes sont, de loin, le CSAT, le nombre de connexions mensuelles, l'ancienneté et les échecs de paiement — en parfaite cohérence avec les hypothèses de l'EDA. Au-delà de ces quelques variables, l'apport des autres est marginal.</w:t>
+        <w:t>XGBoost est retenu comme modèle candidat sur le critère du F1, mais Random Forest est à égalité de fait (F1 quasi identique, ROC-AUC et PR-AUC même légèrement supérieurs, et stabilité comparable). Le choix final ne repose donc pas seulement sur le score : il intègre la stabilité, l'interprétabilité, le coût de calcul et la facilité de déploiement. Les deux modèles constituent des candidats également défendables ; la proximité de leurs performances est en soi un enseignement, et un déploiement réel justifierait un suivi comparatif des deux.</w:t>
       </w:r>
     </w:p>
     <w:p>
@@ -7385,10 +7789,10 @@
         </w:rPr>
         <w:lastRenderedPageBreak/>
         <w:drawing>
-          <wp:inline distT="0" distB="0" distL="0" distR="0" wp14:anchorId="1216391B" wp14:editId="79997F5F">
-            <wp:extent cx="4476750" cy="3914775"/>
+          <wp:inline distT="0" distB="0" distL="0" distR="0" wp14:anchorId="7A55BDCE" wp14:editId="465F8C16">
+            <wp:extent cx="3333750" cy="2962275"/>
             <wp:effectExtent l="0" t="0" r="0" b="0"/>
-            <wp:docPr id="889121762" name="20_permutation_importance" descr="20_permutation_importance" title="20_permutation_importance"/>
+            <wp:docPr id="1686519752" name="13_confusion_best" descr="13_confusion_best" title="13_confusion_best"/>
             <wp:cNvGraphicFramePr>
               <a:graphicFrameLocks xmlns:a="http://schemas.openxmlformats.org/drawingml/2006/main" noChangeAspect="1"/>
             </wp:cNvGraphicFramePr>
@@ -7411,7 +7815,7 @@
                   <pic:spPr bwMode="auto">
                     <a:xfrm>
                       <a:off x="0" y="0"/>
-                      <a:ext cx="4476750" cy="3914775"/>
+                      <a:ext cx="3333750" cy="2962275"/>
                     </a:xfrm>
                     <a:prstGeom prst="rect">
                       <a:avLst/>
@@ -7437,7 +7841,80 @@
           <w:sz w:val="18"/>
           <w:szCs w:val="18"/>
         </w:rPr>
-        <w:t>Figure 13 — Permutation importance (chute de ROC-AUC sur le test).</w:t>
+        <w:t xml:space="preserve">Figure 12 </w:t>
+      </w:r>
+      <w:r>
+        <w:rPr>
+          <w:i/>
+          <w:iCs/>
+          <w:color w:val="595959"/>
+          <w:sz w:val="18"/>
+          <w:szCs w:val="18"/>
+        </w:rPr>
+        <w:t>-</w:t>
+      </w:r>
+      <w:r>
+        <w:rPr>
+          <w:i/>
+          <w:iCs/>
+          <w:color w:val="595959"/>
+          <w:sz w:val="18"/>
+          <w:szCs w:val="18"/>
+        </w:rPr>
+        <w:t xml:space="preserve"> Matrice de confusion du modèle candidat (au seuil optimisé).</w:t>
+      </w:r>
+    </w:p>
+    <w:p>
+      <w:pPr>
+        <w:spacing w:after="120" w:line="276" w:lineRule="auto"/>
+        <w:jc w:val="both"/>
+      </w:pPr>
+      <w:r>
+        <w:t>La matrice de confusion illustre le compromis assumé : un Recall élevé (la majorité des churners sont détectés) au prix d'une précision modérée (des faux positifs). Dans une logique de rétention, mieux vaut contacter quelques clients fidèles à tort que manquer un client réellement sur le départ.</w:t>
+      </w:r>
+    </w:p>
+    <w:p>
+      <w:pPr>
+        <w:pStyle w:val="Titre1"/>
+      </w:pPr>
+      <w:bookmarkStart w:id="25" w:name="_Toc233363410"/>
+      <w:r>
+        <w:t>11. Interprétabilité et analyse métier des résultats</w:t>
+      </w:r>
+      <w:bookmarkEnd w:id="25"/>
+    </w:p>
+    <w:p>
+      <w:pPr>
+        <w:spacing w:after="120" w:line="276" w:lineRule="auto"/>
+        <w:jc w:val="both"/>
+      </w:pPr>
+      <w:r>
+        <w:t>Un modèle performant mais opaque a une valeur limitée en entreprise. Deux niveaux d'explicabilité sont mis en œuvre : la permutation importance (globale, agnostique au modèle) et SHAP (global et local, pour expliquer une prédiction individuelle).</w:t>
+      </w:r>
+    </w:p>
+    <w:p>
+      <w:pPr>
+        <w:pStyle w:val="Titre2"/>
+      </w:pPr>
+      <w:bookmarkStart w:id="26" w:name="_Toc233363411"/>
+      <w:r>
+        <w:t>11.1 Importance globale des variables</w:t>
+      </w:r>
+      <w:bookmarkEnd w:id="26"/>
+    </w:p>
+    <w:p>
+      <w:pPr>
+        <w:spacing w:after="120" w:line="276" w:lineRule="auto"/>
+        <w:jc w:val="both"/>
+      </w:pPr>
+      <w:r>
+        <w:t xml:space="preserve">La permutation importance mesure la chute de performance lorsqu'une variable est aléatoirement permutée. Les variables les plus déterminantes sont, de loin, le CSAT, le nombre de connexions mensuelles, l'ancienneté et les échecs de paiement </w:t>
+      </w:r>
+      <w:r>
+        <w:t>-</w:t>
+      </w:r>
+      <w:r>
+        <w:t xml:space="preserve"> en parfaite cohérence avec les hypothèses de l'EDA. Au-delà de ces quelques variables, l'apport des autres est marginal.</w:t>
       </w:r>
     </w:p>
     <w:p>
@@ -7451,10 +7928,10 @@
         </w:rPr>
         <w:lastRenderedPageBreak/>
         <w:drawing>
-          <wp:inline distT="0" distB="0" distL="0" distR="0" wp14:anchorId="10B8530E" wp14:editId="0A56F729">
-            <wp:extent cx="4095750" cy="4924425"/>
+          <wp:inline distT="0" distB="0" distL="0" distR="0" wp14:anchorId="5A8DF265" wp14:editId="1298F4B2">
+            <wp:extent cx="4476750" cy="3914775"/>
             <wp:effectExtent l="0" t="0" r="0" b="0"/>
-            <wp:docPr id="1870228121" name="21_shap_summary" descr="21_shap_summary" title="21_shap_summary"/>
+            <wp:docPr id="1195361689" name="20_permutation_importance" descr="20_permutation_importance" title="20_permutation_importance"/>
             <wp:cNvGraphicFramePr>
               <a:graphicFrameLocks xmlns:a="http://schemas.openxmlformats.org/drawingml/2006/main" noChangeAspect="1"/>
             </wp:cNvGraphicFramePr>
@@ -7477,7 +7954,7 @@
                   <pic:spPr bwMode="auto">
                     <a:xfrm>
                       <a:off x="0" y="0"/>
-                      <a:ext cx="4095750" cy="4924425"/>
+                      <a:ext cx="4476750" cy="3914775"/>
                     </a:xfrm>
                     <a:prstGeom prst="rect">
                       <a:avLst/>
@@ -7503,26 +7980,27 @@
           <w:sz w:val="18"/>
           <w:szCs w:val="18"/>
         </w:rPr>
-        <w:t>Figure 14 — SHAP : importance globale et sens de l'effet de chaque variable.</w:t>
-      </w:r>
-    </w:p>
-    <w:p>
-      <w:pPr>
-        <w:pStyle w:val="Titre2"/>
-      </w:pPr>
-      <w:bookmarkStart w:id="27" w:name="_Toc233331181"/>
-      <w:r>
-        <w:t>11.2 Explication locale et lecture métier</w:t>
-      </w:r>
-      <w:bookmarkEnd w:id="27"/>
-    </w:p>
-    <w:p>
-      <w:pPr>
-        <w:spacing w:after="120" w:line="276" w:lineRule="auto"/>
-        <w:jc w:val="both"/>
-      </w:pPr>
-      <w:r>
-        <w:t>SHAP décompose une prédiction individuelle en contributions : pour un client donné, chaque variable pousse la probabilité de churn vers le haut ou vers le bas. Cette vue est exactement ce dont un responsable CRM a besoin pour agir.</w:t>
+        <w:t xml:space="preserve">Figure 13 </w:t>
+      </w:r>
+      <w:r>
+        <w:rPr>
+          <w:i/>
+          <w:iCs/>
+          <w:color w:val="595959"/>
+          <w:sz w:val="18"/>
+          <w:szCs w:val="18"/>
+        </w:rPr>
+        <w:t>-</w:t>
+      </w:r>
+      <w:r>
+        <w:rPr>
+          <w:i/>
+          <w:iCs/>
+          <w:color w:val="595959"/>
+          <w:sz w:val="18"/>
+          <w:szCs w:val="18"/>
+        </w:rPr>
+        <w:t xml:space="preserve"> Permutation importance (chute de ROC-AUC sur le test).</w:t>
       </w:r>
     </w:p>
     <w:p>
@@ -7536,10 +8014,10 @@
         </w:rPr>
         <w:lastRenderedPageBreak/>
         <w:drawing>
-          <wp:inline distT="0" distB="0" distL="0" distR="0" wp14:anchorId="4554A6C7" wp14:editId="5B8EF3B0">
-            <wp:extent cx="4476750" cy="3362325"/>
+          <wp:inline distT="0" distB="0" distL="0" distR="0" wp14:anchorId="10F008A4" wp14:editId="638822FD">
+            <wp:extent cx="4095750" cy="4924425"/>
             <wp:effectExtent l="0" t="0" r="0" b="0"/>
-            <wp:docPr id="614660541" name="22_shap_local" descr="22_shap_local" title="22_shap_local"/>
+            <wp:docPr id="1974696126" name="21_shap_summary" descr="21_shap_summary" title="21_shap_summary"/>
             <wp:cNvGraphicFramePr>
               <a:graphicFrameLocks xmlns:a="http://schemas.openxmlformats.org/drawingml/2006/main" noChangeAspect="1"/>
             </wp:cNvGraphicFramePr>
@@ -7562,6 +8040,111 @@
                   <pic:spPr bwMode="auto">
                     <a:xfrm>
                       <a:off x="0" y="0"/>
+                      <a:ext cx="4095750" cy="4924425"/>
+                    </a:xfrm>
+                    <a:prstGeom prst="rect">
+                      <a:avLst/>
+                    </a:prstGeom>
+                  </pic:spPr>
+                </pic:pic>
+              </a:graphicData>
+            </a:graphic>
+          </wp:inline>
+        </w:drawing>
+      </w:r>
+    </w:p>
+    <w:p>
+      <w:pPr>
+        <w:spacing w:after="160"/>
+        <w:jc w:val="center"/>
+      </w:pPr>
+      <w:r>
+        <w:rPr>
+          <w:i/>
+          <w:iCs/>
+          <w:color w:val="595959"/>
+          <w:sz w:val="18"/>
+          <w:szCs w:val="18"/>
+        </w:rPr>
+        <w:t xml:space="preserve">Figure 14 </w:t>
+      </w:r>
+      <w:r>
+        <w:rPr>
+          <w:i/>
+          <w:iCs/>
+          <w:color w:val="595959"/>
+          <w:sz w:val="18"/>
+          <w:szCs w:val="18"/>
+        </w:rPr>
+        <w:t>-</w:t>
+      </w:r>
+      <w:r>
+        <w:rPr>
+          <w:i/>
+          <w:iCs/>
+          <w:color w:val="595959"/>
+          <w:sz w:val="18"/>
+          <w:szCs w:val="18"/>
+        </w:rPr>
+        <w:t xml:space="preserve"> SHAP : importance globale et sens de l'effet de chaque variable.</w:t>
+      </w:r>
+    </w:p>
+    <w:p>
+      <w:pPr>
+        <w:pStyle w:val="Titre2"/>
+      </w:pPr>
+      <w:bookmarkStart w:id="27" w:name="_Toc233363412"/>
+      <w:r>
+        <w:t>11.2 Explication locale et lecture métier</w:t>
+      </w:r>
+      <w:bookmarkEnd w:id="27"/>
+    </w:p>
+    <w:p>
+      <w:pPr>
+        <w:spacing w:after="120" w:line="276" w:lineRule="auto"/>
+        <w:jc w:val="both"/>
+      </w:pPr>
+      <w:r>
+        <w:t>SHAP décompose une prédiction individuelle en contributions : pour un client donné, chaque variable pousse la probabilité de churn vers le haut ou vers le bas. Cette vue est exactement ce dont un responsable CRM a besoin pour agir.</w:t>
+      </w:r>
+    </w:p>
+    <w:p>
+      <w:pPr>
+        <w:spacing w:before="80" w:after="40"/>
+        <w:jc w:val="center"/>
+      </w:pPr>
+      <w:r>
+        <w:rPr>
+          <w:noProof/>
+        </w:rPr>
+        <w:lastRenderedPageBreak/>
+        <w:drawing>
+          <wp:inline distT="0" distB="0" distL="0" distR="0" wp14:anchorId="78B33293" wp14:editId="0DA83C79">
+            <wp:extent cx="4476750" cy="3362325"/>
+            <wp:effectExtent l="0" t="0" r="0" b="0"/>
+            <wp:docPr id="1152003948" name="22_shap_local" descr="22_shap_local" title="22_shap_local"/>
+            <wp:cNvGraphicFramePr>
+              <a:graphicFrameLocks xmlns:a="http://schemas.openxmlformats.org/drawingml/2006/main" noChangeAspect="1"/>
+            </wp:cNvGraphicFramePr>
+            <a:graphic xmlns:a="http://schemas.openxmlformats.org/drawingml/2006/main">
+              <a:graphicData uri="http://schemas.openxmlformats.org/drawingml/2006/picture">
+                <pic:pic xmlns:pic="http://schemas.openxmlformats.org/drawingml/2006/picture">
+                  <pic:nvPicPr>
+                    <pic:cNvPr id="0" name=""/>
+                    <pic:cNvPicPr>
+                      <a:picLocks noChangeAspect="1" noChangeArrowheads="1"/>
+                    </pic:cNvPicPr>
+                  </pic:nvPicPr>
+                  <pic:blipFill>
+                    <a:blip r:embed="rId22"/>
+                    <a:srcRect/>
+                    <a:stretch>
+                      <a:fillRect/>
+                    </a:stretch>
+                  </pic:blipFill>
+                  <pic:spPr bwMode="auto">
+                    <a:xfrm>
+                      <a:off x="0" y="0"/>
                       <a:ext cx="4476750" cy="3362325"/>
                     </a:xfrm>
                     <a:prstGeom prst="rect">
@@ -7588,7 +8171,27 @@
           <w:sz w:val="18"/>
           <w:szCs w:val="18"/>
         </w:rPr>
-        <w:t>Figure 15 — SHAP local : facteurs de risque d'un client (rouge = aggrave, bleu = protège).</w:t>
+        <w:t xml:space="preserve">Figure 15 </w:t>
+      </w:r>
+      <w:r>
+        <w:rPr>
+          <w:i/>
+          <w:iCs/>
+          <w:color w:val="595959"/>
+          <w:sz w:val="18"/>
+          <w:szCs w:val="18"/>
+        </w:rPr>
+        <w:t>-</w:t>
+      </w:r>
+      <w:r>
+        <w:rPr>
+          <w:i/>
+          <w:iCs/>
+          <w:color w:val="595959"/>
+          <w:sz w:val="18"/>
+          <w:szCs w:val="18"/>
+        </w:rPr>
+        <w:t xml:space="preserve"> SHAP local : facteurs de risque d'un client (rouge = aggrave, bleu = protège).</w:t>
       </w:r>
     </w:p>
     <w:p>
@@ -7609,7 +8212,7 @@
       <w:pPr>
         <w:pStyle w:val="Titre1"/>
       </w:pPr>
-      <w:bookmarkStart w:id="28" w:name="_Toc233331182"/>
+      <w:bookmarkStart w:id="28" w:name="_Toc233363413"/>
       <w:r>
         <w:lastRenderedPageBreak/>
         <w:t>12. Interface utilisateur et prototype (dashboard)</w:t>
@@ -7622,7 +8225,13 @@
         <w:jc w:val="both"/>
       </w:pPr>
       <w:r>
-        <w:t>Le tableau de bord, développé avec Streamlit, est conçu comme un outil décisionnel autonome destiné à l'utilisateur métier — et non comme une reproduction des graphiques d'analyse. Il interroge l'API pour toutes les prédictions. Il s'organise en quatre pages.</w:t>
+        <w:t xml:space="preserve">Le tableau de bord, développé avec Streamlit, est conçu comme un outil décisionnel autonome destiné à l'utilisateur métier </w:t>
+      </w:r>
+      <w:r>
+        <w:t>-</w:t>
+      </w:r>
+      <w:r>
+        <w:t xml:space="preserve"> et non comme une reproduction des graphiques d'analyse. Il interroge l'API pour toutes les prédictions. Il s'organise en quatre pages.</w:t>
       </w:r>
     </w:p>
     <w:p>
@@ -7648,7 +8257,13 @@
         <w:spacing w:after="60" w:line="276" w:lineRule="auto"/>
       </w:pPr>
       <w:r>
-        <w:t>Clients à risque : liste priorisée par revenu à risque (probabilité × revenu), filtrable par segment et niveau de risque, exportable en CSV — répond à « qui contacter en premier ».</w:t>
+        <w:t xml:space="preserve">Clients à risque : liste priorisée par revenu à risque (probabilité × revenu), filtrable par segment et niveau de risque, exportable en CSV </w:t>
+      </w:r>
+      <w:r>
+        <w:t>-</w:t>
+      </w:r>
+      <w:r>
+        <w:t xml:space="preserve"> répond à « qui contacter en premier ».</w:t>
       </w:r>
     </w:p>
     <w:p>
@@ -7688,69 +8303,436 @@
     </w:p>
     <w:p>
       <w:pPr>
-        <w:shd w:val="clear" w:color="auto" w:fill="FBE9D0"/>
-        <w:spacing w:before="120" w:after="160"/>
+        <w:spacing w:before="80" w:after="30"/>
+        <w:jc w:val="center"/>
+      </w:pPr>
+      <w:r>
+        <w:rPr>
+          <w:noProof/>
+        </w:rPr>
+        <w:drawing>
+          <wp:inline distT="0" distB="0" distL="0" distR="0" wp14:anchorId="0A24A63B" wp14:editId="3B09E8B8">
+            <wp:extent cx="5334000" cy="2886075"/>
+            <wp:effectExtent l="0" t="0" r="0" b="0"/>
+            <wp:docPr id="1088209460" name="1" descr="1" title="1"/>
+            <wp:cNvGraphicFramePr>
+              <a:graphicFrameLocks xmlns:a="http://schemas.openxmlformats.org/drawingml/2006/main" noChangeAspect="1"/>
+            </wp:cNvGraphicFramePr>
+            <a:graphic xmlns:a="http://schemas.openxmlformats.org/drawingml/2006/main">
+              <a:graphicData uri="http://schemas.openxmlformats.org/drawingml/2006/picture">
+                <pic:pic xmlns:pic="http://schemas.openxmlformats.org/drawingml/2006/picture">
+                  <pic:nvPicPr>
+                    <pic:cNvPr id="0" name=""/>
+                    <pic:cNvPicPr>
+                      <a:picLocks noChangeAspect="1" noChangeArrowheads="1"/>
+                    </pic:cNvPicPr>
+                  </pic:nvPicPr>
+                  <pic:blipFill>
+                    <a:blip r:embed="rId23"/>
+                    <a:srcRect/>
+                    <a:stretch>
+                      <a:fillRect/>
+                    </a:stretch>
+                  </pic:blipFill>
+                  <pic:spPr bwMode="auto">
+                    <a:xfrm>
+                      <a:off x="0" y="0"/>
+                      <a:ext cx="5334000" cy="2886075"/>
+                    </a:xfrm>
+                    <a:prstGeom prst="rect">
+                      <a:avLst/>
+                    </a:prstGeom>
+                  </pic:spPr>
+                </pic:pic>
+              </a:graphicData>
+            </a:graphic>
+          </wp:inline>
+        </w:drawing>
+      </w:r>
+    </w:p>
+    <w:p>
+      <w:pPr>
+        <w:spacing w:after="160"/>
         <w:jc w:val="center"/>
       </w:pPr>
       <w:r>
         <w:rPr>
           <w:i/>
           <w:iCs/>
-          <w:color w:val="7A5A20"/>
-        </w:rPr>
-        <w:t>[ Insérer ici une capture d'écran de la page « Vue d'ensemble » (KPIs + graphiques) ]</w:t>
-      </w:r>
-    </w:p>
-    <w:p>
-      <w:pPr>
-        <w:shd w:val="clear" w:color="auto" w:fill="FBE9D0"/>
-        <w:spacing w:before="120" w:after="160"/>
-        <w:jc w:val="center"/>
-      </w:pPr>
+          <w:color w:val="595959"/>
+          <w:sz w:val="18"/>
+          <w:szCs w:val="18"/>
+        </w:rPr>
+        <w:t xml:space="preserve">Figure 16 </w:t>
+      </w:r>
       <w:r>
         <w:rPr>
           <w:i/>
           <w:iCs/>
-          <w:color w:val="7A5A20"/>
-        </w:rPr>
-        <w:t>[ Insérer ici une capture d'écran de la page « Clients à risque » (liste priorisée + filtres) ]</w:t>
-      </w:r>
-    </w:p>
-    <w:p>
-      <w:pPr>
-        <w:shd w:val="clear" w:color="auto" w:fill="FBE9D0"/>
-        <w:spacing w:before="120" w:after="160"/>
-        <w:jc w:val="center"/>
-      </w:pPr>
+          <w:color w:val="595959"/>
+          <w:sz w:val="18"/>
+          <w:szCs w:val="18"/>
+        </w:rPr>
+        <w:t>-</w:t>
+      </w:r>
       <w:r>
         <w:rPr>
           <w:i/>
           <w:iCs/>
-          <w:color w:val="7A5A20"/>
-        </w:rPr>
-        <w:t>[ Insérer ici une capture d'écran du « Simulateur » (jauge de probabilité + facteurs SHAP) ]</w:t>
-      </w:r>
-    </w:p>
-    <w:p>
-      <w:pPr>
-        <w:shd w:val="clear" w:color="auto" w:fill="FBE9D0"/>
-        <w:spacing w:before="120" w:after="160"/>
+          <w:color w:val="595959"/>
+          <w:sz w:val="18"/>
+          <w:szCs w:val="18"/>
+        </w:rPr>
+        <w:t xml:space="preserve"> Dashboard, page « Vue d'ensemble » : KPIs et revenu global à risque.</w:t>
+      </w:r>
+    </w:p>
+    <w:p>
+      <w:pPr>
+        <w:spacing w:before="80" w:after="30"/>
+        <w:jc w:val="center"/>
+      </w:pPr>
+      <w:r>
+        <w:rPr>
+          <w:noProof/>
+        </w:rPr>
+        <w:lastRenderedPageBreak/>
+        <w:drawing>
+          <wp:inline distT="0" distB="0" distL="0" distR="0" wp14:anchorId="0631B908" wp14:editId="3C9427BF">
+            <wp:extent cx="5334000" cy="2933700"/>
+            <wp:effectExtent l="0" t="0" r="0" b="0"/>
+            <wp:docPr id="2066290667" name="2" descr="2" title="2"/>
+            <wp:cNvGraphicFramePr>
+              <a:graphicFrameLocks xmlns:a="http://schemas.openxmlformats.org/drawingml/2006/main" noChangeAspect="1"/>
+            </wp:cNvGraphicFramePr>
+            <a:graphic xmlns:a="http://schemas.openxmlformats.org/drawingml/2006/main">
+              <a:graphicData uri="http://schemas.openxmlformats.org/drawingml/2006/picture">
+                <pic:pic xmlns:pic="http://schemas.openxmlformats.org/drawingml/2006/picture">
+                  <pic:nvPicPr>
+                    <pic:cNvPr id="0" name=""/>
+                    <pic:cNvPicPr>
+                      <a:picLocks noChangeAspect="1" noChangeArrowheads="1"/>
+                    </pic:cNvPicPr>
+                  </pic:nvPicPr>
+                  <pic:blipFill>
+                    <a:blip r:embed="rId24"/>
+                    <a:srcRect/>
+                    <a:stretch>
+                      <a:fillRect/>
+                    </a:stretch>
+                  </pic:blipFill>
+                  <pic:spPr bwMode="auto">
+                    <a:xfrm>
+                      <a:off x="0" y="0"/>
+                      <a:ext cx="5334000" cy="2933700"/>
+                    </a:xfrm>
+                    <a:prstGeom prst="rect">
+                      <a:avLst/>
+                    </a:prstGeom>
+                  </pic:spPr>
+                </pic:pic>
+              </a:graphicData>
+            </a:graphic>
+          </wp:inline>
+        </w:drawing>
+      </w:r>
+    </w:p>
+    <w:p>
+      <w:pPr>
+        <w:spacing w:after="160"/>
         <w:jc w:val="center"/>
       </w:pPr>
       <w:r>
         <w:rPr>
           <w:i/>
           <w:iCs/>
-          <w:color w:val="7A5A20"/>
-        </w:rPr>
-        <w:t>[ Insérer ici une capture d'écran de la page « Confiance du modèle » ]</w:t>
+          <w:color w:val="595959"/>
+          <w:sz w:val="18"/>
+          <w:szCs w:val="18"/>
+        </w:rPr>
+        <w:t xml:space="preserve">Figure 17 </w:t>
+      </w:r>
+      <w:r>
+        <w:rPr>
+          <w:i/>
+          <w:iCs/>
+          <w:color w:val="595959"/>
+          <w:sz w:val="18"/>
+          <w:szCs w:val="18"/>
+        </w:rPr>
+        <w:t>-</w:t>
+      </w:r>
+      <w:r>
+        <w:rPr>
+          <w:i/>
+          <w:iCs/>
+          <w:color w:val="595959"/>
+          <w:sz w:val="18"/>
+          <w:szCs w:val="18"/>
+        </w:rPr>
+        <w:t xml:space="preserve"> Page « Clients à risque » : liste priorisée par revenu à risque + filtres.</w:t>
+      </w:r>
+    </w:p>
+    <w:p>
+      <w:pPr>
+        <w:spacing w:before="80" w:after="30"/>
+        <w:jc w:val="center"/>
+      </w:pPr>
+      <w:r>
+        <w:rPr>
+          <w:noProof/>
+        </w:rPr>
+        <w:drawing>
+          <wp:inline distT="0" distB="0" distL="0" distR="0" wp14:anchorId="1AC59AF0" wp14:editId="29D5A6C8">
+            <wp:extent cx="5334000" cy="2876550"/>
+            <wp:effectExtent l="0" t="0" r="0" b="0"/>
+            <wp:docPr id="357348079" name="3" descr="3" title="3"/>
+            <wp:cNvGraphicFramePr>
+              <a:graphicFrameLocks xmlns:a="http://schemas.openxmlformats.org/drawingml/2006/main" noChangeAspect="1"/>
+            </wp:cNvGraphicFramePr>
+            <a:graphic xmlns:a="http://schemas.openxmlformats.org/drawingml/2006/main">
+              <a:graphicData uri="http://schemas.openxmlformats.org/drawingml/2006/picture">
+                <pic:pic xmlns:pic="http://schemas.openxmlformats.org/drawingml/2006/picture">
+                  <pic:nvPicPr>
+                    <pic:cNvPr id="0" name=""/>
+                    <pic:cNvPicPr>
+                      <a:picLocks noChangeAspect="1" noChangeArrowheads="1"/>
+                    </pic:cNvPicPr>
+                  </pic:nvPicPr>
+                  <pic:blipFill>
+                    <a:blip r:embed="rId25"/>
+                    <a:srcRect/>
+                    <a:stretch>
+                      <a:fillRect/>
+                    </a:stretch>
+                  </pic:blipFill>
+                  <pic:spPr bwMode="auto">
+                    <a:xfrm>
+                      <a:off x="0" y="0"/>
+                      <a:ext cx="5334000" cy="2876550"/>
+                    </a:xfrm>
+                    <a:prstGeom prst="rect">
+                      <a:avLst/>
+                    </a:prstGeom>
+                  </pic:spPr>
+                </pic:pic>
+              </a:graphicData>
+            </a:graphic>
+          </wp:inline>
+        </w:drawing>
+      </w:r>
+    </w:p>
+    <w:p>
+      <w:pPr>
+        <w:spacing w:after="160"/>
+        <w:jc w:val="center"/>
+      </w:pPr>
+      <w:r>
+        <w:rPr>
+          <w:i/>
+          <w:iCs/>
+          <w:color w:val="595959"/>
+          <w:sz w:val="18"/>
+          <w:szCs w:val="18"/>
+        </w:rPr>
+        <w:t xml:space="preserve">Figure 18 </w:t>
+      </w:r>
+      <w:r>
+        <w:rPr>
+          <w:i/>
+          <w:iCs/>
+          <w:color w:val="595959"/>
+          <w:sz w:val="18"/>
+          <w:szCs w:val="18"/>
+        </w:rPr>
+        <w:t>-</w:t>
+      </w:r>
+      <w:r>
+        <w:rPr>
+          <w:i/>
+          <w:iCs/>
+          <w:color w:val="595959"/>
+          <w:sz w:val="18"/>
+          <w:szCs w:val="18"/>
+        </w:rPr>
+        <w:t xml:space="preserve"> Simulateur : formulaire de saisie d'un profil client (1/2).</w:t>
+      </w:r>
+    </w:p>
+    <w:p>
+      <w:pPr>
+        <w:spacing w:before="80" w:after="30"/>
+        <w:jc w:val="center"/>
+      </w:pPr>
+      <w:r>
+        <w:rPr>
+          <w:noProof/>
+        </w:rPr>
+        <w:lastRenderedPageBreak/>
+        <w:drawing>
+          <wp:inline distT="0" distB="0" distL="0" distR="0" wp14:anchorId="046C05FA" wp14:editId="3F2DE797">
+            <wp:extent cx="5334000" cy="2933700"/>
+            <wp:effectExtent l="0" t="0" r="0" b="0"/>
+            <wp:docPr id="508507529" name="4" descr="4" title="4"/>
+            <wp:cNvGraphicFramePr>
+              <a:graphicFrameLocks xmlns:a="http://schemas.openxmlformats.org/drawingml/2006/main" noChangeAspect="1"/>
+            </wp:cNvGraphicFramePr>
+            <a:graphic xmlns:a="http://schemas.openxmlformats.org/drawingml/2006/main">
+              <a:graphicData uri="http://schemas.openxmlformats.org/drawingml/2006/picture">
+                <pic:pic xmlns:pic="http://schemas.openxmlformats.org/drawingml/2006/picture">
+                  <pic:nvPicPr>
+                    <pic:cNvPr id="0" name=""/>
+                    <pic:cNvPicPr>
+                      <a:picLocks noChangeAspect="1" noChangeArrowheads="1"/>
+                    </pic:cNvPicPr>
+                  </pic:nvPicPr>
+                  <pic:blipFill>
+                    <a:blip r:embed="rId26"/>
+                    <a:srcRect/>
+                    <a:stretch>
+                      <a:fillRect/>
+                    </a:stretch>
+                  </pic:blipFill>
+                  <pic:spPr bwMode="auto">
+                    <a:xfrm>
+                      <a:off x="0" y="0"/>
+                      <a:ext cx="5334000" cy="2933700"/>
+                    </a:xfrm>
+                    <a:prstGeom prst="rect">
+                      <a:avLst/>
+                    </a:prstGeom>
+                  </pic:spPr>
+                </pic:pic>
+              </a:graphicData>
+            </a:graphic>
+          </wp:inline>
+        </w:drawing>
+      </w:r>
+    </w:p>
+    <w:p>
+      <w:pPr>
+        <w:spacing w:after="160"/>
+        <w:jc w:val="center"/>
+      </w:pPr>
+      <w:r>
+        <w:rPr>
+          <w:i/>
+          <w:iCs/>
+          <w:color w:val="595959"/>
+          <w:sz w:val="18"/>
+          <w:szCs w:val="18"/>
+        </w:rPr>
+        <w:t xml:space="preserve">Figure 19 </w:t>
+      </w:r>
+      <w:r>
+        <w:rPr>
+          <w:i/>
+          <w:iCs/>
+          <w:color w:val="595959"/>
+          <w:sz w:val="18"/>
+          <w:szCs w:val="18"/>
+        </w:rPr>
+        <w:t>-</w:t>
+      </w:r>
+      <w:r>
+        <w:rPr>
+          <w:i/>
+          <w:iCs/>
+          <w:color w:val="595959"/>
+          <w:sz w:val="18"/>
+          <w:szCs w:val="18"/>
+        </w:rPr>
+        <w:t xml:space="preserve"> Simulateur : suite du formulaire, variables catégorielles (2/2).</w:t>
+      </w:r>
+    </w:p>
+    <w:p>
+      <w:pPr>
+        <w:spacing w:before="80" w:after="30"/>
+        <w:jc w:val="center"/>
+      </w:pPr>
+      <w:r>
+        <w:rPr>
+          <w:noProof/>
+        </w:rPr>
+        <w:drawing>
+          <wp:inline distT="0" distB="0" distL="0" distR="0" wp14:anchorId="5F1A664B" wp14:editId="12D32E4E">
+            <wp:extent cx="5334000" cy="2905125"/>
+            <wp:effectExtent l="0" t="0" r="0" b="0"/>
+            <wp:docPr id="593494352" name="6" descr="6" title="6"/>
+            <wp:cNvGraphicFramePr>
+              <a:graphicFrameLocks xmlns:a="http://schemas.openxmlformats.org/drawingml/2006/main" noChangeAspect="1"/>
+            </wp:cNvGraphicFramePr>
+            <a:graphic xmlns:a="http://schemas.openxmlformats.org/drawingml/2006/main">
+              <a:graphicData uri="http://schemas.openxmlformats.org/drawingml/2006/picture">
+                <pic:pic xmlns:pic="http://schemas.openxmlformats.org/drawingml/2006/picture">
+                  <pic:nvPicPr>
+                    <pic:cNvPr id="0" name=""/>
+                    <pic:cNvPicPr>
+                      <a:picLocks noChangeAspect="1" noChangeArrowheads="1"/>
+                    </pic:cNvPicPr>
+                  </pic:nvPicPr>
+                  <pic:blipFill>
+                    <a:blip r:embed="rId27"/>
+                    <a:srcRect/>
+                    <a:stretch>
+                      <a:fillRect/>
+                    </a:stretch>
+                  </pic:blipFill>
+                  <pic:spPr bwMode="auto">
+                    <a:xfrm>
+                      <a:off x="0" y="0"/>
+                      <a:ext cx="5334000" cy="2905125"/>
+                    </a:xfrm>
+                    <a:prstGeom prst="rect">
+                      <a:avLst/>
+                    </a:prstGeom>
+                  </pic:spPr>
+                </pic:pic>
+              </a:graphicData>
+            </a:graphic>
+          </wp:inline>
+        </w:drawing>
+      </w:r>
+    </w:p>
+    <w:p>
+      <w:pPr>
+        <w:spacing w:after="160"/>
+        <w:jc w:val="center"/>
+      </w:pPr>
+      <w:r>
+        <w:rPr>
+          <w:i/>
+          <w:iCs/>
+          <w:color w:val="595959"/>
+          <w:sz w:val="18"/>
+          <w:szCs w:val="18"/>
+        </w:rPr>
+        <w:t xml:space="preserve">Figure 20 </w:t>
+      </w:r>
+      <w:r>
+        <w:rPr>
+          <w:i/>
+          <w:iCs/>
+          <w:color w:val="595959"/>
+          <w:sz w:val="18"/>
+          <w:szCs w:val="18"/>
+        </w:rPr>
+        <w:t>-</w:t>
+      </w:r>
+      <w:r>
+        <w:rPr>
+          <w:i/>
+          <w:iCs/>
+          <w:color w:val="595959"/>
+          <w:sz w:val="18"/>
+          <w:szCs w:val="18"/>
+        </w:rPr>
+        <w:t xml:space="preserve"> Page « Confiance du modèle » : performances métier et facteurs de churn.</w:t>
       </w:r>
     </w:p>
     <w:p>
       <w:pPr>
         <w:pStyle w:val="Titre1"/>
       </w:pPr>
-      <w:bookmarkStart w:id="29" w:name="_Toc233331183"/>
+      <w:bookmarkStart w:id="29" w:name="_Toc233363414"/>
       <w:r>
         <w:t>13. API REST (industrialisation)</w:t>
       </w:r>
@@ -7769,7 +8751,7 @@
       <w:pPr>
         <w:pStyle w:val="Titre2"/>
       </w:pPr>
-      <w:bookmarkStart w:id="30" w:name="_Toc233331184"/>
+      <w:bookmarkStart w:id="30" w:name="_Toc233363415"/>
       <w:r>
         <w:t>13.1 Endpoints</w:t>
       </w:r>
@@ -8106,6 +9088,7 @@
                 <w:sz w:val="18"/>
                 <w:szCs w:val="18"/>
               </w:rPr>
+              <w:lastRenderedPageBreak/>
               <w:t>/predict</w:t>
             </w:r>
           </w:p>
@@ -8348,7 +9331,7 @@
       <w:pPr>
         <w:pStyle w:val="Titre2"/>
       </w:pPr>
-      <w:bookmarkStart w:id="31" w:name="_Toc233331185"/>
+      <w:bookmarkStart w:id="31" w:name="_Toc233363416"/>
       <w:r>
         <w:t>13.2 Exemple d'entrée / sortie</w:t>
       </w:r>
@@ -8429,7 +9412,6 @@
           <w:szCs w:val="18"/>
           <w:lang w:val="en-US"/>
         </w:rPr>
-        <w:lastRenderedPageBreak/>
         <w:t>{ "churn_probability": 0.29, "churn_prediction": 1,</w:t>
       </w:r>
     </w:p>
@@ -8478,7 +9460,7 @@
       <w:pPr>
         <w:pStyle w:val="Titre2"/>
       </w:pPr>
-      <w:bookmarkStart w:id="32" w:name="_Toc233331186"/>
+      <w:bookmarkStart w:id="32" w:name="_Toc233363417"/>
       <w:r>
         <w:t>13.3 Validation et gestion des erreurs</w:t>
       </w:r>
@@ -8497,7 +9479,7 @@
       <w:pPr>
         <w:pStyle w:val="Titre1"/>
       </w:pPr>
-      <w:bookmarkStart w:id="33" w:name="_Toc233331187"/>
+      <w:bookmarkStart w:id="33" w:name="_Toc233363418"/>
       <w:r>
         <w:t>14. Résultats et tests de démonstration</w:t>
       </w:r>
@@ -8825,653 +9807,18 @@
     </w:p>
     <w:p>
       <w:pPr>
-        <w:shd w:val="clear" w:color="auto" w:fill="FBE9D0"/>
-        <w:spacing w:before="120" w:after="160"/>
+        <w:spacing w:before="80" w:after="30"/>
         <w:jc w:val="center"/>
       </w:pPr>
       <w:r>
         <w:rPr>
-          <w:i/>
-          <w:iCs/>
-          <w:color w:val="7A5A20"/>
-        </w:rPr>
-        <w:t>[ Insérer ici une capture d'écran : résultat de prédiction d'un client à risque dans le simulateur ]</w:t>
-      </w:r>
-    </w:p>
-    <w:p>
-      <w:pPr>
-        <w:shd w:val="clear" w:color="auto" w:fill="FBE9D0"/>
-        <w:spacing w:before="120" w:after="160"/>
-        <w:jc w:val="center"/>
-      </w:pPr>
-      <w:r>
-        <w:rPr>
-          <w:i/>
-          <w:iCs/>
-          <w:color w:val="7A5A20"/>
-        </w:rPr>
-        <w:t>[ Insérer ici une capture d'écran : résultat de prédiction d'un client stable ]</w:t>
-      </w:r>
-    </w:p>
-    <w:p>
-      <w:pPr>
-        <w:pStyle w:val="Titre1"/>
-      </w:pPr>
-      <w:bookmarkStart w:id="34" w:name="_Toc233331188"/>
-      <w:r>
-        <w:t>15. Gouvernance, responsabilité et limites</w:t>
-      </w:r>
-      <w:bookmarkEnd w:id="34"/>
-    </w:p>
-    <w:p>
-      <w:pPr>
-        <w:spacing w:after="120" w:line="276" w:lineRule="auto"/>
-        <w:jc w:val="both"/>
-      </w:pPr>
-      <w:r>
-        <w:t>La solution est conçue comme un outil d'aide à la décision, non comme une vérité absolue. Plusieurs points de vigilance encadrent son usage.</w:t>
-      </w:r>
-    </w:p>
-    <w:p>
-      <w:pPr>
-        <w:pStyle w:val="Paragraphedeliste"/>
-        <w:numPr>
-          <w:ilvl w:val="0"/>
-          <w:numId w:val="2"/>
-        </w:numPr>
-        <w:spacing w:after="60" w:line="276" w:lineRule="auto"/>
-      </w:pPr>
-      <w:r>
-        <w:t>Qualité des données : dataset synthétique, au signal plus faible que des données réelles ; les conclusions doivent être revalidées sur données de production.</w:t>
-      </w:r>
-    </w:p>
-    <w:p>
-      <w:pPr>
-        <w:pStyle w:val="Paragraphedeliste"/>
-        <w:numPr>
-          <w:ilvl w:val="0"/>
-          <w:numId w:val="2"/>
-        </w:numPr>
-        <w:spacing w:after="60" w:line="276" w:lineRule="auto"/>
-      </w:pPr>
-      <w:r>
-        <w:t>Traçabilité et reproductibilité : pipeline encapsulé, random_state fixé, métadonnées du modèle sérialisées, code versionné avec Git.</w:t>
-      </w:r>
-    </w:p>
-    <w:p>
-      <w:pPr>
-        <w:pStyle w:val="Paragraphedeliste"/>
-        <w:numPr>
-          <w:ilvl w:val="0"/>
-          <w:numId w:val="2"/>
-        </w:numPr>
-        <w:spacing w:after="60" w:line="276" w:lineRule="auto"/>
-      </w:pPr>
-      <w:r>
-        <w:t>Risque de biais : certaines variables (pays, ville, segment) pourraient introduire des biais ; leur faible pouvoir discriminant ici limite le risque, mais une vérification d'équité serait nécessaire en production.</w:t>
-      </w:r>
-    </w:p>
-    <w:p>
-      <w:pPr>
-        <w:pStyle w:val="Paragraphedeliste"/>
-        <w:numPr>
-          <w:ilvl w:val="0"/>
-          <w:numId w:val="2"/>
-        </w:numPr>
-        <w:spacing w:after="60" w:line="276" w:lineRule="auto"/>
-      </w:pPr>
-      <w:r>
-        <w:t>Sur-apprentissage : maîtrisé par la validation croisée et le suivi de la stabilité ; le MLP, plus instable, a été écarté pour cette raison.</w:t>
-      </w:r>
-    </w:p>
-    <w:p>
-      <w:pPr>
-        <w:pStyle w:val="Paragraphedeliste"/>
-        <w:numPr>
-          <w:ilvl w:val="0"/>
-          <w:numId w:val="2"/>
-        </w:numPr>
-        <w:spacing w:after="60" w:line="276" w:lineRule="auto"/>
-      </w:pPr>
-      <w:r>
-        <w:t>Dérive des données : le comportement client évolue dans le temps ; un modèle déployé nécessiterait un suivi de performance et un réentraînement périodique.</w:t>
-      </w:r>
-    </w:p>
-    <w:p>
-      <w:pPr>
-        <w:pStyle w:val="Paragraphedeliste"/>
-        <w:numPr>
-          <w:ilvl w:val="0"/>
-          <w:numId w:val="2"/>
-        </w:numPr>
-        <w:spacing w:after="60" w:line="276" w:lineRule="auto"/>
-      </w:pPr>
-      <w:r>
-        <w:t>Confidentialité : des données clients réelles imposeraient le respect du RGPD (minimisation, consentement, sécurisation).</w:t>
-      </w:r>
-    </w:p>
-    <w:p>
-      <w:pPr>
-        <w:spacing w:after="120" w:line="276" w:lineRule="auto"/>
-        <w:jc w:val="both"/>
-      </w:pPr>
-      <w:r>
-        <w:lastRenderedPageBreak/>
-        <w:t>Dans un déploiement réel, il faudrait prévoir un monitoring des prédictions, une validation humaine pour les décisions sensibles et une documentation technique maintenue.</w:t>
-      </w:r>
-    </w:p>
-    <w:p>
-      <w:pPr>
-        <w:pStyle w:val="Titre1"/>
-      </w:pPr>
-      <w:bookmarkStart w:id="35" w:name="_Toc233331189"/>
-      <w:r>
-        <w:t>16. Limites et pistes d'amélioration</w:t>
-      </w:r>
-      <w:bookmarkEnd w:id="35"/>
-    </w:p>
-    <w:p>
-      <w:pPr>
-        <w:spacing w:after="120" w:line="276" w:lineRule="auto"/>
-        <w:jc w:val="both"/>
-      </w:pPr>
-      <w:r>
-        <w:rPr>
-          <w:b/>
-          <w:bCs/>
-        </w:rPr>
-        <w:t xml:space="preserve">Ce qui a bien fonctionné. </w:t>
-      </w:r>
-      <w:r>
-        <w:t>Une démarche structurée et reproductible, un pipeline anti-fuite, une comparaison rigoureuse de modèles, une explicabilité aboutie (SHAP) et une mise à disposition complète (API + dashboard).</w:t>
-      </w:r>
-    </w:p>
-    <w:p>
-      <w:pPr>
-        <w:spacing w:after="120" w:line="276" w:lineRule="auto"/>
-        <w:jc w:val="both"/>
-      </w:pPr>
-      <w:r>
-        <w:rPr>
-          <w:b/>
-          <w:bCs/>
-        </w:rPr>
-        <w:t xml:space="preserve">Limites. </w:t>
-      </w:r>
-      <w:r>
-        <w:t>Le signal du dataset reste modéré (la probabilité de churn maximale prédite est de l'ordre de 0,5), ce qui plafonne la précision ; l'absence de données temporelles empêche de modéliser des dynamiques ; le déséquilibre limite la classe positive ; le Deep Learning n'apporte pas de gain ici ; il n'y a ni base de données ni déploiement cloud ni monitoring.</w:t>
-      </w:r>
-    </w:p>
-    <w:p>
-      <w:pPr>
-        <w:spacing w:after="120" w:line="276" w:lineRule="auto"/>
-        <w:jc w:val="both"/>
-      </w:pPr>
-      <w:r>
-        <w:t>Pistes d'amélioration :</w:t>
-      </w:r>
-    </w:p>
-    <w:p>
-      <w:pPr>
-        <w:pStyle w:val="Paragraphedeliste"/>
-        <w:numPr>
-          <w:ilvl w:val="0"/>
-          <w:numId w:val="2"/>
-        </w:numPr>
-        <w:spacing w:after="60" w:line="276" w:lineRule="auto"/>
-      </w:pPr>
-      <w:r>
-        <w:t>Enrichir les données (historique temporel, nouvelles variables comportementales) et tester un rééchantillonnage (SMOTE) ou une calibration des probabilités.</w:t>
-      </w:r>
-    </w:p>
-    <w:p>
-      <w:pPr>
-        <w:pStyle w:val="Paragraphedeliste"/>
-        <w:numPr>
-          <w:ilvl w:val="0"/>
-          <w:numId w:val="2"/>
-        </w:numPr>
-        <w:spacing w:after="60" w:line="276" w:lineRule="auto"/>
-      </w:pPr>
-      <w:r>
-        <w:t>Optimiser les hyperparamètres de manière plus poussée (RandomizedSearch) en gardant une démarche maîtrisée.</w:t>
-      </w:r>
-    </w:p>
-    <w:p>
-      <w:pPr>
-        <w:pStyle w:val="Paragraphedeliste"/>
-        <w:numPr>
-          <w:ilvl w:val="0"/>
-          <w:numId w:val="2"/>
-        </w:numPr>
-        <w:spacing w:after="60" w:line="276" w:lineRule="auto"/>
-      </w:pPr>
-      <w:r>
-        <w:t>Industrialiser davantage : base de données, conteneurisation (Docker), déploiement cloud, et suivi de dérive (monitoring).</w:t>
-      </w:r>
-    </w:p>
-    <w:p>
-      <w:pPr>
-        <w:pStyle w:val="Paragraphedeliste"/>
-        <w:numPr>
-          <w:ilvl w:val="0"/>
-          <w:numId w:val="2"/>
-        </w:numPr>
-        <w:spacing w:after="60" w:line="276" w:lineRule="auto"/>
-      </w:pPr>
-      <w:r>
-        <w:t>Ajouter une seconde tâche (revenu à risque ou valeur vie client) comme modèle de régression dédié, et un système d'alerte automatique.</w:t>
-      </w:r>
-    </w:p>
-    <w:p>
-      <w:pPr>
-        <w:pStyle w:val="Titre1"/>
-      </w:pPr>
-      <w:bookmarkStart w:id="36" w:name="_Toc233331190"/>
-      <w:r>
-        <w:t>17. Conclusion</w:t>
-      </w:r>
-      <w:bookmarkEnd w:id="36"/>
-    </w:p>
-    <w:p>
-      <w:pPr>
-        <w:spacing w:after="120" w:line="276" w:lineRule="auto"/>
-        <w:jc w:val="both"/>
-      </w:pPr>
-      <w:r>
-        <w:t>Ce projet démontre le passage complet d'un dataset brut à une solution Data Science opérationnelle. Toutes les briques d'un système d'IA business ont été mises en œuvre : analyse exploratoire, préparation anti-fuite, modélisation multi-algorithmes, évaluation comparative rigoureuse, interprétabilité, et restitution via une API et un tableau de bord décisionnel.</w:t>
-      </w:r>
-    </w:p>
-    <w:p>
-      <w:pPr>
-        <w:spacing w:after="120" w:line="276" w:lineRule="auto"/>
-        <w:jc w:val="both"/>
-      </w:pPr>
-      <w:r>
-        <w:t>Le modèle retenu (XGBoost, talonné par le Random Forest) identifie la grande majorité des clients sur le départ, avec des facteurs explicatifs cohérents et actionnables : satisfaction, activité récente, ancienneté et incidents de paiement. La comparaison montre aussi que le Deep Learning n'est pas toujours supérieur, et que le meilleur modèle est celui qui offre le meilleur compromis entre performance, stabilité, interprétabilité et déploiement.</w:t>
-      </w:r>
-    </w:p>
-    <w:p>
-      <w:pPr>
-        <w:spacing w:after="120" w:line="276" w:lineRule="auto"/>
-        <w:jc w:val="both"/>
-      </w:pPr>
-      <w:r>
-        <w:t>Au-delà du score, la valeur du projet réside dans une solution claire, explicable, défendable et exploitable par un utilisateur métier. Les compétences mobilisées couvrent l'ensemble du Bloc 2 du RNCP40875 : préparation et visualisation des données, conception et entraînement de modèles ML/DL, évaluation comparative, interprétabilité, prototypage d'une solution complète, développement d'une API d'inférence et conception d'un dashboard décisionnel. La solution constitue une base solide, ouverte à une industrialisation future.</w:t>
-      </w:r>
-    </w:p>
-    <w:p>
-      <w:r>
-        <w:br w:type="page"/>
-      </w:r>
-    </w:p>
-    <w:p>
-      <w:pPr>
-        <w:pStyle w:val="Titre1"/>
-      </w:pPr>
-      <w:bookmarkStart w:id="37" w:name="_Toc233331191"/>
-      <w:r>
-        <w:lastRenderedPageBreak/>
-        <w:t>18. Annexes</w:t>
-      </w:r>
-      <w:bookmarkEnd w:id="37"/>
-    </w:p>
-    <w:p>
-      <w:pPr>
-        <w:pStyle w:val="Titre2"/>
-      </w:pPr>
-      <w:bookmarkStart w:id="38" w:name="_Toc233331192"/>
-      <w:r>
-        <w:t>18.1 Arborescence du projet</w:t>
-      </w:r>
-      <w:bookmarkEnd w:id="38"/>
-    </w:p>
-    <w:p>
-      <w:pPr>
-        <w:shd w:val="clear" w:color="auto" w:fill="F2F2F2"/>
-        <w:spacing w:after="40"/>
-      </w:pPr>
-      <w:r>
-        <w:rPr>
-          <w:rFonts w:ascii="Consolas" w:eastAsia="Consolas" w:hAnsi="Consolas" w:cs="Consolas"/>
-          <w:sz w:val="18"/>
-          <w:szCs w:val="18"/>
-        </w:rPr>
-        <w:t>data/        customer_churn_business_dataset.csv</w:t>
-      </w:r>
-    </w:p>
-    <w:p>
-      <w:pPr>
-        <w:shd w:val="clear" w:color="auto" w:fill="F2F2F2"/>
-        <w:spacing w:after="40"/>
-      </w:pPr>
-      <w:r>
-        <w:rPr>
-          <w:rFonts w:ascii="Consolas" w:eastAsia="Consolas" w:hAnsi="Consolas" w:cs="Consolas"/>
-          <w:sz w:val="18"/>
-          <w:szCs w:val="18"/>
-        </w:rPr>
-        <w:t>eda/         01_eda.ipynb</w:t>
-      </w:r>
-    </w:p>
-    <w:p>
-      <w:pPr>
-        <w:shd w:val="clear" w:color="auto" w:fill="F2F2F2"/>
-        <w:spacing w:after="40"/>
-      </w:pPr>
-      <w:r>
-        <w:rPr>
-          <w:rFonts w:ascii="Consolas" w:eastAsia="Consolas" w:hAnsi="Consolas" w:cs="Consolas"/>
-          <w:sz w:val="18"/>
-          <w:szCs w:val="18"/>
-        </w:rPr>
-        <w:t>src/         config.py, data_preprocessing.py, modeling.py,</w:t>
-      </w:r>
-    </w:p>
-    <w:p>
-      <w:pPr>
-        <w:shd w:val="clear" w:color="auto" w:fill="F2F2F2"/>
-        <w:spacing w:after="40"/>
-        <w:rPr>
-          <w:lang w:val="en-US"/>
-        </w:rPr>
-      </w:pPr>
-      <w:r>
-        <w:rPr>
-          <w:rFonts w:ascii="Consolas" w:eastAsia="Consolas" w:hAnsi="Consolas" w:cs="Consolas"/>
-          <w:sz w:val="18"/>
-          <w:szCs w:val="18"/>
-        </w:rPr>
-        <w:t xml:space="preserve">             </w:t>
-      </w:r>
-      <w:r>
-        <w:rPr>
-          <w:rFonts w:ascii="Consolas" w:eastAsia="Consolas" w:hAnsi="Consolas" w:cs="Consolas"/>
-          <w:sz w:val="18"/>
-          <w:szCs w:val="18"/>
-          <w:lang w:val="en-US"/>
-        </w:rPr>
-        <w:t>evaluation.py, explainability.py, train.py</w:t>
-      </w:r>
-    </w:p>
-    <w:p>
-      <w:pPr>
-        <w:shd w:val="clear" w:color="auto" w:fill="F2F2F2"/>
-        <w:spacing w:after="40"/>
-        <w:rPr>
-          <w:lang w:val="en-US"/>
-        </w:rPr>
-      </w:pPr>
-      <w:r>
-        <w:rPr>
-          <w:rFonts w:ascii="Consolas" w:eastAsia="Consolas" w:hAnsi="Consolas" w:cs="Consolas"/>
-          <w:sz w:val="18"/>
-          <w:szCs w:val="18"/>
-          <w:lang w:val="en-US"/>
-        </w:rPr>
-        <w:t>api/         main.py, test_api.py</w:t>
-      </w:r>
-    </w:p>
-    <w:p>
-      <w:pPr>
-        <w:shd w:val="clear" w:color="auto" w:fill="F2F2F2"/>
-        <w:spacing w:after="40"/>
-        <w:rPr>
-          <w:lang w:val="en-US"/>
-        </w:rPr>
-      </w:pPr>
-      <w:r>
-        <w:rPr>
-          <w:rFonts w:ascii="Consolas" w:eastAsia="Consolas" w:hAnsi="Consolas" w:cs="Consolas"/>
-          <w:sz w:val="18"/>
-          <w:szCs w:val="18"/>
-          <w:lang w:val="en-US"/>
-        </w:rPr>
-        <w:t>dashboard/   app.py</w:t>
-      </w:r>
-    </w:p>
-    <w:p>
-      <w:pPr>
-        <w:shd w:val="clear" w:color="auto" w:fill="F2F2F2"/>
-        <w:spacing w:after="40"/>
-        <w:rPr>
-          <w:lang w:val="en-US"/>
-        </w:rPr>
-      </w:pPr>
-      <w:r>
-        <w:rPr>
-          <w:rFonts w:ascii="Consolas" w:eastAsia="Consolas" w:hAnsi="Consolas" w:cs="Consolas"/>
-          <w:sz w:val="18"/>
-          <w:szCs w:val="18"/>
-          <w:lang w:val="en-US"/>
-        </w:rPr>
-        <w:t>models/      best_model.pkl, model_meta.json</w:t>
-      </w:r>
-    </w:p>
-    <w:p>
-      <w:pPr>
-        <w:shd w:val="clear" w:color="auto" w:fill="F2F2F2"/>
-        <w:spacing w:after="40"/>
-      </w:pPr>
-      <w:r>
-        <w:rPr>
-          <w:rFonts w:ascii="Consolas" w:eastAsia="Consolas" w:hAnsi="Consolas" w:cs="Consolas"/>
-          <w:sz w:val="18"/>
-          <w:szCs w:val="18"/>
-        </w:rPr>
-        <w:t>reports/     figures/, model_comparison.csv</w:t>
-      </w:r>
-    </w:p>
-    <w:p>
-      <w:pPr>
-        <w:shd w:val="clear" w:color="auto" w:fill="F2F2F2"/>
-        <w:spacing w:after="40"/>
-      </w:pPr>
-      <w:r>
-        <w:rPr>
-          <w:rFonts w:ascii="Consolas" w:eastAsia="Consolas" w:hAnsi="Consolas" w:cs="Consolas"/>
-          <w:sz w:val="18"/>
-          <w:szCs w:val="18"/>
-        </w:rPr>
-        <w:t>CHOIX_TECHNIQUES.md, README.md, requirements.txt</w:t>
-      </w:r>
-    </w:p>
-    <w:p>
-      <w:pPr>
-        <w:pStyle w:val="Titre2"/>
-      </w:pPr>
-      <w:bookmarkStart w:id="39" w:name="_Toc233331193"/>
-      <w:r>
-        <w:t>18.2 Commandes d'exécution</w:t>
-      </w:r>
-      <w:bookmarkEnd w:id="39"/>
-    </w:p>
-    <w:p>
-      <w:pPr>
-        <w:shd w:val="clear" w:color="auto" w:fill="F2F2F2"/>
-        <w:spacing w:after="40"/>
-      </w:pPr>
-      <w:r>
-        <w:rPr>
-          <w:rFonts w:ascii="Consolas" w:eastAsia="Consolas" w:hAnsi="Consolas" w:cs="Consolas"/>
-          <w:sz w:val="18"/>
-          <w:szCs w:val="18"/>
-        </w:rPr>
-        <w:t>python -m src.train             # entrainement + comparaison</w:t>
-      </w:r>
-    </w:p>
-    <w:p>
-      <w:pPr>
-        <w:shd w:val="clear" w:color="auto" w:fill="F2F2F2"/>
-        <w:spacing w:after="40"/>
-        <w:rPr>
-          <w:lang w:val="en-US"/>
-        </w:rPr>
-      </w:pPr>
-      <w:r>
-        <w:rPr>
-          <w:rFonts w:ascii="Consolas" w:eastAsia="Consolas" w:hAnsi="Consolas" w:cs="Consolas"/>
-          <w:sz w:val="18"/>
-          <w:szCs w:val="18"/>
-          <w:lang w:val="en-US"/>
-        </w:rPr>
-        <w:t>uvicorn api.main:app           # API (doc : /docs)</w:t>
-      </w:r>
-    </w:p>
-    <w:p>
-      <w:pPr>
-        <w:shd w:val="clear" w:color="auto" w:fill="F2F2F2"/>
-        <w:spacing w:after="40"/>
-        <w:rPr>
-          <w:lang w:val="en-US"/>
-        </w:rPr>
-      </w:pPr>
-      <w:r>
-        <w:rPr>
-          <w:rFonts w:ascii="Consolas" w:eastAsia="Consolas" w:hAnsi="Consolas" w:cs="Consolas"/>
-          <w:sz w:val="18"/>
-          <w:szCs w:val="18"/>
-          <w:lang w:val="en-US"/>
-        </w:rPr>
-        <w:t>streamlit run dashboard/app.py # tableau de bord</w:t>
-      </w:r>
-    </w:p>
-    <w:p>
-      <w:pPr>
-        <w:shd w:val="clear" w:color="auto" w:fill="F2F2F2"/>
-        <w:spacing w:after="40"/>
-      </w:pPr>
-      <w:r>
-        <w:rPr>
-          <w:rFonts w:ascii="Consolas" w:eastAsia="Consolas" w:hAnsi="Consolas" w:cs="Consolas"/>
-          <w:sz w:val="18"/>
-          <w:szCs w:val="18"/>
-        </w:rPr>
-        <w:t>python -m api.test_api         # tests de l'API</w:t>
-      </w:r>
-    </w:p>
-    <w:p>
-      <w:pPr>
-        <w:pStyle w:val="Titre2"/>
-      </w:pPr>
-      <w:bookmarkStart w:id="40" w:name="_Toc233331194"/>
-      <w:r>
-        <w:t>18.3 Dépôt GitHub</w:t>
-      </w:r>
-      <w:bookmarkEnd w:id="40"/>
-    </w:p>
-    <w:bookmarkStart w:id="41" w:name="_Toc233331195"/>
-    <w:p>
-      <w:pPr>
-        <w:pStyle w:val="Titre2"/>
-        <w:rPr>
-          <w:b w:val="0"/>
-          <w:bCs w:val="0"/>
-          <w:color w:val="auto"/>
-          <w:sz w:val="22"/>
-          <w:szCs w:val="22"/>
-        </w:rPr>
-      </w:pPr>
-      <w:r>
-        <w:rPr>
-          <w:b w:val="0"/>
-          <w:bCs w:val="0"/>
-          <w:color w:val="auto"/>
-          <w:sz w:val="22"/>
-          <w:szCs w:val="22"/>
-        </w:rPr>
-        <w:fldChar w:fldCharType="begin"/>
-      </w:r>
-      <w:r>
-        <w:rPr>
-          <w:b w:val="0"/>
-          <w:bCs w:val="0"/>
-          <w:color w:val="auto"/>
-          <w:sz w:val="22"/>
-          <w:szCs w:val="22"/>
-        </w:rPr>
-        <w:instrText>HYPERLINK "</w:instrText>
-      </w:r>
-      <w:r>
-        <w:rPr>
-          <w:b w:val="0"/>
-          <w:bCs w:val="0"/>
-          <w:color w:val="auto"/>
-          <w:sz w:val="22"/>
-          <w:szCs w:val="22"/>
-        </w:rPr>
-        <w:instrText>https://github.com/takhanhvy/Syst-me-Intelligent-Multi-Mod-les-Optimisation-du-Retour-sur-Investissement-Marketing</w:instrText>
-      </w:r>
-      <w:r>
-        <w:rPr>
-          <w:b w:val="0"/>
-          <w:bCs w:val="0"/>
-          <w:color w:val="auto"/>
-          <w:sz w:val="22"/>
-          <w:szCs w:val="22"/>
-        </w:rPr>
-        <w:instrText>"</w:instrText>
-      </w:r>
-      <w:r>
-        <w:rPr>
-          <w:b w:val="0"/>
-          <w:bCs w:val="0"/>
-          <w:color w:val="auto"/>
-          <w:sz w:val="22"/>
-          <w:szCs w:val="22"/>
-        </w:rPr>
-        <w:fldChar w:fldCharType="separate"/>
-      </w:r>
-      <w:r>
-        <w:rPr>
-          <w:rStyle w:val="Lienhypertexte"/>
-          <w:b w:val="0"/>
-          <w:bCs w:val="0"/>
-          <w:sz w:val="22"/>
-          <w:szCs w:val="22"/>
-        </w:rPr>
-        <w:t>https://github.com/takhanhvy/Syst-me-Intelligent-Multi-Mod-les-Optimisation-du-Retour-sur-Investissement-Marketing</w:t>
-      </w:r>
-      <w:r>
-        <w:rPr>
-          <w:b w:val="0"/>
-          <w:bCs w:val="0"/>
-          <w:color w:val="auto"/>
-          <w:sz w:val="22"/>
-          <w:szCs w:val="22"/>
-        </w:rPr>
-        <w:fldChar w:fldCharType="end"/>
-      </w:r>
-    </w:p>
-    <w:p>
-      <w:pPr>
-        <w:pStyle w:val="Titre2"/>
-      </w:pPr>
-      <w:r>
-        <w:t>18.4 Tableau comparatif complet</w:t>
-      </w:r>
-      <w:bookmarkEnd w:id="41"/>
-    </w:p>
-    <w:p>
-      <w:pPr>
-        <w:spacing w:after="120" w:line="276" w:lineRule="auto"/>
-        <w:jc w:val="both"/>
-      </w:pPr>
-      <w:r>
-        <w:t>Le tableau détaillé (incluant la ROC-AUC moyenne en validation croisée, son écart-type et le seuil de décision par modèle) est disponible dans reports/model_comparison.csv.</w:t>
-      </w:r>
-    </w:p>
-    <w:p>
-      <w:pPr>
-        <w:spacing w:after="120" w:line="276" w:lineRule="auto"/>
-        <w:jc w:val="both"/>
-      </w:pPr>
-      <w:r>
+          <w:noProof/>
+        </w:rPr>
         <w:drawing>
-          <wp:inline distT="0" distB="0" distL="0" distR="0" wp14:anchorId="60169A68" wp14:editId="6DCC01CC">
-            <wp:extent cx="5731510" cy="1273810"/>
-            <wp:effectExtent l="0" t="0" r="2540" b="2540"/>
-            <wp:docPr id="858550360" name="Image 1" descr="Une image contenant texte, Police, capture d’écran, nombre&#10;&#10;Le contenu généré par l’IA peut être incorrect."/>
+          <wp:inline distT="0" distB="0" distL="0" distR="0" wp14:anchorId="4AA41EC2" wp14:editId="153CC9B4">
+            <wp:extent cx="4095750" cy="923925"/>
+            <wp:effectExtent l="0" t="0" r="0" b="0"/>
+            <wp:docPr id="1935148241" name="7" descr="7" title="7"/>
             <wp:cNvGraphicFramePr>
               <a:graphicFrameLocks xmlns:a="http://schemas.openxmlformats.org/drawingml/2006/main" noChangeAspect="1"/>
             </wp:cNvGraphicFramePr>
@@ -9479,19 +9826,22 @@
               <a:graphicData uri="http://schemas.openxmlformats.org/drawingml/2006/picture">
                 <pic:pic xmlns:pic="http://schemas.openxmlformats.org/drawingml/2006/picture">
                   <pic:nvPicPr>
-                    <pic:cNvPr id="858550360" name="Image 1" descr="Une image contenant texte, Police, capture d’écran, nombre&#10;&#10;Le contenu généré par l’IA peut être incorrect."/>
-                    <pic:cNvPicPr/>
+                    <pic:cNvPr id="0" name=""/>
+                    <pic:cNvPicPr>
+                      <a:picLocks noChangeAspect="1" noChangeArrowheads="1"/>
+                    </pic:cNvPicPr>
                   </pic:nvPicPr>
                   <pic:blipFill>
-                    <a:blip r:embed="rId22"/>
+                    <a:blip r:embed="rId28"/>
+                    <a:srcRect/>
                     <a:stretch>
                       <a:fillRect/>
                     </a:stretch>
                   </pic:blipFill>
-                  <pic:spPr>
+                  <pic:spPr bwMode="auto">
                     <a:xfrm>
                       <a:off x="0" y="0"/>
-                      <a:ext cx="5731510" cy="1273810"/>
+                      <a:ext cx="4095750" cy="923925"/>
                     </a:xfrm>
                     <a:prstGeom prst="rect">
                       <a:avLst/>
@@ -9504,9 +9854,907 @@
         </w:drawing>
       </w:r>
     </w:p>
+    <w:p>
+      <w:pPr>
+        <w:spacing w:after="160"/>
+        <w:jc w:val="center"/>
+      </w:pPr>
+      <w:r>
+        <w:rPr>
+          <w:i/>
+          <w:iCs/>
+          <w:color w:val="595959"/>
+          <w:sz w:val="18"/>
+          <w:szCs w:val="18"/>
+        </w:rPr>
+        <w:t xml:space="preserve">Figure 21 </w:t>
+      </w:r>
+      <w:r>
+        <w:rPr>
+          <w:i/>
+          <w:iCs/>
+          <w:color w:val="595959"/>
+          <w:sz w:val="18"/>
+          <w:szCs w:val="18"/>
+        </w:rPr>
+        <w:t>-</w:t>
+      </w:r>
+      <w:r>
+        <w:rPr>
+          <w:i/>
+          <w:iCs/>
+          <w:color w:val="595959"/>
+          <w:sz w:val="18"/>
+          <w:szCs w:val="18"/>
+        </w:rPr>
+        <w:t xml:space="preserve"> Paramètres modifiés (vs profil de base) pour simuler un client à risque.</w:t>
+      </w:r>
+    </w:p>
+    <w:p>
+      <w:pPr>
+        <w:spacing w:before="80" w:after="30"/>
+        <w:jc w:val="center"/>
+      </w:pPr>
+      <w:r>
+        <w:rPr>
+          <w:noProof/>
+        </w:rPr>
+        <w:lastRenderedPageBreak/>
+        <w:drawing>
+          <wp:inline distT="0" distB="0" distL="0" distR="0" wp14:anchorId="5812ADF8" wp14:editId="5FA8EA0B">
+            <wp:extent cx="5334000" cy="2867025"/>
+            <wp:effectExtent l="0" t="0" r="0" b="0"/>
+            <wp:docPr id="17143116" name="8" descr="8" title="8"/>
+            <wp:cNvGraphicFramePr>
+              <a:graphicFrameLocks xmlns:a="http://schemas.openxmlformats.org/drawingml/2006/main" noChangeAspect="1"/>
+            </wp:cNvGraphicFramePr>
+            <a:graphic xmlns:a="http://schemas.openxmlformats.org/drawingml/2006/main">
+              <a:graphicData uri="http://schemas.openxmlformats.org/drawingml/2006/picture">
+                <pic:pic xmlns:pic="http://schemas.openxmlformats.org/drawingml/2006/picture">
+                  <pic:nvPicPr>
+                    <pic:cNvPr id="0" name=""/>
+                    <pic:cNvPicPr>
+                      <a:picLocks noChangeAspect="1" noChangeArrowheads="1"/>
+                    </pic:cNvPicPr>
+                  </pic:nvPicPr>
+                  <pic:blipFill>
+                    <a:blip r:embed="rId29"/>
+                    <a:srcRect/>
+                    <a:stretch>
+                      <a:fillRect/>
+                    </a:stretch>
+                  </pic:blipFill>
+                  <pic:spPr bwMode="auto">
+                    <a:xfrm>
+                      <a:off x="0" y="0"/>
+                      <a:ext cx="5334000" cy="2867025"/>
+                    </a:xfrm>
+                    <a:prstGeom prst="rect">
+                      <a:avLst/>
+                    </a:prstGeom>
+                  </pic:spPr>
+                </pic:pic>
+              </a:graphicData>
+            </a:graphic>
+          </wp:inline>
+        </w:drawing>
+      </w:r>
+    </w:p>
+    <w:p>
+      <w:pPr>
+        <w:spacing w:after="160"/>
+        <w:jc w:val="center"/>
+      </w:pPr>
+      <w:r>
+        <w:rPr>
+          <w:i/>
+          <w:iCs/>
+          <w:color w:val="595959"/>
+          <w:sz w:val="18"/>
+          <w:szCs w:val="18"/>
+        </w:rPr>
+        <w:t xml:space="preserve">Figure 22 </w:t>
+      </w:r>
+      <w:r>
+        <w:rPr>
+          <w:i/>
+          <w:iCs/>
+          <w:color w:val="595959"/>
+          <w:sz w:val="18"/>
+          <w:szCs w:val="18"/>
+        </w:rPr>
+        <w:t>-</w:t>
+      </w:r>
+      <w:r>
+        <w:rPr>
+          <w:i/>
+          <w:iCs/>
+          <w:color w:val="595959"/>
+          <w:sz w:val="18"/>
+          <w:szCs w:val="18"/>
+        </w:rPr>
+        <w:t xml:space="preserve"> Résultat : probabilité de churn 79,7 % </w:t>
+      </w:r>
+      <w:r>
+        <w:rPr>
+          <w:i/>
+          <w:iCs/>
+          <w:color w:val="595959"/>
+          <w:sz w:val="18"/>
+          <w:szCs w:val="18"/>
+        </w:rPr>
+        <w:t>-</w:t>
+      </w:r>
+      <w:r>
+        <w:rPr>
+          <w:i/>
+          <w:iCs/>
+          <w:color w:val="595959"/>
+          <w:sz w:val="18"/>
+          <w:szCs w:val="18"/>
+        </w:rPr>
+        <w:t xml:space="preserve"> « Churn probable » (niveau Élevé).</w:t>
+      </w:r>
+    </w:p>
+    <w:p>
+      <w:pPr>
+        <w:spacing w:before="80" w:after="30"/>
+        <w:jc w:val="center"/>
+      </w:pPr>
+      <w:r>
+        <w:rPr>
+          <w:noProof/>
+        </w:rPr>
+        <w:drawing>
+          <wp:inline distT="0" distB="0" distL="0" distR="0" wp14:anchorId="6E2797DD" wp14:editId="7FF9DA63">
+            <wp:extent cx="4953000" cy="2181225"/>
+            <wp:effectExtent l="0" t="0" r="0" b="0"/>
+            <wp:docPr id="1379732136" name="5" descr="5" title="5"/>
+            <wp:cNvGraphicFramePr>
+              <a:graphicFrameLocks xmlns:a="http://schemas.openxmlformats.org/drawingml/2006/main" noChangeAspect="1"/>
+            </wp:cNvGraphicFramePr>
+            <a:graphic xmlns:a="http://schemas.openxmlformats.org/drawingml/2006/main">
+              <a:graphicData uri="http://schemas.openxmlformats.org/drawingml/2006/picture">
+                <pic:pic xmlns:pic="http://schemas.openxmlformats.org/drawingml/2006/picture">
+                  <pic:nvPicPr>
+                    <pic:cNvPr id="0" name=""/>
+                    <pic:cNvPicPr>
+                      <a:picLocks noChangeAspect="1" noChangeArrowheads="1"/>
+                    </pic:cNvPicPr>
+                  </pic:nvPicPr>
+                  <pic:blipFill>
+                    <a:blip r:embed="rId30"/>
+                    <a:srcRect/>
+                    <a:stretch>
+                      <a:fillRect/>
+                    </a:stretch>
+                  </pic:blipFill>
+                  <pic:spPr bwMode="auto">
+                    <a:xfrm>
+                      <a:off x="0" y="0"/>
+                      <a:ext cx="4953000" cy="2181225"/>
+                    </a:xfrm>
+                    <a:prstGeom prst="rect">
+                      <a:avLst/>
+                    </a:prstGeom>
+                  </pic:spPr>
+                </pic:pic>
+              </a:graphicData>
+            </a:graphic>
+          </wp:inline>
+        </w:drawing>
+      </w:r>
+    </w:p>
+    <w:p>
+      <w:pPr>
+        <w:spacing w:after="160"/>
+        <w:jc w:val="center"/>
+      </w:pPr>
+      <w:r>
+        <w:rPr>
+          <w:i/>
+          <w:iCs/>
+          <w:color w:val="595959"/>
+          <w:sz w:val="18"/>
+          <w:szCs w:val="18"/>
+        </w:rPr>
+        <w:t xml:space="preserve">Figure 23 </w:t>
+      </w:r>
+      <w:r>
+        <w:rPr>
+          <w:i/>
+          <w:iCs/>
+          <w:color w:val="595959"/>
+          <w:sz w:val="18"/>
+          <w:szCs w:val="18"/>
+        </w:rPr>
+        <w:t>-</w:t>
+      </w:r>
+      <w:r>
+        <w:rPr>
+          <w:i/>
+          <w:iCs/>
+          <w:color w:val="595959"/>
+          <w:sz w:val="18"/>
+          <w:szCs w:val="18"/>
+        </w:rPr>
+        <w:t xml:space="preserve"> Résultat pour un client sain : 16,3 % </w:t>
+      </w:r>
+      <w:r>
+        <w:rPr>
+          <w:i/>
+          <w:iCs/>
+          <w:color w:val="595959"/>
+          <w:sz w:val="18"/>
+          <w:szCs w:val="18"/>
+        </w:rPr>
+        <w:t>-</w:t>
+      </w:r>
+      <w:r>
+        <w:rPr>
+          <w:i/>
+          <w:iCs/>
+          <w:color w:val="595959"/>
+          <w:sz w:val="18"/>
+          <w:szCs w:val="18"/>
+        </w:rPr>
+        <w:t xml:space="preserve"> « Client stable ».</w:t>
+      </w:r>
+    </w:p>
+    <w:p>
+      <w:pPr>
+        <w:pStyle w:val="Titre1"/>
+      </w:pPr>
+      <w:bookmarkStart w:id="34" w:name="_Toc233363419"/>
+      <w:r>
+        <w:t>15. Gouvernance, responsabilité et limites</w:t>
+      </w:r>
+      <w:bookmarkEnd w:id="34"/>
+    </w:p>
+    <w:p>
+      <w:pPr>
+        <w:spacing w:after="120" w:line="276" w:lineRule="auto"/>
+        <w:jc w:val="both"/>
+      </w:pPr>
+      <w:r>
+        <w:t>La solution est conçue comme un outil d'aide à la décision, non comme une vérité absolue. Plusieurs points de vigilance encadrent son usage.</w:t>
+      </w:r>
+    </w:p>
+    <w:p>
+      <w:pPr>
+        <w:pStyle w:val="Paragraphedeliste"/>
+        <w:numPr>
+          <w:ilvl w:val="0"/>
+          <w:numId w:val="2"/>
+        </w:numPr>
+        <w:spacing w:after="60" w:line="276" w:lineRule="auto"/>
+      </w:pPr>
+      <w:r>
+        <w:t>Qualité des données : dataset synthétique, au signal plus faible que des données réelles ; les conclusions doivent être revalidées sur données de production.</w:t>
+      </w:r>
+    </w:p>
+    <w:p>
+      <w:pPr>
+        <w:pStyle w:val="Paragraphedeliste"/>
+        <w:numPr>
+          <w:ilvl w:val="0"/>
+          <w:numId w:val="2"/>
+        </w:numPr>
+        <w:spacing w:after="60" w:line="276" w:lineRule="auto"/>
+      </w:pPr>
+      <w:r>
+        <w:t>Traçabilité et reproductibilité : pipeline encapsulé, random_state fixé, métadonnées du modèle sérialisées, code versionné avec Git.</w:t>
+      </w:r>
+    </w:p>
+    <w:p>
+      <w:pPr>
+        <w:pStyle w:val="Paragraphedeliste"/>
+        <w:numPr>
+          <w:ilvl w:val="0"/>
+          <w:numId w:val="2"/>
+        </w:numPr>
+        <w:spacing w:after="60" w:line="276" w:lineRule="auto"/>
+      </w:pPr>
+      <w:r>
+        <w:t>Risque de biais : certaines variables (pays, ville, segment) pourraient introduire des biais ; leur faible pouvoir discriminant ici limite le risque, mais une vérification d'équité serait nécessaire en production.</w:t>
+      </w:r>
+    </w:p>
+    <w:p>
+      <w:pPr>
+        <w:pStyle w:val="Paragraphedeliste"/>
+        <w:numPr>
+          <w:ilvl w:val="0"/>
+          <w:numId w:val="2"/>
+        </w:numPr>
+        <w:spacing w:after="60" w:line="276" w:lineRule="auto"/>
+      </w:pPr>
+      <w:r>
+        <w:t>Sur-apprentissage : maîtrisé par la validation croisée et le suivi de la stabilité ; le MLP, plus instable, a été écarté pour cette raison.</w:t>
+      </w:r>
+    </w:p>
+    <w:p>
+      <w:pPr>
+        <w:pStyle w:val="Paragraphedeliste"/>
+        <w:numPr>
+          <w:ilvl w:val="0"/>
+          <w:numId w:val="2"/>
+        </w:numPr>
+        <w:spacing w:after="60" w:line="276" w:lineRule="auto"/>
+      </w:pPr>
+      <w:r>
+        <w:t>Dérive des données : le comportement client évolue dans le temps ; un modèle déployé nécessiterait un suivi de performance et un réentraînement périodique.</w:t>
+      </w:r>
+    </w:p>
+    <w:p>
+      <w:pPr>
+        <w:pStyle w:val="Paragraphedeliste"/>
+        <w:numPr>
+          <w:ilvl w:val="0"/>
+          <w:numId w:val="2"/>
+        </w:numPr>
+        <w:spacing w:after="60" w:line="276" w:lineRule="auto"/>
+      </w:pPr>
+      <w:r>
+        <w:lastRenderedPageBreak/>
+        <w:t>Confidentialité : des données clients réelles imposeraient le respect du RGPD (minimisation, consentement, sécurisation).</w:t>
+      </w:r>
+    </w:p>
+    <w:p>
+      <w:pPr>
+        <w:spacing w:after="120" w:line="276" w:lineRule="auto"/>
+        <w:jc w:val="both"/>
+      </w:pPr>
+      <w:r>
+        <w:t>Dans un déploiement réel, il faudrait prévoir un monitoring des prédictions, une validation humaine pour les décisions sensibles et une documentation technique maintenue.</w:t>
+      </w:r>
+    </w:p>
+    <w:p>
+      <w:pPr>
+        <w:pStyle w:val="Titre1"/>
+      </w:pPr>
+      <w:bookmarkStart w:id="35" w:name="_Toc233363420"/>
+      <w:r>
+        <w:t>16. Limites et pistes d'amélioration</w:t>
+      </w:r>
+      <w:bookmarkEnd w:id="35"/>
+    </w:p>
+    <w:p>
+      <w:pPr>
+        <w:spacing w:after="120" w:line="276" w:lineRule="auto"/>
+        <w:jc w:val="both"/>
+      </w:pPr>
+      <w:r>
+        <w:rPr>
+          <w:b/>
+          <w:bCs/>
+        </w:rPr>
+        <w:t xml:space="preserve">Ce qui a bien fonctionné. </w:t>
+      </w:r>
+      <w:r>
+        <w:t>Une démarche structurée et reproductible, un pipeline anti-fuite, une comparaison rigoureuse de modèles, une explicabilité aboutie (SHAP) et une mise à disposition complète (API + dashboard).</w:t>
+      </w:r>
+    </w:p>
+    <w:p>
+      <w:pPr>
+        <w:spacing w:after="120" w:line="276" w:lineRule="auto"/>
+        <w:jc w:val="both"/>
+      </w:pPr>
+      <w:r>
+        <w:rPr>
+          <w:b/>
+          <w:bCs/>
+        </w:rPr>
+        <w:t xml:space="preserve">Limites. </w:t>
+      </w:r>
+      <w:r>
+        <w:t>Le signal du dataset reste modéré (la probabilité de churn maximale prédite est de l'ordre de 0,5), ce qui plafonne la précision ; l'absence de données temporelles empêche de modéliser des dynamiques ; le déséquilibre limite la classe positive ; le Deep Learning n'apporte pas de gain ici ; il n'y a ni base de données ni déploiement cloud ni monitoring.</w:t>
+      </w:r>
+    </w:p>
+    <w:p>
+      <w:pPr>
+        <w:spacing w:after="120" w:line="276" w:lineRule="auto"/>
+        <w:jc w:val="both"/>
+      </w:pPr>
+      <w:r>
+        <w:t>Pistes d'amélioration :</w:t>
+      </w:r>
+    </w:p>
+    <w:p>
+      <w:pPr>
+        <w:pStyle w:val="Paragraphedeliste"/>
+        <w:numPr>
+          <w:ilvl w:val="0"/>
+          <w:numId w:val="2"/>
+        </w:numPr>
+        <w:spacing w:after="60" w:line="276" w:lineRule="auto"/>
+      </w:pPr>
+      <w:r>
+        <w:t>Enrichir les données (historique temporel, nouvelles variables comportementales) et tester un rééchantillonnage (SMOTE) ou une calibration des probabilités.</w:t>
+      </w:r>
+    </w:p>
+    <w:p>
+      <w:pPr>
+        <w:pStyle w:val="Paragraphedeliste"/>
+        <w:numPr>
+          <w:ilvl w:val="0"/>
+          <w:numId w:val="2"/>
+        </w:numPr>
+        <w:spacing w:after="60" w:line="276" w:lineRule="auto"/>
+      </w:pPr>
+      <w:r>
+        <w:t>Optimiser les hyperparamètres de manière plus poussée (RandomizedSearch) en gardant une démarche maîtrisée.</w:t>
+      </w:r>
+    </w:p>
+    <w:p>
+      <w:pPr>
+        <w:pStyle w:val="Paragraphedeliste"/>
+        <w:numPr>
+          <w:ilvl w:val="0"/>
+          <w:numId w:val="2"/>
+        </w:numPr>
+        <w:spacing w:after="60" w:line="276" w:lineRule="auto"/>
+      </w:pPr>
+      <w:r>
+        <w:t>Industrialiser davantage : base de données, conteneurisation (Docker), déploiement cloud, et suivi de dérive (monitoring).</w:t>
+      </w:r>
+    </w:p>
+    <w:p>
+      <w:pPr>
+        <w:pStyle w:val="Paragraphedeliste"/>
+        <w:numPr>
+          <w:ilvl w:val="0"/>
+          <w:numId w:val="2"/>
+        </w:numPr>
+        <w:spacing w:after="60" w:line="276" w:lineRule="auto"/>
+      </w:pPr>
+      <w:r>
+        <w:t>Ajouter une seconde tâche (revenu à risque ou valeur vie client) comme modèle de régression dédié, et un système d'alerte automatique.</w:t>
+      </w:r>
+    </w:p>
+    <w:p>
+      <w:pPr>
+        <w:pStyle w:val="Titre1"/>
+      </w:pPr>
+      <w:bookmarkStart w:id="36" w:name="_Toc233363421"/>
+      <w:r>
+        <w:t>17. Conclusion</w:t>
+      </w:r>
+      <w:bookmarkEnd w:id="36"/>
+    </w:p>
+    <w:p>
+      <w:pPr>
+        <w:spacing w:after="120" w:line="276" w:lineRule="auto"/>
+        <w:jc w:val="both"/>
+      </w:pPr>
+      <w:r>
+        <w:t>Ce projet démontre le passage complet d'un dataset brut à une solution Data Science opérationnelle. Toutes les briques d'un système d'IA business ont été mises en œuvre : analyse exploratoire, préparation anti-fuite, modélisation multi-algorithmes, évaluation comparative rigoureuse, interprétabilité, et restitution via une API et un tableau de bord décisionnel.</w:t>
+      </w:r>
+    </w:p>
+    <w:p>
+      <w:pPr>
+        <w:spacing w:after="120" w:line="276" w:lineRule="auto"/>
+        <w:jc w:val="both"/>
+      </w:pPr>
+      <w:r>
+        <w:t>Le modèle retenu (XGBoost, talonné par le Random Forest) identifie la grande majorité des clients sur le départ, avec des facteurs explicatifs cohérents et actionnables : satisfaction, activité récente, ancienneté et incidents de paiement. La comparaison montre aussi que le Deep Learning n'est pas toujours supérieur, et que le meilleur modèle est celui qui offre le meilleur compromis entre performance, stabilité, interprétabilité et déploiement.</w:t>
+      </w:r>
+    </w:p>
+    <w:p>
+      <w:pPr>
+        <w:spacing w:after="120" w:line="276" w:lineRule="auto"/>
+        <w:jc w:val="both"/>
+      </w:pPr>
+      <w:r>
+        <w:t>Au-delà du score, la valeur du projet réside dans une solution claire, explicable, défendable et exploitable par un utilisateur métier. Les compétences mobilisées couvrent l'ensemble du Bloc 2 du RNCP40875 : préparation et visualisation des données, conception et entraînement de modèles ML/DL, évaluation comparative, interprétabilité, prototypage d'une solution complète, développement d'une API d'inférence et conception d'un dashboard décisionnel. La solution constitue une base solide, ouverte à une industrialisation future.</w:t>
+      </w:r>
+    </w:p>
+    <w:p>
+      <w:r>
+        <w:br w:type="page"/>
+      </w:r>
+    </w:p>
+    <w:p>
+      <w:pPr>
+        <w:pStyle w:val="Titre1"/>
+      </w:pPr>
+      <w:bookmarkStart w:id="37" w:name="_Toc233363422"/>
+      <w:r>
+        <w:lastRenderedPageBreak/>
+        <w:t>18. Annexes</w:t>
+      </w:r>
+      <w:bookmarkEnd w:id="37"/>
+    </w:p>
+    <w:p>
+      <w:pPr>
+        <w:pStyle w:val="Titre2"/>
+      </w:pPr>
+      <w:bookmarkStart w:id="38" w:name="_Toc233363423"/>
+      <w:r>
+        <w:t>18.1 Arborescence du projet</w:t>
+      </w:r>
+      <w:bookmarkEnd w:id="38"/>
+    </w:p>
+    <w:p>
+      <w:pPr>
+        <w:shd w:val="clear" w:color="auto" w:fill="F2F2F2"/>
+        <w:spacing w:after="40"/>
+      </w:pPr>
+      <w:r>
+        <w:rPr>
+          <w:rFonts w:ascii="Consolas" w:eastAsia="Consolas" w:hAnsi="Consolas" w:cs="Consolas"/>
+          <w:sz w:val="18"/>
+          <w:szCs w:val="18"/>
+        </w:rPr>
+        <w:t>data/        customer_churn_business_dataset.csv</w:t>
+      </w:r>
+    </w:p>
+    <w:p>
+      <w:pPr>
+        <w:shd w:val="clear" w:color="auto" w:fill="F2F2F2"/>
+        <w:spacing w:after="40"/>
+      </w:pPr>
+      <w:r>
+        <w:rPr>
+          <w:rFonts w:ascii="Consolas" w:eastAsia="Consolas" w:hAnsi="Consolas" w:cs="Consolas"/>
+          <w:sz w:val="18"/>
+          <w:szCs w:val="18"/>
+        </w:rPr>
+        <w:t>eda/         01_eda.ipynb</w:t>
+      </w:r>
+    </w:p>
+    <w:p>
+      <w:pPr>
+        <w:shd w:val="clear" w:color="auto" w:fill="F2F2F2"/>
+        <w:spacing w:after="40"/>
+      </w:pPr>
+      <w:r>
+        <w:rPr>
+          <w:rFonts w:ascii="Consolas" w:eastAsia="Consolas" w:hAnsi="Consolas" w:cs="Consolas"/>
+          <w:sz w:val="18"/>
+          <w:szCs w:val="18"/>
+        </w:rPr>
+        <w:t>src/         config.py, data_preprocessing.py, modeling.py,</w:t>
+      </w:r>
+    </w:p>
+    <w:p>
+      <w:pPr>
+        <w:shd w:val="clear" w:color="auto" w:fill="F2F2F2"/>
+        <w:spacing w:after="40"/>
+        <w:rPr>
+          <w:lang w:val="en-US"/>
+        </w:rPr>
+      </w:pPr>
+      <w:r>
+        <w:rPr>
+          <w:rFonts w:ascii="Consolas" w:eastAsia="Consolas" w:hAnsi="Consolas" w:cs="Consolas"/>
+          <w:sz w:val="18"/>
+          <w:szCs w:val="18"/>
+        </w:rPr>
+        <w:t xml:space="preserve">             </w:t>
+      </w:r>
+      <w:r>
+        <w:rPr>
+          <w:rFonts w:ascii="Consolas" w:eastAsia="Consolas" w:hAnsi="Consolas" w:cs="Consolas"/>
+          <w:sz w:val="18"/>
+          <w:szCs w:val="18"/>
+          <w:lang w:val="en-US"/>
+        </w:rPr>
+        <w:t>evaluation.py, explainability.py, train.py</w:t>
+      </w:r>
+    </w:p>
+    <w:p>
+      <w:pPr>
+        <w:shd w:val="clear" w:color="auto" w:fill="F2F2F2"/>
+        <w:spacing w:after="40"/>
+        <w:rPr>
+          <w:lang w:val="en-US"/>
+        </w:rPr>
+      </w:pPr>
+      <w:r>
+        <w:rPr>
+          <w:rFonts w:ascii="Consolas" w:eastAsia="Consolas" w:hAnsi="Consolas" w:cs="Consolas"/>
+          <w:sz w:val="18"/>
+          <w:szCs w:val="18"/>
+          <w:lang w:val="en-US"/>
+        </w:rPr>
+        <w:t>api/         main.py, test_api.py</w:t>
+      </w:r>
+    </w:p>
+    <w:p>
+      <w:pPr>
+        <w:shd w:val="clear" w:color="auto" w:fill="F2F2F2"/>
+        <w:spacing w:after="40"/>
+        <w:rPr>
+          <w:lang w:val="en-US"/>
+        </w:rPr>
+      </w:pPr>
+      <w:r>
+        <w:rPr>
+          <w:rFonts w:ascii="Consolas" w:eastAsia="Consolas" w:hAnsi="Consolas" w:cs="Consolas"/>
+          <w:sz w:val="18"/>
+          <w:szCs w:val="18"/>
+          <w:lang w:val="en-US"/>
+        </w:rPr>
+        <w:t>dashboard/   app.py</w:t>
+      </w:r>
+    </w:p>
+    <w:p>
+      <w:pPr>
+        <w:shd w:val="clear" w:color="auto" w:fill="F2F2F2"/>
+        <w:spacing w:after="40"/>
+        <w:rPr>
+          <w:lang w:val="en-US"/>
+        </w:rPr>
+      </w:pPr>
+      <w:r>
+        <w:rPr>
+          <w:rFonts w:ascii="Consolas" w:eastAsia="Consolas" w:hAnsi="Consolas" w:cs="Consolas"/>
+          <w:sz w:val="18"/>
+          <w:szCs w:val="18"/>
+          <w:lang w:val="en-US"/>
+        </w:rPr>
+        <w:t>models/      best_model.pkl, model_meta.json</w:t>
+      </w:r>
+    </w:p>
+    <w:p>
+      <w:pPr>
+        <w:shd w:val="clear" w:color="auto" w:fill="F2F2F2"/>
+        <w:spacing w:after="40"/>
+      </w:pPr>
+      <w:r>
+        <w:rPr>
+          <w:rFonts w:ascii="Consolas" w:eastAsia="Consolas" w:hAnsi="Consolas" w:cs="Consolas"/>
+          <w:sz w:val="18"/>
+          <w:szCs w:val="18"/>
+        </w:rPr>
+        <w:t>reports/     figures/, model_comparison.csv</w:t>
+      </w:r>
+    </w:p>
+    <w:p>
+      <w:pPr>
+        <w:shd w:val="clear" w:color="auto" w:fill="F2F2F2"/>
+        <w:spacing w:after="40"/>
+      </w:pPr>
+      <w:r>
+        <w:rPr>
+          <w:rFonts w:ascii="Consolas" w:eastAsia="Consolas" w:hAnsi="Consolas" w:cs="Consolas"/>
+          <w:sz w:val="18"/>
+          <w:szCs w:val="18"/>
+        </w:rPr>
+        <w:t>CHOIX_TECHNIQUES.md, README.md, requirements.txt</w:t>
+      </w:r>
+    </w:p>
+    <w:p>
+      <w:pPr>
+        <w:pStyle w:val="Titre2"/>
+      </w:pPr>
+      <w:bookmarkStart w:id="39" w:name="_Toc233363424"/>
+      <w:r>
+        <w:t>18.2 Commandes d'exécution</w:t>
+      </w:r>
+      <w:bookmarkEnd w:id="39"/>
+    </w:p>
+    <w:p>
+      <w:pPr>
+        <w:shd w:val="clear" w:color="auto" w:fill="F2F2F2"/>
+        <w:spacing w:after="40"/>
+      </w:pPr>
+      <w:r>
+        <w:rPr>
+          <w:rFonts w:ascii="Consolas" w:eastAsia="Consolas" w:hAnsi="Consolas" w:cs="Consolas"/>
+          <w:sz w:val="18"/>
+          <w:szCs w:val="18"/>
+        </w:rPr>
+        <w:t>python -m src.train             # entrainement + comparaison</w:t>
+      </w:r>
+    </w:p>
+    <w:p>
+      <w:pPr>
+        <w:shd w:val="clear" w:color="auto" w:fill="F2F2F2"/>
+        <w:spacing w:after="40"/>
+        <w:rPr>
+          <w:lang w:val="en-US"/>
+        </w:rPr>
+      </w:pPr>
+      <w:r>
+        <w:rPr>
+          <w:rFonts w:ascii="Consolas" w:eastAsia="Consolas" w:hAnsi="Consolas" w:cs="Consolas"/>
+          <w:sz w:val="18"/>
+          <w:szCs w:val="18"/>
+          <w:lang w:val="en-US"/>
+        </w:rPr>
+        <w:t>uvicorn api.main:app           # API (doc : /docs)</w:t>
+      </w:r>
+    </w:p>
+    <w:p>
+      <w:pPr>
+        <w:shd w:val="clear" w:color="auto" w:fill="F2F2F2"/>
+        <w:spacing w:after="40"/>
+        <w:rPr>
+          <w:lang w:val="en-US"/>
+        </w:rPr>
+      </w:pPr>
+      <w:r>
+        <w:rPr>
+          <w:rFonts w:ascii="Consolas" w:eastAsia="Consolas" w:hAnsi="Consolas" w:cs="Consolas"/>
+          <w:sz w:val="18"/>
+          <w:szCs w:val="18"/>
+          <w:lang w:val="en-US"/>
+        </w:rPr>
+        <w:t>streamlit run dashboard/app.py # tableau de bord</w:t>
+      </w:r>
+    </w:p>
+    <w:p>
+      <w:pPr>
+        <w:shd w:val="clear" w:color="auto" w:fill="F2F2F2"/>
+        <w:spacing w:after="40"/>
+      </w:pPr>
+      <w:r>
+        <w:rPr>
+          <w:rFonts w:ascii="Consolas" w:eastAsia="Consolas" w:hAnsi="Consolas" w:cs="Consolas"/>
+          <w:sz w:val="18"/>
+          <w:szCs w:val="18"/>
+        </w:rPr>
+        <w:t>python -m api.test_api         # tests de l'API</w:t>
+      </w:r>
+    </w:p>
+    <w:p>
+      <w:pPr>
+        <w:pStyle w:val="Titre2"/>
+      </w:pPr>
+      <w:bookmarkStart w:id="40" w:name="_Toc233363425"/>
+      <w:r>
+        <w:t>18.3 Dépôt GitHub</w:t>
+      </w:r>
+      <w:bookmarkEnd w:id="40"/>
+    </w:p>
+    <w:bookmarkStart w:id="41" w:name="_Toc233363426"/>
+    <w:p>
+      <w:pPr>
+        <w:pStyle w:val="Titre2"/>
+        <w:rPr>
+          <w:b w:val="0"/>
+          <w:bCs w:val="0"/>
+          <w:color w:val="auto"/>
+          <w:sz w:val="22"/>
+          <w:szCs w:val="22"/>
+        </w:rPr>
+      </w:pPr>
+      <w:r>
+        <w:rPr>
+          <w:b w:val="0"/>
+          <w:bCs w:val="0"/>
+          <w:color w:val="auto"/>
+          <w:sz w:val="22"/>
+          <w:szCs w:val="22"/>
+        </w:rPr>
+        <w:fldChar w:fldCharType="begin"/>
+      </w:r>
+      <w:r>
+        <w:rPr>
+          <w:b w:val="0"/>
+          <w:bCs w:val="0"/>
+          <w:color w:val="auto"/>
+          <w:sz w:val="22"/>
+          <w:szCs w:val="22"/>
+        </w:rPr>
+        <w:instrText>HYPERLINK "</w:instrText>
+      </w:r>
+      <w:r>
+        <w:rPr>
+          <w:b w:val="0"/>
+          <w:bCs w:val="0"/>
+          <w:color w:val="auto"/>
+          <w:sz w:val="22"/>
+          <w:szCs w:val="22"/>
+        </w:rPr>
+        <w:instrText>https://github.com/takhanhvy/Syst-me-Intelligent-Multi-Mod-les-Optimisation-du-Retour-sur-Investissement-Marketing</w:instrText>
+      </w:r>
+      <w:r>
+        <w:rPr>
+          <w:b w:val="0"/>
+          <w:bCs w:val="0"/>
+          <w:color w:val="auto"/>
+          <w:sz w:val="22"/>
+          <w:szCs w:val="22"/>
+        </w:rPr>
+        <w:instrText>"</w:instrText>
+      </w:r>
+      <w:r>
+        <w:rPr>
+          <w:b w:val="0"/>
+          <w:bCs w:val="0"/>
+          <w:color w:val="auto"/>
+          <w:sz w:val="22"/>
+          <w:szCs w:val="22"/>
+        </w:rPr>
+        <w:fldChar w:fldCharType="separate"/>
+      </w:r>
+      <w:r>
+        <w:rPr>
+          <w:rStyle w:val="Lienhypertexte"/>
+          <w:b w:val="0"/>
+          <w:bCs w:val="0"/>
+          <w:sz w:val="22"/>
+          <w:szCs w:val="22"/>
+        </w:rPr>
+        <w:t>https://github.com/takhanhvy/Syst-me-Intelligent-Multi-Mod-les-Optimisation-du-Retour-sur-Investissement-Marketing</w:t>
+      </w:r>
+      <w:r>
+        <w:rPr>
+          <w:b w:val="0"/>
+          <w:bCs w:val="0"/>
+          <w:color w:val="auto"/>
+          <w:sz w:val="22"/>
+          <w:szCs w:val="22"/>
+        </w:rPr>
+        <w:fldChar w:fldCharType="end"/>
+      </w:r>
+    </w:p>
+    <w:p>
+      <w:pPr>
+        <w:pStyle w:val="Titre2"/>
+      </w:pPr>
+      <w:r>
+        <w:t>18.4 Tableau comparatif complet</w:t>
+      </w:r>
+      <w:bookmarkEnd w:id="41"/>
+    </w:p>
+    <w:p>
+      <w:pPr>
+        <w:spacing w:after="120" w:line="276" w:lineRule="auto"/>
+        <w:jc w:val="both"/>
+      </w:pPr>
+      <w:r>
+        <w:t>Le tableau détaillé (incluant la ROC-AUC moyenne en validation croisée, son écart-type et le seuil de décision par modèle) est disponible dans reports/model_comparison.csv.</w:t>
+      </w:r>
+    </w:p>
+    <w:p>
+      <w:pPr>
+        <w:spacing w:after="120" w:line="276" w:lineRule="auto"/>
+        <w:jc w:val="both"/>
+      </w:pPr>
+      <w:r>
+        <w:drawing>
+          <wp:inline distT="0" distB="0" distL="0" distR="0" wp14:anchorId="68A26CD9" wp14:editId="540E1144">
+            <wp:extent cx="5731510" cy="864235"/>
+            <wp:effectExtent l="0" t="0" r="2540" b="0"/>
+            <wp:docPr id="2073426057" name="Image 1" descr="Une image contenant texte, capture d’écran, Police&#10;&#10;Le contenu généré par l’IA peut être incorrect."/>
+            <wp:cNvGraphicFramePr>
+              <a:graphicFrameLocks xmlns:a="http://schemas.openxmlformats.org/drawingml/2006/main" noChangeAspect="1"/>
+            </wp:cNvGraphicFramePr>
+            <a:graphic xmlns:a="http://schemas.openxmlformats.org/drawingml/2006/main">
+              <a:graphicData uri="http://schemas.openxmlformats.org/drawingml/2006/picture">
+                <pic:pic xmlns:pic="http://schemas.openxmlformats.org/drawingml/2006/picture">
+                  <pic:nvPicPr>
+                    <pic:cNvPr id="2073426057" name="Image 1" descr="Une image contenant texte, capture d’écran, Police&#10;&#10;Le contenu généré par l’IA peut être incorrect."/>
+                    <pic:cNvPicPr/>
+                  </pic:nvPicPr>
+                  <pic:blipFill>
+                    <a:blip r:embed="rId31"/>
+                    <a:stretch>
+                      <a:fillRect/>
+                    </a:stretch>
+                  </pic:blipFill>
+                  <pic:spPr>
+                    <a:xfrm>
+                      <a:off x="0" y="0"/>
+                      <a:ext cx="5731510" cy="864235"/>
+                    </a:xfrm>
+                    <a:prstGeom prst="rect">
+                      <a:avLst/>
+                    </a:prstGeom>
+                  </pic:spPr>
+                </pic:pic>
+              </a:graphicData>
+            </a:graphic>
+          </wp:inline>
+        </w:drawing>
+      </w:r>
+    </w:p>
     <w:sectPr>
-      <w:headerReference w:type="default" r:id="rId23"/>
-      <w:footerReference w:type="default" r:id="rId24"/>
+      <w:headerReference w:type="default" r:id="rId32"/>
+      <w:footerReference w:type="default" r:id="rId33"/>
       <w:pgSz w:w="11906" w:h="16838"/>
       <w:pgMar w:top="1440" w:right="1440" w:bottom="1440" w:left="1440" w:header="708" w:footer="708" w:gutter="0"/>
       <w:cols w:space="720"/>
@@ -9540,6 +10788,16 @@
   <w:p>
     <w:pPr>
       <w:jc w:val="center"/>
+      <w:rPr>
+        <w:color w:val="808080"/>
+        <w:sz w:val="16"/>
+        <w:szCs w:val="16"/>
+      </w:rPr>
+    </w:pPr>
+  </w:p>
+  <w:p>
+    <w:pPr>
+      <w:jc w:val="center"/>
     </w:pPr>
     <w:r>
       <w:rPr>
@@ -9547,7 +10805,7 @@
         <w:sz w:val="16"/>
         <w:szCs w:val="16"/>
       </w:rPr>
-      <w:t xml:space="preserve">RNCP40875 — Bloc 2   |   Page </w:t>
+      <w:t xml:space="preserve">Page </w:t>
     </w:r>
     <w:r>
       <w:rPr>
@@ -9627,7 +10885,23 @@
         <w:sz w:val="16"/>
         <w:szCs w:val="16"/>
       </w:rPr>
-      <w:t>Système Intelligent de Rétention Client — Prédiction du churn</w:t>
+      <w:t xml:space="preserve">Système Intelligent de Rétention Client </w:t>
+    </w:r>
+    <w:r>
+      <w:rPr>
+        <w:color w:val="808080"/>
+        <w:sz w:val="16"/>
+        <w:szCs w:val="16"/>
+      </w:rPr>
+      <w:t>-</w:t>
+    </w:r>
+    <w:r>
+      <w:rPr>
+        <w:color w:val="808080"/>
+        <w:sz w:val="16"/>
+        <w:szCs w:val="16"/>
+      </w:rPr>
+      <w:t xml:space="preserve"> Prédiction du churn</w:t>
     </w:r>
   </w:p>
 </w:hdr>
@@ -9636,10 +10910,10 @@
 <file path=word/numbering.xml><?xml version="1.0" encoding="utf-8"?>
 <w:numbering xmlns:wpc="http://schemas.microsoft.com/office/word/2010/wordprocessingCanvas" xmlns:cx="http://schemas.microsoft.com/office/drawing/2014/chartex" xmlns:cx1="http://schemas.microsoft.com/office/drawing/2015/9/8/chartex" xmlns:cx2="http://schemas.microsoft.com/office/drawing/2015/10/21/chartex" xmlns:cx3="http://schemas.microsoft.com/office/drawing/2016/5/9/chartex" xmlns:cx4="http://schemas.microsoft.com/office/drawing/2016/5/10/chartex" xmlns:cx5="http://schemas.microsoft.com/office/drawing/2016/5/11/chartex" xmlns:cx6="http://schemas.microsoft.com/office/drawing/2016/5/12/chartex" xmlns:cx7="http://schemas.microsoft.com/office/drawing/2016/5/13/chartex" xmlns:cx8="http://schemas.microsoft.com/office/drawing/2016/5/14/chartex" xmlns:mc="http://schemas.openxmlformats.org/markup-compatibility/2006" xmlns:aink="http://schemas.microsoft.com/office/drawing/2016/ink" xmlns:am3d="http://schemas.microsoft.com/office/drawing/2017/model3d" xmlns:o="urn:schemas-microsoft-com:office:office" xmlns:oel="http://schemas.microsoft.com/office/2019/extlst" xmlns:r="http://schemas.openxmlformats.org/officeDocument/2006/relationships" xmlns:m="http://schemas.openxmlformats.org/officeDocument/2006/math" xmlns:v="urn:schemas-microsoft-com:vml" xmlns:wp14="http://schemas.microsoft.com/office/word/2010/wordprocessingDrawing" xmlns:wp="http://schemas.openxmlformats.org/drawingml/2006/wordprocessingDrawing" xmlns:w10="urn:schemas-microsoft-com:office:word" xmlns:w="http://schemas.openxmlformats.org/wordprocessingml/2006/main" xmlns:w14="http://schemas.microsoft.com/office/word/2010/wordml" xmlns:w15="http://schemas.microsoft.com/office/word/2012/wordml" xmlns:w16cex="http://schemas.microsoft.com/office/word/2018/wordml/cex" xmlns:w16cid="http://schemas.microsoft.com/office/word/2016/wordml/cid" xmlns:w16="http://schemas.microsoft.com/office/word/2018/wordml" xmlns:w16du="http://schemas.microsoft.com/office/word/2023/wordml/word16du" xmlns:w16sdtdh="http://schemas.microsoft.com/office/word/2020/wordml/sdtdatahash" xmlns:w16sdtfl="http://schemas.microsoft.com/office/word/2024/wordml/sdtformatlock" xmlns:w16se="http://schemas.microsoft.com/office/word/2015/wordml/symex" xmlns:wpg="http://schemas.microsoft.com/office/word/2010/wordprocessingGroup" xmlns:wpi="http://schemas.microsoft.com/office/word/2010/wordprocessingInk" xmlns:wne="http://schemas.microsoft.com/office/word/2006/wordml" xmlns:wps="http://schemas.microsoft.com/office/word/2010/wordprocessingShape" mc:Ignorable="w14 w15 w16se w16cid w16 w16cex w16sdtdh w16sdtfl w16du wp14">
   <w:abstractNum w:abstractNumId="0" w15:restartNumberingAfterBreak="0">
-    <w:nsid w:val="1AD51294"/>
+    <w:nsid w:val="28C709E8"/>
     <w:multiLevelType w:val="hybridMultilevel"/>
-    <w:tmpl w:val="361C1924"/>
-    <w:lvl w:ilvl="0" w:tplc="FEACC47E">
+    <w:tmpl w:val="C90667A2"/>
+    <w:lvl w:ilvl="0" w:tplc="433485D0">
       <w:start w:val="1"/>
       <w:numFmt w:val="bullet"/>
       <w:lvlText w:val="●"/>
@@ -9648,7 +10922,7 @@
         <w:ind w:left="720" w:hanging="360"/>
       </w:pPr>
     </w:lvl>
-    <w:lvl w:ilvl="1" w:tplc="8E46A14A">
+    <w:lvl w:ilvl="1" w:tplc="E8E09A00">
       <w:start w:val="1"/>
       <w:numFmt w:val="bullet"/>
       <w:lvlText w:val="○"/>
@@ -9657,7 +10931,7 @@
         <w:ind w:left="1440" w:hanging="360"/>
       </w:pPr>
     </w:lvl>
-    <w:lvl w:ilvl="2" w:tplc="35BA8D0A">
+    <w:lvl w:ilvl="2" w:tplc="8CFE6344">
       <w:start w:val="1"/>
       <w:numFmt w:val="bullet"/>
       <w:lvlText w:val="■"/>
@@ -9666,7 +10940,7 @@
         <w:ind w:left="2160" w:hanging="360"/>
       </w:pPr>
     </w:lvl>
-    <w:lvl w:ilvl="3" w:tplc="36B8C07A">
+    <w:lvl w:ilvl="3" w:tplc="8FA2BCA6">
       <w:start w:val="1"/>
       <w:numFmt w:val="bullet"/>
       <w:lvlText w:val="●"/>
@@ -9675,7 +10949,7 @@
         <w:ind w:left="2880" w:hanging="360"/>
       </w:pPr>
     </w:lvl>
-    <w:lvl w:ilvl="4" w:tplc="7A1A930E">
+    <w:lvl w:ilvl="4" w:tplc="C17A21EA">
       <w:start w:val="1"/>
       <w:numFmt w:val="bullet"/>
       <w:lvlText w:val="○"/>
@@ -9684,7 +10958,7 @@
         <w:ind w:left="3600" w:hanging="360"/>
       </w:pPr>
     </w:lvl>
-    <w:lvl w:ilvl="5" w:tplc="0DB43668">
+    <w:lvl w:ilvl="5" w:tplc="66A8BA1C">
       <w:start w:val="1"/>
       <w:numFmt w:val="bullet"/>
       <w:lvlText w:val="■"/>
@@ -9693,7 +10967,7 @@
         <w:ind w:left="4320" w:hanging="360"/>
       </w:pPr>
     </w:lvl>
-    <w:lvl w:ilvl="6" w:tplc="7DDE51FC">
+    <w:lvl w:ilvl="6" w:tplc="3D02CF72">
       <w:start w:val="1"/>
       <w:numFmt w:val="bullet"/>
       <w:lvlText w:val="●"/>
@@ -9702,7 +10976,7 @@
         <w:ind w:left="5040" w:hanging="360"/>
       </w:pPr>
     </w:lvl>
-    <w:lvl w:ilvl="7" w:tplc="A3069364">
+    <w:lvl w:ilvl="7" w:tplc="E6D04270">
       <w:start w:val="1"/>
       <w:numFmt w:val="bullet"/>
       <w:lvlText w:val="●"/>
@@ -9711,7 +10985,7 @@
         <w:ind w:left="5760" w:hanging="360"/>
       </w:pPr>
     </w:lvl>
-    <w:lvl w:ilvl="8" w:tplc="F3DCD000">
+    <w:lvl w:ilvl="8" w:tplc="1C5659E4">
       <w:start w:val="1"/>
       <w:numFmt w:val="bullet"/>
       <w:lvlText w:val="●"/>
@@ -9722,10 +10996,10 @@
     </w:lvl>
   </w:abstractNum>
   <w:abstractNum w:abstractNumId="1" w15:restartNumberingAfterBreak="0">
-    <w:nsid w:val="59FA20FC"/>
+    <w:nsid w:val="5BAD582C"/>
     <w:multiLevelType w:val="hybridMultilevel"/>
-    <w:tmpl w:val="3C2A9564"/>
-    <w:lvl w:ilvl="0" w:tplc="9DDA54B0">
+    <w:tmpl w:val="CB54E912"/>
+    <w:lvl w:ilvl="0" w:tplc="177C4EE2">
       <w:start w:val="1"/>
       <w:numFmt w:val="bullet"/>
       <w:lvlText w:val="•"/>
@@ -9734,54 +11008,54 @@
         <w:ind w:left="540" w:hanging="280"/>
       </w:pPr>
     </w:lvl>
-    <w:lvl w:ilvl="1" w:tplc="4AFE6464">
+    <w:lvl w:ilvl="1" w:tplc="A29E0A8A">
       <w:numFmt w:val="decimal"/>
       <w:lvlText w:val=""/>
       <w:lvlJc w:val="left"/>
     </w:lvl>
-    <w:lvl w:ilvl="2" w:tplc="E0A6CBBA">
+    <w:lvl w:ilvl="2" w:tplc="8D56AB94">
       <w:numFmt w:val="decimal"/>
       <w:lvlText w:val=""/>
       <w:lvlJc w:val="left"/>
     </w:lvl>
-    <w:lvl w:ilvl="3" w:tplc="5338EB58">
+    <w:lvl w:ilvl="3" w:tplc="D37823F6">
       <w:numFmt w:val="decimal"/>
       <w:lvlText w:val=""/>
       <w:lvlJc w:val="left"/>
     </w:lvl>
-    <w:lvl w:ilvl="4" w:tplc="3800BF28">
+    <w:lvl w:ilvl="4" w:tplc="136C97BA">
       <w:numFmt w:val="decimal"/>
       <w:lvlText w:val=""/>
       <w:lvlJc w:val="left"/>
     </w:lvl>
-    <w:lvl w:ilvl="5" w:tplc="15A26AF4">
+    <w:lvl w:ilvl="5" w:tplc="5FB8AC9A">
       <w:numFmt w:val="decimal"/>
       <w:lvlText w:val=""/>
       <w:lvlJc w:val="left"/>
     </w:lvl>
-    <w:lvl w:ilvl="6" w:tplc="B462AC04">
+    <w:lvl w:ilvl="6" w:tplc="00D2B06E">
       <w:numFmt w:val="decimal"/>
       <w:lvlText w:val=""/>
       <w:lvlJc w:val="left"/>
     </w:lvl>
-    <w:lvl w:ilvl="7" w:tplc="8612C64E">
+    <w:lvl w:ilvl="7" w:tplc="04324886">
       <w:numFmt w:val="decimal"/>
       <w:lvlText w:val=""/>
       <w:lvlJc w:val="left"/>
     </w:lvl>
-    <w:lvl w:ilvl="8" w:tplc="57ACB372">
+    <w:lvl w:ilvl="8" w:tplc="B35075BC">
       <w:numFmt w:val="decimal"/>
       <w:lvlText w:val=""/>
       <w:lvlJc w:val="left"/>
     </w:lvl>
   </w:abstractNum>
-  <w:num w:numId="1" w16cid:durableId="995842952">
+  <w:num w:numId="1" w16cid:durableId="1084108604">
     <w:abstractNumId w:val="0"/>
     <w:lvlOverride w:ilvl="0">
       <w:startOverride w:val="1"/>
     </w:lvlOverride>
   </w:num>
-  <w:num w:numId="2" w16cid:durableId="939412417">
+  <w:num w:numId="2" w16cid:durableId="2043746197">
     <w:abstractNumId w:val="1"/>
     <w:lvlOverride w:ilvl="0">
       <w:startOverride w:val="1"/>
@@ -10184,6 +11458,7 @@
   <w:style w:type="paragraph" w:default="1" w:styleId="Normal">
     <w:name w:val="Normal"/>
     <w:qFormat/>
+    <w:rsid w:val="009B055D"/>
   </w:style>
   <w:style w:type="paragraph" w:styleId="Titre1">
     <w:name w:val="heading 1"/>
@@ -10403,7 +11678,7 @@
     <w:autoRedefine/>
     <w:uiPriority w:val="39"/>
     <w:unhideWhenUsed/>
-    <w:rsid w:val="00B3434A"/>
+    <w:rsid w:val="00EB478E"/>
     <w:pPr>
       <w:spacing w:after="100"/>
     </w:pPr>
@@ -10415,7 +11690,7 @@
     <w:autoRedefine/>
     <w:uiPriority w:val="39"/>
     <w:unhideWhenUsed/>
-    <w:rsid w:val="00B3434A"/>
+    <w:rsid w:val="00EB478E"/>
     <w:pPr>
       <w:spacing w:after="100"/>
       <w:ind w:left="220"/>
@@ -10427,11 +11702,53 @@
     <w:uiPriority w:val="99"/>
     <w:semiHidden/>
     <w:unhideWhenUsed/>
-    <w:rsid w:val="00B3434A"/>
+    <w:rsid w:val="00EB478E"/>
     <w:rPr>
       <w:color w:val="605E5C"/>
       <w:shd w:val="clear" w:color="auto" w:fill="E1DFDD"/>
     </w:rPr>
+  </w:style>
+  <w:style w:type="paragraph" w:styleId="En-tte">
+    <w:name w:val="header"/>
+    <w:basedOn w:val="Normal"/>
+    <w:link w:val="En-tteCar"/>
+    <w:uiPriority w:val="99"/>
+    <w:unhideWhenUsed/>
+    <w:rsid w:val="00BA44D9"/>
+    <w:pPr>
+      <w:tabs>
+        <w:tab w:val="center" w:pos="4536"/>
+        <w:tab w:val="right" w:pos="9072"/>
+      </w:tabs>
+    </w:pPr>
+  </w:style>
+  <w:style w:type="character" w:customStyle="1" w:styleId="En-tteCar">
+    <w:name w:val="En-tête Car"/>
+    <w:basedOn w:val="Policepardfaut"/>
+    <w:link w:val="En-tte"/>
+    <w:uiPriority w:val="99"/>
+    <w:rsid w:val="00BA44D9"/>
+  </w:style>
+  <w:style w:type="paragraph" w:styleId="Pieddepage">
+    <w:name w:val="footer"/>
+    <w:basedOn w:val="Normal"/>
+    <w:link w:val="PieddepageCar"/>
+    <w:uiPriority w:val="99"/>
+    <w:unhideWhenUsed/>
+    <w:rsid w:val="00BA44D9"/>
+    <w:pPr>
+      <w:tabs>
+        <w:tab w:val="center" w:pos="4536"/>
+        <w:tab w:val="right" w:pos="9072"/>
+      </w:tabs>
+    </w:pPr>
+  </w:style>
+  <w:style w:type="character" w:customStyle="1" w:styleId="PieddepageCar">
+    <w:name w:val="Pied de page Car"/>
+    <w:basedOn w:val="Policepardfaut"/>
+    <w:link w:val="Pieddepage"/>
+    <w:uiPriority w:val="99"/>
+    <w:rsid w:val="00BA44D9"/>
   </w:style>
 </w:styles>
 </file>
